--- a/СА/CA_02.docx
+++ b/СА/CA_02.docx
@@ -715,7 +715,7 @@
           <w:szCs w:val="28"/>
           <w:lang w:val="uk-UA"/>
         </w:rPr>
-        <w:t>ла</w:t>
+        <w:t>в</w:t>
       </w:r>
       <w:r>
         <w:rPr>
@@ -1407,7 +1407,6 @@
     <w:p>
       <w:pPr>
         <w:spacing w:line="360" w:lineRule="auto"/>
-        <w:ind w:firstLine="709"/>
         <w:jc w:val="center"/>
         <w:rPr>
           <w:b/>
@@ -1880,42 +1879,6 @@
         </w:rPr>
         <w:t xml:space="preserve"> для роботи з групами. Вони дозволяють створювати користувачів із заданим терміном дії, встановлювати години доступу, призначати членство в групах тощо.</w:t>
       </w:r>
-    </w:p>
-    <w:p>
-      <w:pPr>
-        <w:spacing w:line="360" w:lineRule="auto"/>
-        <w:ind w:firstLine="708"/>
-        <w:jc w:val="both"/>
-        <w:rPr>
-          <w:sz w:val="28"/>
-          <w:szCs w:val="28"/>
-          <w:lang w:val="uk-UA"/>
-        </w:rPr>
-      </w:pPr>
-      <w:r>
-        <w:rPr>
-          <w:sz w:val="28"/>
-          <w:szCs w:val="28"/>
-          <w:lang w:val="uk-UA"/>
-        </w:rPr>
-        <w:lastRenderedPageBreak/>
-        <w:t>Таким чином, управління користувачами та групами в Windows є ключовим елементом системного адміністрування, що забезпечує безпечну, контрольовану та ефективну роботу багатокористувацьких середовищ.</w:t>
-      </w:r>
-    </w:p>
-    <w:p>
-      <w:pPr>
-        <w:pStyle w:val="a4"/>
-        <w:spacing w:after="0" w:line="360" w:lineRule="auto"/>
-        <w:ind w:left="0"/>
-        <w:jc w:val="both"/>
-        <w:rPr>
-          <w:rFonts w:ascii="Times New Roman" w:hAnsi="Times New Roman"/>
-          <w:iCs/>
-          <w:sz w:val="28"/>
-          <w:szCs w:val="28"/>
-          <w:lang w:val="uk-UA"/>
-        </w:rPr>
-      </w:pPr>
     </w:p>
     <w:p>
       <w:pPr>
@@ -1943,6 +1906,7 @@
           <w:szCs w:val="28"/>
           <w:lang w:val="uk-UA"/>
         </w:rPr>
+        <w:lastRenderedPageBreak/>
         <w:t>ЗАВДАННЯ</w:t>
       </w:r>
     </w:p>
@@ -1983,21 +1947,13 @@
           <w:lang w:val="uk-UA"/>
         </w:rPr>
       </w:pPr>
-      <w:r>
-        <w:rPr>
-          <w:sz w:val="28"/>
-          <w:szCs w:val="28"/>
-          <w:lang w:val="uk-UA"/>
-        </w:rPr>
-        <w:t>С</w:t>
-      </w:r>
-      <w:proofErr w:type="spellStart"/>
-      <w:r>
-        <w:rPr>
-          <w:sz w:val="28"/>
-          <w:szCs w:val="28"/>
-        </w:rPr>
-        <w:t>творити</w:t>
+      <w:proofErr w:type="spellStart"/>
+      <w:r>
+        <w:rPr>
+          <w:sz w:val="28"/>
+          <w:szCs w:val="28"/>
+        </w:rPr>
+        <w:t>Створити</w:t>
       </w:r>
       <w:proofErr w:type="spellEnd"/>
       <w:r>
@@ -2071,13 +2027,143 @@
         </w:rPr>
         <w:t xml:space="preserve"> </w:t>
       </w:r>
-      <w:r>
-        <w:rPr>
-          <w:sz w:val="28"/>
-          <w:szCs w:val="28"/>
-        </w:rPr>
-        <w:t>–</w:t>
-      </w:r>
+      <w:proofErr w:type="spellStart"/>
+      <w:r>
+        <w:rPr>
+          <w:sz w:val="28"/>
+          <w:szCs w:val="28"/>
+        </w:rPr>
+        <w:t>із</w:t>
+      </w:r>
+      <w:proofErr w:type="spellEnd"/>
+      <w:r>
+        <w:rPr>
+          <w:sz w:val="28"/>
+          <w:szCs w:val="28"/>
+        </w:rPr>
+        <w:t xml:space="preserve"> </w:t>
+      </w:r>
+      <w:proofErr w:type="spellStart"/>
+      <w:r>
+        <w:rPr>
+          <w:sz w:val="28"/>
+          <w:szCs w:val="28"/>
+        </w:rPr>
+        <w:t>різними</w:t>
+      </w:r>
+      <w:proofErr w:type="spellEnd"/>
+      <w:r>
+        <w:rPr>
+          <w:sz w:val="28"/>
+          <w:szCs w:val="28"/>
+        </w:rPr>
+        <w:t xml:space="preserve"> </w:t>
+      </w:r>
+      <w:proofErr w:type="spellStart"/>
+      <w:r>
+        <w:rPr>
+          <w:sz w:val="28"/>
+          <w:szCs w:val="28"/>
+        </w:rPr>
+        <w:t>рівнями</w:t>
+      </w:r>
+      <w:proofErr w:type="spellEnd"/>
+      <w:r>
+        <w:rPr>
+          <w:sz w:val="28"/>
+          <w:szCs w:val="28"/>
+        </w:rPr>
+        <w:t xml:space="preserve"> </w:t>
+      </w:r>
+      <w:proofErr w:type="spellStart"/>
+      <w:r>
+        <w:rPr>
+          <w:sz w:val="28"/>
+          <w:szCs w:val="28"/>
+        </w:rPr>
+        <w:t>прав</w:t>
+      </w:r>
+      <w:proofErr w:type="spellEnd"/>
+      <w:r>
+        <w:rPr>
+          <w:sz w:val="28"/>
+          <w:szCs w:val="28"/>
+        </w:rPr>
+        <w:t xml:space="preserve">, </w:t>
+      </w:r>
+      <w:proofErr w:type="spellStart"/>
+      <w:r>
+        <w:rPr>
+          <w:sz w:val="28"/>
+          <w:szCs w:val="28"/>
+        </w:rPr>
+        <w:t>змінити</w:t>
+      </w:r>
+      <w:proofErr w:type="spellEnd"/>
+      <w:r>
+        <w:rPr>
+          <w:sz w:val="28"/>
+          <w:szCs w:val="28"/>
+        </w:rPr>
+        <w:t xml:space="preserve"> </w:t>
+      </w:r>
+      <w:proofErr w:type="spellStart"/>
+      <w:r>
+        <w:rPr>
+          <w:sz w:val="28"/>
+          <w:szCs w:val="28"/>
+        </w:rPr>
+        <w:t>їхні</w:t>
+      </w:r>
+      <w:proofErr w:type="spellEnd"/>
+      <w:r>
+        <w:rPr>
+          <w:sz w:val="28"/>
+          <w:szCs w:val="28"/>
+        </w:rPr>
+        <w:t xml:space="preserve"> </w:t>
+      </w:r>
+      <w:proofErr w:type="spellStart"/>
+      <w:r>
+        <w:rPr>
+          <w:sz w:val="28"/>
+          <w:szCs w:val="28"/>
+        </w:rPr>
+        <w:t>зображення</w:t>
+      </w:r>
+      <w:proofErr w:type="spellEnd"/>
+      <w:r>
+        <w:rPr>
+          <w:sz w:val="28"/>
+          <w:szCs w:val="28"/>
+        </w:rPr>
+        <w:t xml:space="preserve"> та </w:t>
+      </w:r>
+      <w:proofErr w:type="spellStart"/>
+      <w:r>
+        <w:rPr>
+          <w:sz w:val="28"/>
+          <w:szCs w:val="28"/>
+        </w:rPr>
+        <w:t>паролі</w:t>
+      </w:r>
+      <w:proofErr w:type="spellEnd"/>
+      <w:r>
+        <w:rPr>
+          <w:sz w:val="28"/>
+          <w:szCs w:val="28"/>
+        </w:rPr>
+        <w:t xml:space="preserve">, </w:t>
+      </w:r>
+      <w:proofErr w:type="spellStart"/>
+      <w:r>
+        <w:rPr>
+          <w:sz w:val="28"/>
+          <w:szCs w:val="28"/>
+        </w:rPr>
+        <w:t>видалити</w:t>
+      </w:r>
+      <w:proofErr w:type="spellEnd"/>
       <w:r>
         <w:rPr>
           <w:sz w:val="28"/>
@@ -2099,367 +2185,31 @@
           <w:sz w:val="28"/>
           <w:szCs w:val="28"/>
         </w:rPr>
-        <w:t xml:space="preserve"> з </w:t>
-      </w:r>
-      <w:proofErr w:type="spellStart"/>
-      <w:r>
-        <w:rPr>
-          <w:sz w:val="28"/>
-          <w:szCs w:val="28"/>
-        </w:rPr>
-        <w:t>адміністративними</w:t>
-      </w:r>
-      <w:proofErr w:type="spellEnd"/>
-      <w:r>
-        <w:rPr>
-          <w:sz w:val="28"/>
-          <w:szCs w:val="28"/>
-        </w:rPr>
-        <w:t xml:space="preserve">, </w:t>
-      </w:r>
-      <w:proofErr w:type="spellStart"/>
-      <w:r>
-        <w:rPr>
-          <w:sz w:val="28"/>
-          <w:szCs w:val="28"/>
-        </w:rPr>
-        <w:t>інший</w:t>
-      </w:r>
-      <w:proofErr w:type="spellEnd"/>
-      <w:r>
-        <w:rPr>
-          <w:sz w:val="28"/>
-          <w:szCs w:val="28"/>
-        </w:rPr>
-        <w:t xml:space="preserve"> з </w:t>
-      </w:r>
-      <w:proofErr w:type="spellStart"/>
-      <w:r>
-        <w:rPr>
-          <w:sz w:val="28"/>
-          <w:szCs w:val="28"/>
-        </w:rPr>
-        <w:t>обмеженими</w:t>
-      </w:r>
-      <w:proofErr w:type="spellEnd"/>
-      <w:r>
-        <w:rPr>
-          <w:sz w:val="28"/>
-          <w:szCs w:val="28"/>
-        </w:rPr>
-        <w:t xml:space="preserve"> </w:t>
-      </w:r>
-      <w:proofErr w:type="spellStart"/>
-      <w:r>
-        <w:rPr>
-          <w:sz w:val="28"/>
-          <w:szCs w:val="28"/>
-        </w:rPr>
-        <w:t>правами</w:t>
-      </w:r>
-      <w:proofErr w:type="spellEnd"/>
-      <w:r>
-        <w:rPr>
-          <w:sz w:val="28"/>
-          <w:szCs w:val="28"/>
-        </w:rPr>
-        <w:t xml:space="preserve">; </w:t>
-      </w:r>
-      <w:proofErr w:type="spellStart"/>
-      <w:r>
-        <w:rPr>
-          <w:sz w:val="28"/>
-          <w:szCs w:val="28"/>
-        </w:rPr>
-        <w:t>змінити</w:t>
-      </w:r>
-      <w:proofErr w:type="spellEnd"/>
-      <w:r>
-        <w:rPr>
-          <w:sz w:val="28"/>
-          <w:szCs w:val="28"/>
-        </w:rPr>
-        <w:t xml:space="preserve"> </w:t>
-      </w:r>
-      <w:proofErr w:type="spellStart"/>
-      <w:r>
-        <w:rPr>
-          <w:sz w:val="28"/>
-          <w:szCs w:val="28"/>
-        </w:rPr>
-        <w:t>зображення</w:t>
-      </w:r>
-      <w:proofErr w:type="spellEnd"/>
-      <w:r>
-        <w:rPr>
-          <w:sz w:val="28"/>
-          <w:szCs w:val="28"/>
-        </w:rPr>
-        <w:t xml:space="preserve"> </w:t>
-      </w:r>
-      <w:proofErr w:type="spellStart"/>
-      <w:r>
-        <w:rPr>
-          <w:sz w:val="28"/>
-          <w:szCs w:val="28"/>
-        </w:rPr>
-        <w:t>профілів</w:t>
-      </w:r>
-      <w:proofErr w:type="spellEnd"/>
-      <w:r>
-        <w:rPr>
-          <w:sz w:val="28"/>
-          <w:szCs w:val="28"/>
-        </w:rPr>
-        <w:t xml:space="preserve"> і </w:t>
-      </w:r>
-      <w:proofErr w:type="spellStart"/>
-      <w:r>
-        <w:rPr>
-          <w:sz w:val="28"/>
-          <w:szCs w:val="28"/>
-        </w:rPr>
-        <w:t>паролі</w:t>
-      </w:r>
-      <w:proofErr w:type="spellEnd"/>
-      <w:r>
-        <w:rPr>
-          <w:sz w:val="28"/>
-          <w:szCs w:val="28"/>
-        </w:rPr>
-        <w:t xml:space="preserve">; </w:t>
-      </w:r>
-      <w:proofErr w:type="spellStart"/>
-      <w:r>
-        <w:rPr>
-          <w:sz w:val="28"/>
-          <w:szCs w:val="28"/>
-        </w:rPr>
-        <w:t>звернути</w:t>
-      </w:r>
-      <w:proofErr w:type="spellEnd"/>
-      <w:r>
-        <w:rPr>
-          <w:sz w:val="28"/>
-          <w:szCs w:val="28"/>
-        </w:rPr>
-        <w:t xml:space="preserve"> </w:t>
-      </w:r>
-      <w:proofErr w:type="spellStart"/>
-      <w:r>
-        <w:rPr>
-          <w:sz w:val="28"/>
-          <w:szCs w:val="28"/>
-        </w:rPr>
-        <w:t>увагу</w:t>
-      </w:r>
-      <w:proofErr w:type="spellEnd"/>
-      <w:r>
-        <w:rPr>
-          <w:sz w:val="28"/>
-          <w:szCs w:val="28"/>
-        </w:rPr>
-        <w:t xml:space="preserve"> на </w:t>
-      </w:r>
-      <w:proofErr w:type="spellStart"/>
-      <w:r>
-        <w:rPr>
-          <w:sz w:val="28"/>
-          <w:szCs w:val="28"/>
-        </w:rPr>
-        <w:t>попередження</w:t>
-      </w:r>
-      <w:proofErr w:type="spellEnd"/>
-      <w:r>
-        <w:rPr>
-          <w:sz w:val="28"/>
-          <w:szCs w:val="28"/>
-        </w:rPr>
-        <w:t xml:space="preserve"> </w:t>
-      </w:r>
-      <w:proofErr w:type="spellStart"/>
-      <w:r>
-        <w:rPr>
-          <w:sz w:val="28"/>
-          <w:szCs w:val="28"/>
-        </w:rPr>
-        <w:t>системи</w:t>
-      </w:r>
-      <w:proofErr w:type="spellEnd"/>
-      <w:r>
-        <w:rPr>
-          <w:sz w:val="28"/>
-          <w:szCs w:val="28"/>
-        </w:rPr>
-        <w:t xml:space="preserve"> </w:t>
-      </w:r>
-      <w:proofErr w:type="spellStart"/>
-      <w:r>
-        <w:rPr>
-          <w:sz w:val="28"/>
-          <w:szCs w:val="28"/>
-        </w:rPr>
-        <w:t>при</w:t>
-      </w:r>
-      <w:proofErr w:type="spellEnd"/>
-      <w:r>
-        <w:rPr>
-          <w:sz w:val="28"/>
-          <w:szCs w:val="28"/>
-        </w:rPr>
-        <w:t xml:space="preserve"> </w:t>
-      </w:r>
-      <w:proofErr w:type="spellStart"/>
-      <w:r>
-        <w:rPr>
-          <w:sz w:val="28"/>
-          <w:szCs w:val="28"/>
-        </w:rPr>
-        <w:t>зміні</w:t>
-      </w:r>
-      <w:proofErr w:type="spellEnd"/>
-      <w:r>
-        <w:rPr>
-          <w:sz w:val="28"/>
-          <w:szCs w:val="28"/>
-        </w:rPr>
-        <w:t xml:space="preserve"> </w:t>
-      </w:r>
-      <w:proofErr w:type="spellStart"/>
-      <w:r>
-        <w:rPr>
-          <w:sz w:val="28"/>
-          <w:szCs w:val="28"/>
-        </w:rPr>
-        <w:t>пароля</w:t>
-      </w:r>
-      <w:proofErr w:type="spellEnd"/>
-      <w:r>
-        <w:rPr>
-          <w:sz w:val="28"/>
-          <w:szCs w:val="28"/>
-        </w:rPr>
-        <w:t xml:space="preserve"> </w:t>
-      </w:r>
-      <w:proofErr w:type="spellStart"/>
-      <w:r>
-        <w:rPr>
-          <w:sz w:val="28"/>
-          <w:szCs w:val="28"/>
-        </w:rPr>
-        <w:t>чужого</w:t>
-      </w:r>
-      <w:proofErr w:type="spellEnd"/>
-      <w:r>
-        <w:rPr>
-          <w:sz w:val="28"/>
-          <w:szCs w:val="28"/>
-        </w:rPr>
-        <w:t xml:space="preserve"> </w:t>
-      </w:r>
-      <w:proofErr w:type="spellStart"/>
-      <w:r>
-        <w:rPr>
-          <w:sz w:val="28"/>
-          <w:szCs w:val="28"/>
-        </w:rPr>
-        <w:t>облікового</w:t>
-      </w:r>
-      <w:proofErr w:type="spellEnd"/>
-      <w:r>
-        <w:rPr>
-          <w:sz w:val="28"/>
-          <w:szCs w:val="28"/>
-        </w:rPr>
-        <w:t xml:space="preserve"> </w:t>
-      </w:r>
-      <w:proofErr w:type="spellStart"/>
-      <w:r>
-        <w:rPr>
-          <w:sz w:val="28"/>
-          <w:szCs w:val="28"/>
-        </w:rPr>
-        <w:t>запису</w:t>
-      </w:r>
-      <w:proofErr w:type="spellEnd"/>
-      <w:r>
-        <w:rPr>
-          <w:sz w:val="28"/>
-          <w:szCs w:val="28"/>
-        </w:rPr>
-        <w:t xml:space="preserve">; </w:t>
-      </w:r>
-      <w:proofErr w:type="spellStart"/>
-      <w:r>
-        <w:rPr>
-          <w:sz w:val="28"/>
-          <w:szCs w:val="28"/>
-        </w:rPr>
-        <w:t>видалити</w:t>
-      </w:r>
-      <w:proofErr w:type="spellEnd"/>
-      <w:r>
-        <w:rPr>
-          <w:sz w:val="28"/>
-          <w:szCs w:val="28"/>
-        </w:rPr>
-        <w:t xml:space="preserve"> </w:t>
-      </w:r>
-      <w:proofErr w:type="spellStart"/>
-      <w:r>
-        <w:rPr>
-          <w:sz w:val="28"/>
-          <w:szCs w:val="28"/>
-        </w:rPr>
-        <w:t>один</w:t>
-      </w:r>
-      <w:proofErr w:type="spellEnd"/>
-      <w:r>
-        <w:rPr>
-          <w:sz w:val="28"/>
-          <w:szCs w:val="28"/>
-        </w:rPr>
-        <w:t xml:space="preserve"> </w:t>
-      </w:r>
-      <w:proofErr w:type="spellStart"/>
-      <w:r>
-        <w:rPr>
-          <w:sz w:val="28"/>
-          <w:szCs w:val="28"/>
-        </w:rPr>
-        <w:t>із</w:t>
-      </w:r>
-      <w:proofErr w:type="spellEnd"/>
-      <w:r>
-        <w:rPr>
-          <w:sz w:val="28"/>
-          <w:szCs w:val="28"/>
-        </w:rPr>
-        <w:t xml:space="preserve"> </w:t>
-      </w:r>
-      <w:proofErr w:type="spellStart"/>
-      <w:r>
-        <w:rPr>
-          <w:sz w:val="28"/>
-          <w:szCs w:val="28"/>
-        </w:rPr>
-        <w:t>створених</w:t>
-      </w:r>
-      <w:proofErr w:type="spellEnd"/>
-      <w:r>
-        <w:rPr>
-          <w:sz w:val="28"/>
-          <w:szCs w:val="28"/>
-        </w:rPr>
-        <w:t xml:space="preserve"> </w:t>
-      </w:r>
-      <w:proofErr w:type="spellStart"/>
-      <w:r>
-        <w:rPr>
-          <w:sz w:val="28"/>
-          <w:szCs w:val="28"/>
-        </w:rPr>
-        <w:t>користувачів</w:t>
+        <w:t xml:space="preserve"> </w:t>
+      </w:r>
+      <w:proofErr w:type="spellStart"/>
+      <w:r>
+        <w:rPr>
+          <w:sz w:val="28"/>
+          <w:szCs w:val="28"/>
+        </w:rPr>
+        <w:t>обліковий</w:t>
+      </w:r>
+      <w:proofErr w:type="spellEnd"/>
+      <w:r>
+        <w:rPr>
+          <w:sz w:val="28"/>
+          <w:szCs w:val="28"/>
+        </w:rPr>
+        <w:t xml:space="preserve"> </w:t>
+      </w:r>
+      <w:proofErr w:type="spellStart"/>
+      <w:r>
+        <w:rPr>
+          <w:sz w:val="28"/>
+          <w:szCs w:val="28"/>
+        </w:rPr>
+        <w:t>запис</w:t>
       </w:r>
       <w:proofErr w:type="spellEnd"/>
       <w:r>
@@ -2487,22 +2237,23 @@
           <w:lang w:val="uk-UA"/>
         </w:rPr>
       </w:pPr>
-      <w:r>
-        <w:rPr>
-          <w:bCs/>
-          <w:sz w:val="28"/>
-          <w:szCs w:val="28"/>
-          <w:lang w:val="uk-UA"/>
-        </w:rPr>
-        <w:t>З</w:t>
-      </w:r>
-      <w:r>
-        <w:rPr>
-          <w:bCs/>
-          <w:sz w:val="28"/>
-          <w:szCs w:val="28"/>
-        </w:rPr>
-        <w:t xml:space="preserve">а </w:t>
+      <w:proofErr w:type="spellStart"/>
+      <w:r>
+        <w:rPr>
+          <w:bCs/>
+          <w:sz w:val="28"/>
+          <w:szCs w:val="28"/>
+        </w:rPr>
+        <w:t>За</w:t>
+      </w:r>
+      <w:proofErr w:type="spellEnd"/>
+      <w:r>
+        <w:rPr>
+          <w:bCs/>
+          <w:sz w:val="28"/>
+          <w:szCs w:val="28"/>
+        </w:rPr>
+        <w:t xml:space="preserve"> </w:t>
       </w:r>
       <w:proofErr w:type="spellStart"/>
       <w:r>
@@ -2538,7 +2289,25 @@
           <w:sz w:val="28"/>
           <w:szCs w:val="28"/>
         </w:rPr>
-        <w:t xml:space="preserve"> mmc → Local Users and Groups </w:t>
+        <w:t xml:space="preserve"> </w:t>
+      </w:r>
+      <w:r>
+        <w:rPr>
+          <w:bCs/>
+          <w:i/>
+          <w:iCs/>
+          <w:sz w:val="28"/>
+          <w:szCs w:val="28"/>
+        </w:rPr>
+        <w:t>Local Users and Groups</w:t>
+      </w:r>
+      <w:r>
+        <w:rPr>
+          <w:bCs/>
+          <w:sz w:val="28"/>
+          <w:szCs w:val="28"/>
+        </w:rPr>
+        <w:t xml:space="preserve"> </w:t>
       </w:r>
       <w:proofErr w:type="spellStart"/>
       <w:r>
@@ -2574,52 +2343,34 @@
           <w:sz w:val="28"/>
           <w:szCs w:val="28"/>
         </w:rPr>
-        <w:t xml:space="preserve">, </w:t>
-      </w:r>
-      <w:proofErr w:type="spellStart"/>
-      <w:r>
-        <w:rPr>
-          <w:bCs/>
-          <w:sz w:val="28"/>
-          <w:szCs w:val="28"/>
-        </w:rPr>
-        <w:t>призначити</w:t>
-      </w:r>
-      <w:proofErr w:type="spellEnd"/>
-      <w:r>
-        <w:rPr>
-          <w:bCs/>
-          <w:sz w:val="28"/>
-          <w:szCs w:val="28"/>
-        </w:rPr>
-        <w:t xml:space="preserve"> </w:t>
-      </w:r>
-      <w:proofErr w:type="spellStart"/>
-      <w:r>
-        <w:rPr>
-          <w:bCs/>
-          <w:sz w:val="28"/>
-          <w:szCs w:val="28"/>
-        </w:rPr>
-        <w:t>початковий</w:t>
-      </w:r>
-      <w:proofErr w:type="spellEnd"/>
-      <w:r>
-        <w:rPr>
-          <w:bCs/>
-          <w:sz w:val="28"/>
-          <w:szCs w:val="28"/>
-        </w:rPr>
-        <w:t xml:space="preserve"> </w:t>
-      </w:r>
-      <w:proofErr w:type="spellStart"/>
-      <w:r>
-        <w:rPr>
-          <w:bCs/>
-          <w:sz w:val="28"/>
-          <w:szCs w:val="28"/>
-        </w:rPr>
-        <w:t>пароль</w:t>
+        <w:t xml:space="preserve"> з </w:t>
+      </w:r>
+      <w:proofErr w:type="spellStart"/>
+      <w:r>
+        <w:rPr>
+          <w:bCs/>
+          <w:sz w:val="28"/>
+          <w:szCs w:val="28"/>
+        </w:rPr>
+        <w:t>початковим</w:t>
+      </w:r>
+      <w:proofErr w:type="spellEnd"/>
+      <w:r>
+        <w:rPr>
+          <w:bCs/>
+          <w:sz w:val="28"/>
+          <w:szCs w:val="28"/>
+        </w:rPr>
+        <w:t xml:space="preserve"> </w:t>
+      </w:r>
+      <w:proofErr w:type="spellStart"/>
+      <w:r>
+        <w:rPr>
+          <w:bCs/>
+          <w:sz w:val="28"/>
+          <w:szCs w:val="28"/>
+        </w:rPr>
+        <w:t>паролем</w:t>
       </w:r>
       <w:proofErr w:type="spellEnd"/>
       <w:r>
@@ -2637,25 +2388,7 @@
           <w:sz w:val="28"/>
           <w:szCs w:val="28"/>
         </w:rPr>
-        <w:t>ввімкнути</w:t>
-      </w:r>
-      <w:proofErr w:type="spellEnd"/>
-      <w:r>
-        <w:rPr>
-          <w:bCs/>
-          <w:sz w:val="28"/>
-          <w:szCs w:val="28"/>
-        </w:rPr>
-        <w:t xml:space="preserve"> </w:t>
-      </w:r>
-      <w:proofErr w:type="spellStart"/>
-      <w:r>
-        <w:rPr>
-          <w:bCs/>
-          <w:sz w:val="28"/>
-          <w:szCs w:val="28"/>
-        </w:rPr>
-        <w:t>вимогу</w:t>
+        <w:t>вимогою</w:t>
       </w:r>
       <w:proofErr w:type="spellEnd"/>
       <w:r>
@@ -2691,43 +2424,7 @@
           <w:sz w:val="28"/>
           <w:szCs w:val="28"/>
         </w:rPr>
-        <w:t>пароля</w:t>
-      </w:r>
-      <w:proofErr w:type="spellEnd"/>
-      <w:r>
-        <w:rPr>
-          <w:bCs/>
-          <w:sz w:val="28"/>
-          <w:szCs w:val="28"/>
-        </w:rPr>
-        <w:t xml:space="preserve"> </w:t>
-      </w:r>
-      <w:proofErr w:type="spellStart"/>
-      <w:r>
-        <w:rPr>
-          <w:bCs/>
-          <w:sz w:val="28"/>
-          <w:szCs w:val="28"/>
-        </w:rPr>
         <w:t>при</w:t>
-      </w:r>
-      <w:proofErr w:type="spellEnd"/>
-      <w:r>
-        <w:rPr>
-          <w:bCs/>
-          <w:sz w:val="28"/>
-          <w:szCs w:val="28"/>
-        </w:rPr>
-        <w:t xml:space="preserve"> </w:t>
-      </w:r>
-      <w:proofErr w:type="spellStart"/>
-      <w:r>
-        <w:rPr>
-          <w:bCs/>
-          <w:sz w:val="28"/>
-          <w:szCs w:val="28"/>
-        </w:rPr>
-        <w:t>наступному</w:t>
       </w:r>
       <w:proofErr w:type="spellEnd"/>
       <w:r>
@@ -2781,43 +2478,7 @@
           <w:sz w:val="28"/>
           <w:szCs w:val="28"/>
         </w:rPr>
-        <w:t>Через</w:t>
-      </w:r>
-      <w:proofErr w:type="spellEnd"/>
-      <w:r>
-        <w:rPr>
-          <w:bCs/>
-          <w:sz w:val="28"/>
-          <w:szCs w:val="28"/>
-        </w:rPr>
-        <w:t xml:space="preserve"> Local Users and Groups </w:t>
-      </w:r>
-      <w:proofErr w:type="spellStart"/>
-      <w:r>
-        <w:rPr>
-          <w:bCs/>
-          <w:sz w:val="28"/>
-          <w:szCs w:val="28"/>
-        </w:rPr>
-        <w:t>додати</w:t>
-      </w:r>
-      <w:proofErr w:type="spellEnd"/>
-      <w:r>
-        <w:rPr>
-          <w:bCs/>
-          <w:sz w:val="28"/>
-          <w:szCs w:val="28"/>
-        </w:rPr>
-        <w:t xml:space="preserve"> </w:t>
-      </w:r>
-      <w:proofErr w:type="spellStart"/>
-      <w:r>
-        <w:rPr>
-          <w:bCs/>
-          <w:sz w:val="28"/>
-          <w:szCs w:val="28"/>
-        </w:rPr>
-        <w:t>створеного</w:t>
+        <w:t>Додати</w:t>
       </w:r>
       <w:proofErr w:type="spellEnd"/>
       <w:r>
@@ -2880,7 +2541,7 @@
           <w:sz w:val="28"/>
           <w:szCs w:val="28"/>
         </w:rPr>
-        <w:t xml:space="preserve">; </w:t>
+        <w:t xml:space="preserve">, </w:t>
       </w:r>
       <w:proofErr w:type="spellStart"/>
       <w:r>
@@ -2934,7 +2595,7 @@
           <w:sz w:val="28"/>
           <w:szCs w:val="28"/>
         </w:rPr>
-        <w:t xml:space="preserve"> (New Group…) і </w:t>
+        <w:t xml:space="preserve"> та </w:t>
       </w:r>
       <w:proofErr w:type="spellStart"/>
       <w:r>
@@ -3026,58 +2687,14 @@
           <w:lang w:val="uk-UA"/>
         </w:rPr>
       </w:pPr>
-      <w:r>
-        <w:rPr>
-          <w:bCs/>
-          <w:sz w:val="28"/>
-          <w:szCs w:val="28"/>
-        </w:rPr>
-        <w:t xml:space="preserve">У </w:t>
-      </w:r>
-      <w:proofErr w:type="spellStart"/>
-      <w:r>
-        <w:rPr>
-          <w:bCs/>
-          <w:sz w:val="28"/>
-          <w:szCs w:val="28"/>
-        </w:rPr>
-        <w:t>командному</w:t>
-      </w:r>
-      <w:proofErr w:type="spellEnd"/>
-      <w:r>
-        <w:rPr>
-          <w:bCs/>
-          <w:sz w:val="28"/>
-          <w:szCs w:val="28"/>
-        </w:rPr>
-        <w:t xml:space="preserve"> </w:t>
-      </w:r>
-      <w:proofErr w:type="spellStart"/>
-      <w:r>
-        <w:rPr>
-          <w:bCs/>
-          <w:sz w:val="28"/>
-          <w:szCs w:val="28"/>
-        </w:rPr>
-        <w:t>рядку</w:t>
-      </w:r>
-      <w:proofErr w:type="spellEnd"/>
-      <w:r>
-        <w:rPr>
-          <w:bCs/>
-          <w:sz w:val="28"/>
-          <w:szCs w:val="28"/>
-        </w:rPr>
-        <w:t xml:space="preserve"> </w:t>
-      </w:r>
-      <w:proofErr w:type="spellStart"/>
-      <w:r>
-        <w:rPr>
-          <w:bCs/>
-          <w:sz w:val="28"/>
-          <w:szCs w:val="28"/>
-        </w:rPr>
-        <w:t>за</w:t>
+      <w:proofErr w:type="spellStart"/>
+      <w:r>
+        <w:rPr>
+          <w:bCs/>
+          <w:sz w:val="28"/>
+          <w:szCs w:val="28"/>
+        </w:rPr>
+        <w:t>За</w:t>
       </w:r>
       <w:proofErr w:type="spellEnd"/>
       <w:r>
@@ -3104,7 +2721,25 @@
           <w:sz w:val="28"/>
           <w:szCs w:val="28"/>
         </w:rPr>
-        <w:t xml:space="preserve"> net user </w:t>
+        <w:t xml:space="preserve"> </w:t>
+      </w:r>
+      <w:r>
+        <w:rPr>
+          <w:bCs/>
+          <w:i/>
+          <w:iCs/>
+          <w:sz w:val="28"/>
+          <w:szCs w:val="28"/>
+        </w:rPr>
+        <w:t>net user</w:t>
+      </w:r>
+      <w:r>
+        <w:rPr>
+          <w:bCs/>
+          <w:sz w:val="28"/>
+          <w:szCs w:val="28"/>
+        </w:rPr>
+        <w:t xml:space="preserve"> </w:t>
       </w:r>
       <w:proofErr w:type="spellStart"/>
       <w:r>
@@ -3158,43 +2793,7 @@
           <w:sz w:val="28"/>
           <w:szCs w:val="28"/>
         </w:rPr>
-        <w:t xml:space="preserve"> дії </w:t>
-      </w:r>
-      <w:proofErr w:type="spellStart"/>
-      <w:r>
-        <w:rPr>
-          <w:bCs/>
-          <w:sz w:val="28"/>
-          <w:szCs w:val="28"/>
-        </w:rPr>
-        <w:t>облікового</w:t>
-      </w:r>
-      <w:proofErr w:type="spellEnd"/>
-      <w:r>
-        <w:rPr>
-          <w:bCs/>
-          <w:sz w:val="28"/>
-          <w:szCs w:val="28"/>
-        </w:rPr>
-        <w:t xml:space="preserve"> </w:t>
-      </w:r>
-      <w:proofErr w:type="spellStart"/>
-      <w:r>
-        <w:rPr>
-          <w:bCs/>
-          <w:sz w:val="28"/>
-          <w:szCs w:val="28"/>
-        </w:rPr>
-        <w:t>запису</w:t>
-      </w:r>
-      <w:proofErr w:type="spellEnd"/>
-      <w:r>
-        <w:rPr>
-          <w:bCs/>
-          <w:sz w:val="28"/>
-          <w:szCs w:val="28"/>
-        </w:rPr>
-        <w:t xml:space="preserve"> 1 </w:t>
+        <w:t xml:space="preserve"> дії 1 </w:t>
       </w:r>
       <w:proofErr w:type="spellStart"/>
       <w:r>
@@ -3221,7 +2820,79 @@
           <w:sz w:val="28"/>
           <w:szCs w:val="28"/>
         </w:rPr>
-        <w:t>дозволом</w:t>
+        <w:t>доступом</w:t>
+      </w:r>
+      <w:proofErr w:type="spellEnd"/>
+      <w:r>
+        <w:rPr>
+          <w:bCs/>
+          <w:sz w:val="28"/>
+          <w:szCs w:val="28"/>
+        </w:rPr>
+        <w:t xml:space="preserve"> лише у </w:t>
+      </w:r>
+      <w:proofErr w:type="spellStart"/>
+      <w:r>
+        <w:rPr>
+          <w:bCs/>
+          <w:sz w:val="28"/>
+          <w:szCs w:val="28"/>
+        </w:rPr>
+        <w:t>робочий</w:t>
+      </w:r>
+      <w:proofErr w:type="spellEnd"/>
+      <w:r>
+        <w:rPr>
+          <w:bCs/>
+          <w:sz w:val="28"/>
+          <w:szCs w:val="28"/>
+        </w:rPr>
+        <w:t xml:space="preserve"> </w:t>
+      </w:r>
+      <w:proofErr w:type="spellStart"/>
+      <w:r>
+        <w:rPr>
+          <w:bCs/>
+          <w:sz w:val="28"/>
+          <w:szCs w:val="28"/>
+        </w:rPr>
+        <w:t>час</w:t>
+      </w:r>
+      <w:proofErr w:type="spellEnd"/>
+      <w:r>
+        <w:rPr>
+          <w:bCs/>
+          <w:sz w:val="28"/>
+          <w:szCs w:val="28"/>
+        </w:rPr>
+        <w:t xml:space="preserve">, </w:t>
+      </w:r>
+      <w:proofErr w:type="spellStart"/>
+      <w:r>
+        <w:rPr>
+          <w:bCs/>
+          <w:sz w:val="28"/>
+          <w:szCs w:val="28"/>
+        </w:rPr>
+        <w:t>перевірити</w:t>
+      </w:r>
+      <w:proofErr w:type="spellEnd"/>
+      <w:r>
+        <w:rPr>
+          <w:bCs/>
+          <w:sz w:val="28"/>
+          <w:szCs w:val="28"/>
+        </w:rPr>
+        <w:t xml:space="preserve"> </w:t>
+      </w:r>
+      <w:proofErr w:type="spellStart"/>
+      <w:r>
+        <w:rPr>
+          <w:bCs/>
+          <w:sz w:val="28"/>
+          <w:szCs w:val="28"/>
+        </w:rPr>
+        <w:t>неможливість</w:t>
       </w:r>
       <w:proofErr w:type="spellEnd"/>
       <w:r>
@@ -3248,150 +2919,6 @@
           <w:sz w:val="28"/>
           <w:szCs w:val="28"/>
         </w:rPr>
-        <w:t xml:space="preserve"> лише з 08:00 до 17:00 у </w:t>
-      </w:r>
-      <w:proofErr w:type="spellStart"/>
-      <w:r>
-        <w:rPr>
-          <w:bCs/>
-          <w:sz w:val="28"/>
-          <w:szCs w:val="28"/>
-        </w:rPr>
-        <w:t>робочі</w:t>
-      </w:r>
-      <w:proofErr w:type="spellEnd"/>
-      <w:r>
-        <w:rPr>
-          <w:bCs/>
-          <w:sz w:val="28"/>
-          <w:szCs w:val="28"/>
-        </w:rPr>
-        <w:t xml:space="preserve"> </w:t>
-      </w:r>
-      <w:proofErr w:type="spellStart"/>
-      <w:r>
-        <w:rPr>
-          <w:bCs/>
-          <w:sz w:val="28"/>
-          <w:szCs w:val="28"/>
-        </w:rPr>
-        <w:t>дні</w:t>
-      </w:r>
-      <w:proofErr w:type="spellEnd"/>
-      <w:r>
-        <w:rPr>
-          <w:bCs/>
-          <w:sz w:val="28"/>
-          <w:szCs w:val="28"/>
-        </w:rPr>
-        <w:t xml:space="preserve">; </w:t>
-      </w:r>
-      <w:proofErr w:type="spellStart"/>
-      <w:r>
-        <w:rPr>
-          <w:bCs/>
-          <w:sz w:val="28"/>
-          <w:szCs w:val="28"/>
-        </w:rPr>
-        <w:t>змінити</w:t>
-      </w:r>
-      <w:proofErr w:type="spellEnd"/>
-      <w:r>
-        <w:rPr>
-          <w:bCs/>
-          <w:sz w:val="28"/>
-          <w:szCs w:val="28"/>
-        </w:rPr>
-        <w:t xml:space="preserve"> </w:t>
-      </w:r>
-      <w:proofErr w:type="spellStart"/>
-      <w:r>
-        <w:rPr>
-          <w:bCs/>
-          <w:sz w:val="28"/>
-          <w:szCs w:val="28"/>
-        </w:rPr>
-        <w:t>системні</w:t>
-      </w:r>
-      <w:proofErr w:type="spellEnd"/>
-      <w:r>
-        <w:rPr>
-          <w:bCs/>
-          <w:sz w:val="28"/>
-          <w:szCs w:val="28"/>
-        </w:rPr>
-        <w:t xml:space="preserve"> </w:t>
-      </w:r>
-      <w:proofErr w:type="spellStart"/>
-      <w:r>
-        <w:rPr>
-          <w:bCs/>
-          <w:sz w:val="28"/>
-          <w:szCs w:val="28"/>
-        </w:rPr>
-        <w:t>дату</w:t>
-      </w:r>
-      <w:proofErr w:type="spellEnd"/>
-      <w:r>
-        <w:rPr>
-          <w:bCs/>
-          <w:sz w:val="28"/>
-          <w:szCs w:val="28"/>
-        </w:rPr>
-        <w:t>/</w:t>
-      </w:r>
-      <w:proofErr w:type="spellStart"/>
-      <w:r>
-        <w:rPr>
-          <w:bCs/>
-          <w:sz w:val="28"/>
-          <w:szCs w:val="28"/>
-        </w:rPr>
-        <w:t>час</w:t>
-      </w:r>
-      <w:proofErr w:type="spellEnd"/>
-      <w:r>
-        <w:rPr>
-          <w:bCs/>
-          <w:sz w:val="28"/>
-          <w:szCs w:val="28"/>
-        </w:rPr>
-        <w:t xml:space="preserve"> на </w:t>
-      </w:r>
-      <w:proofErr w:type="spellStart"/>
-      <w:r>
-        <w:rPr>
-          <w:bCs/>
-          <w:sz w:val="28"/>
-          <w:szCs w:val="28"/>
-        </w:rPr>
-        <w:t>вихідний</w:t>
-      </w:r>
-      <w:proofErr w:type="spellEnd"/>
-      <w:r>
-        <w:rPr>
-          <w:bCs/>
-          <w:sz w:val="28"/>
-          <w:szCs w:val="28"/>
-        </w:rPr>
-        <w:t xml:space="preserve"> </w:t>
-      </w:r>
-      <w:proofErr w:type="spellStart"/>
-      <w:r>
-        <w:rPr>
-          <w:bCs/>
-          <w:sz w:val="28"/>
-          <w:szCs w:val="28"/>
-        </w:rPr>
-        <w:t>або</w:t>
-      </w:r>
-      <w:proofErr w:type="spellEnd"/>
-      <w:r>
-        <w:rPr>
-          <w:bCs/>
-          <w:sz w:val="28"/>
-          <w:szCs w:val="28"/>
-        </w:rPr>
         <w:t xml:space="preserve"> </w:t>
       </w:r>
       <w:proofErr w:type="spellStart"/>
@@ -3419,223 +2946,25 @@
           <w:sz w:val="28"/>
           <w:szCs w:val="28"/>
         </w:rPr>
-        <w:t>робочим</w:t>
-      </w:r>
-      <w:proofErr w:type="spellEnd"/>
-      <w:r>
-        <w:rPr>
-          <w:bCs/>
-          <w:sz w:val="28"/>
-          <w:szCs w:val="28"/>
-        </w:rPr>
-        <w:t xml:space="preserve"> часом і </w:t>
-      </w:r>
-      <w:proofErr w:type="spellStart"/>
-      <w:r>
-        <w:rPr>
-          <w:bCs/>
-          <w:sz w:val="28"/>
-          <w:szCs w:val="28"/>
-        </w:rPr>
-        <w:t>перевірити</w:t>
-      </w:r>
-      <w:proofErr w:type="spellEnd"/>
-      <w:r>
-        <w:rPr>
-          <w:bCs/>
-          <w:sz w:val="28"/>
-          <w:szCs w:val="28"/>
-        </w:rPr>
-        <w:t xml:space="preserve"> </w:t>
-      </w:r>
-      <w:proofErr w:type="spellStart"/>
-      <w:r>
-        <w:rPr>
-          <w:bCs/>
-          <w:sz w:val="28"/>
-          <w:szCs w:val="28"/>
-        </w:rPr>
-        <w:t>неможливість</w:t>
-      </w:r>
-      <w:proofErr w:type="spellEnd"/>
-      <w:r>
-        <w:rPr>
-          <w:bCs/>
-          <w:sz w:val="28"/>
-          <w:szCs w:val="28"/>
-        </w:rPr>
-        <w:t xml:space="preserve"> </w:t>
-      </w:r>
-      <w:proofErr w:type="spellStart"/>
-      <w:r>
-        <w:rPr>
-          <w:bCs/>
-          <w:sz w:val="28"/>
-          <w:szCs w:val="28"/>
-        </w:rPr>
-        <w:t>входу</w:t>
-      </w:r>
-      <w:proofErr w:type="spellEnd"/>
-      <w:r>
-        <w:rPr>
-          <w:bCs/>
-          <w:sz w:val="28"/>
-          <w:szCs w:val="28"/>
-        </w:rPr>
-        <w:t xml:space="preserve">; </w:t>
-      </w:r>
-      <w:proofErr w:type="spellStart"/>
-      <w:r>
-        <w:rPr>
-          <w:bCs/>
-          <w:sz w:val="28"/>
-          <w:szCs w:val="28"/>
-        </w:rPr>
-        <w:t>змінити</w:t>
-      </w:r>
-      <w:proofErr w:type="spellEnd"/>
-      <w:r>
-        <w:rPr>
-          <w:bCs/>
-          <w:sz w:val="28"/>
-          <w:szCs w:val="28"/>
-        </w:rPr>
-        <w:t xml:space="preserve"> </w:t>
-      </w:r>
-      <w:proofErr w:type="spellStart"/>
-      <w:r>
-        <w:rPr>
-          <w:bCs/>
-          <w:sz w:val="28"/>
-          <w:szCs w:val="28"/>
-        </w:rPr>
-        <w:t>дату</w:t>
-      </w:r>
-      <w:proofErr w:type="spellEnd"/>
-      <w:r>
-        <w:rPr>
-          <w:bCs/>
-          <w:sz w:val="28"/>
-          <w:szCs w:val="28"/>
-        </w:rPr>
-        <w:t xml:space="preserve"> </w:t>
-      </w:r>
-      <w:proofErr w:type="spellStart"/>
-      <w:r>
-        <w:rPr>
-          <w:bCs/>
-          <w:sz w:val="28"/>
-          <w:szCs w:val="28"/>
-        </w:rPr>
-        <w:t>більш</w:t>
-      </w:r>
-      <w:proofErr w:type="spellEnd"/>
-      <w:r>
-        <w:rPr>
-          <w:bCs/>
-          <w:sz w:val="28"/>
-          <w:szCs w:val="28"/>
-        </w:rPr>
-        <w:t xml:space="preserve"> </w:t>
-      </w:r>
-      <w:proofErr w:type="spellStart"/>
-      <w:r>
-        <w:rPr>
-          <w:bCs/>
-          <w:sz w:val="28"/>
-          <w:szCs w:val="28"/>
-        </w:rPr>
-        <w:t>ніж</w:t>
-      </w:r>
-      <w:proofErr w:type="spellEnd"/>
-      <w:r>
-        <w:rPr>
-          <w:bCs/>
-          <w:sz w:val="28"/>
-          <w:szCs w:val="28"/>
-        </w:rPr>
-        <w:t xml:space="preserve"> на </w:t>
-      </w:r>
-      <w:proofErr w:type="spellStart"/>
-      <w:r>
-        <w:rPr>
-          <w:bCs/>
-          <w:sz w:val="28"/>
-          <w:szCs w:val="28"/>
-        </w:rPr>
-        <w:t>місяць</w:t>
-      </w:r>
-      <w:proofErr w:type="spellEnd"/>
-      <w:r>
-        <w:rPr>
-          <w:bCs/>
-          <w:sz w:val="28"/>
-          <w:szCs w:val="28"/>
-        </w:rPr>
-        <w:t xml:space="preserve"> </w:t>
-      </w:r>
-      <w:proofErr w:type="spellStart"/>
-      <w:r>
-        <w:rPr>
-          <w:bCs/>
-          <w:sz w:val="28"/>
-          <w:szCs w:val="28"/>
-        </w:rPr>
-        <w:t>уперед</w:t>
-      </w:r>
-      <w:proofErr w:type="spellEnd"/>
-      <w:r>
-        <w:rPr>
-          <w:bCs/>
-          <w:sz w:val="28"/>
-          <w:szCs w:val="28"/>
-        </w:rPr>
-        <w:t xml:space="preserve"> і </w:t>
-      </w:r>
-      <w:proofErr w:type="spellStart"/>
-      <w:r>
-        <w:rPr>
-          <w:bCs/>
-          <w:sz w:val="28"/>
-          <w:szCs w:val="28"/>
-        </w:rPr>
-        <w:t>перевірити</w:t>
-      </w:r>
-      <w:proofErr w:type="spellEnd"/>
-      <w:r>
-        <w:rPr>
-          <w:bCs/>
-          <w:sz w:val="28"/>
-          <w:szCs w:val="28"/>
-        </w:rPr>
-        <w:t xml:space="preserve"> </w:t>
-      </w:r>
-      <w:proofErr w:type="spellStart"/>
-      <w:r>
-        <w:rPr>
-          <w:bCs/>
-          <w:sz w:val="28"/>
-          <w:szCs w:val="28"/>
-        </w:rPr>
-        <w:t>неможливість</w:t>
-      </w:r>
-      <w:proofErr w:type="spellEnd"/>
-      <w:r>
-        <w:rPr>
-          <w:bCs/>
-          <w:sz w:val="28"/>
-          <w:szCs w:val="28"/>
-        </w:rPr>
-        <w:t xml:space="preserve"> </w:t>
-      </w:r>
-      <w:proofErr w:type="spellStart"/>
-      <w:r>
-        <w:rPr>
-          <w:bCs/>
-          <w:sz w:val="28"/>
-          <w:szCs w:val="28"/>
-        </w:rPr>
-        <w:t>входу</w:t>
+        <w:t>дозволеним</w:t>
+      </w:r>
+      <w:proofErr w:type="spellEnd"/>
+      <w:r>
+        <w:rPr>
+          <w:bCs/>
+          <w:sz w:val="28"/>
+          <w:szCs w:val="28"/>
+        </w:rPr>
+        <w:t xml:space="preserve"> </w:t>
+      </w:r>
+      <w:proofErr w:type="spellStart"/>
+      <w:r>
+        <w:rPr>
+          <w:bCs/>
+          <w:sz w:val="28"/>
+          <w:szCs w:val="28"/>
+        </w:rPr>
+        <w:t>періодом</w:t>
       </w:r>
       <w:proofErr w:type="spellEnd"/>
       <w:r>
@@ -3680,12 +3009,24 @@
           <w:sz w:val="28"/>
           <w:szCs w:val="28"/>
         </w:rPr>
-        <w:t xml:space="preserve"> net </w:t>
-      </w:r>
-      <w:proofErr w:type="spellStart"/>
-      <w:r>
-        <w:rPr>
-          <w:bCs/>
+        <w:t xml:space="preserve"> </w:t>
+      </w:r>
+      <w:r>
+        <w:rPr>
+          <w:bCs/>
+          <w:i/>
+          <w:iCs/>
+          <w:sz w:val="28"/>
+          <w:szCs w:val="28"/>
+        </w:rPr>
+        <w:t xml:space="preserve">net </w:t>
+      </w:r>
+      <w:proofErr w:type="spellStart"/>
+      <w:r>
+        <w:rPr>
+          <w:bCs/>
+          <w:i/>
+          <w:iCs/>
           <w:sz w:val="28"/>
           <w:szCs w:val="28"/>
         </w:rPr>
@@ -3815,7 +3156,7 @@
           <w:sz w:val="28"/>
           <w:szCs w:val="28"/>
         </w:rPr>
-        <w:t>вивести</w:t>
+        <w:t>переглянути</w:t>
       </w:r>
       <w:proofErr w:type="spellEnd"/>
       <w:r>
@@ -3878,133 +3219,7 @@
           <w:sz w:val="28"/>
           <w:szCs w:val="28"/>
         </w:rPr>
-        <w:t xml:space="preserve"> на </w:t>
-      </w:r>
-      <w:proofErr w:type="spellStart"/>
-      <w:r>
-        <w:rPr>
-          <w:bCs/>
-          <w:sz w:val="28"/>
-          <w:szCs w:val="28"/>
-        </w:rPr>
-        <w:t>екран</w:t>
-      </w:r>
-      <w:proofErr w:type="spellEnd"/>
-      <w:r>
-        <w:rPr>
-          <w:bCs/>
-          <w:sz w:val="28"/>
-          <w:szCs w:val="28"/>
-        </w:rPr>
-        <w:t xml:space="preserve"> (net </w:t>
-      </w:r>
-      <w:proofErr w:type="spellStart"/>
-      <w:r>
-        <w:rPr>
-          <w:bCs/>
-          <w:sz w:val="28"/>
-          <w:szCs w:val="28"/>
-        </w:rPr>
-        <w:t>localgroup</w:t>
-      </w:r>
-      <w:proofErr w:type="spellEnd"/>
-      <w:r>
-        <w:rPr>
-          <w:bCs/>
-          <w:sz w:val="28"/>
-          <w:szCs w:val="28"/>
-        </w:rPr>
-        <w:t xml:space="preserve"> </w:t>
-      </w:r>
-      <w:proofErr w:type="spellStart"/>
-      <w:r>
-        <w:rPr>
-          <w:bCs/>
-          <w:sz w:val="28"/>
-          <w:szCs w:val="28"/>
-        </w:rPr>
-        <w:t>GroupName</w:t>
-      </w:r>
-      <w:proofErr w:type="spellEnd"/>
-      <w:r>
-        <w:rPr>
-          <w:bCs/>
-          <w:sz w:val="28"/>
-          <w:szCs w:val="28"/>
-        </w:rPr>
-        <w:t xml:space="preserve"> /add; net </w:t>
-      </w:r>
-      <w:proofErr w:type="spellStart"/>
-      <w:r>
-        <w:rPr>
-          <w:bCs/>
-          <w:sz w:val="28"/>
-          <w:szCs w:val="28"/>
-        </w:rPr>
-        <w:t>localgroup</w:t>
-      </w:r>
-      <w:proofErr w:type="spellEnd"/>
-      <w:r>
-        <w:rPr>
-          <w:bCs/>
-          <w:sz w:val="28"/>
-          <w:szCs w:val="28"/>
-        </w:rPr>
-        <w:t xml:space="preserve"> </w:t>
-      </w:r>
-      <w:proofErr w:type="spellStart"/>
-      <w:r>
-        <w:rPr>
-          <w:bCs/>
-          <w:sz w:val="28"/>
-          <w:szCs w:val="28"/>
-        </w:rPr>
-        <w:t>GroupName</w:t>
-      </w:r>
-      <w:proofErr w:type="spellEnd"/>
-      <w:r>
-        <w:rPr>
-          <w:bCs/>
-          <w:sz w:val="28"/>
-          <w:szCs w:val="28"/>
-        </w:rPr>
-        <w:t xml:space="preserve"> User /add; net </w:t>
-      </w:r>
-      <w:proofErr w:type="spellStart"/>
-      <w:r>
-        <w:rPr>
-          <w:bCs/>
-          <w:sz w:val="28"/>
-          <w:szCs w:val="28"/>
-        </w:rPr>
-        <w:t>localgroup</w:t>
-      </w:r>
-      <w:proofErr w:type="spellEnd"/>
-      <w:r>
-        <w:rPr>
-          <w:bCs/>
-          <w:sz w:val="28"/>
-          <w:szCs w:val="28"/>
-        </w:rPr>
-        <w:t xml:space="preserve"> </w:t>
-      </w:r>
-      <w:proofErr w:type="spellStart"/>
-      <w:r>
-        <w:rPr>
-          <w:bCs/>
-          <w:sz w:val="28"/>
-          <w:szCs w:val="28"/>
-        </w:rPr>
-        <w:t>GroupName</w:t>
-      </w:r>
-      <w:proofErr w:type="spellEnd"/>
-      <w:r>
-        <w:rPr>
-          <w:bCs/>
-          <w:sz w:val="28"/>
-          <w:szCs w:val="28"/>
-        </w:rPr>
-        <w:t>).</w:t>
+        <w:t>.</w:t>
       </w:r>
     </w:p>
     <w:p>
@@ -4024,41 +3239,14 @@
           <w:lang w:val="uk-UA"/>
         </w:rPr>
       </w:pPr>
-      <w:r>
-        <w:rPr>
-          <w:bCs/>
-          <w:sz w:val="28"/>
-          <w:szCs w:val="28"/>
-          <w:lang w:val="uk-UA"/>
-        </w:rPr>
-        <w:t>С</w:t>
-      </w:r>
-      <w:proofErr w:type="spellStart"/>
-      <w:r>
-        <w:rPr>
-          <w:bCs/>
-          <w:sz w:val="28"/>
-          <w:szCs w:val="28"/>
-        </w:rPr>
-        <w:t>творити</w:t>
-      </w:r>
-      <w:proofErr w:type="spellEnd"/>
-      <w:r>
-        <w:rPr>
-          <w:bCs/>
-          <w:sz w:val="28"/>
-          <w:szCs w:val="28"/>
-        </w:rPr>
-        <w:t xml:space="preserve"> </w:t>
-      </w:r>
-      <w:proofErr w:type="spellStart"/>
-      <w:r>
-        <w:rPr>
-          <w:bCs/>
-          <w:sz w:val="28"/>
-          <w:szCs w:val="28"/>
-        </w:rPr>
-        <w:t>користувачу</w:t>
+      <w:proofErr w:type="spellStart"/>
+      <w:r>
+        <w:rPr>
+          <w:bCs/>
+          <w:sz w:val="28"/>
+          <w:szCs w:val="28"/>
+        </w:rPr>
+        <w:t>Створити</w:t>
       </w:r>
       <w:proofErr w:type="spellEnd"/>
       <w:r>
@@ -4103,7 +3291,25 @@
           <w:sz w:val="28"/>
           <w:szCs w:val="28"/>
         </w:rPr>
-        <w:t xml:space="preserve">: </w:t>
+        <w:t xml:space="preserve"> </w:t>
+      </w:r>
+      <w:proofErr w:type="spellStart"/>
+      <w:r>
+        <w:rPr>
+          <w:bCs/>
+          <w:sz w:val="28"/>
+          <w:szCs w:val="28"/>
+        </w:rPr>
+        <w:t>користувача</w:t>
+      </w:r>
+      <w:proofErr w:type="spellEnd"/>
+      <w:r>
+        <w:rPr>
+          <w:bCs/>
+          <w:sz w:val="28"/>
+          <w:szCs w:val="28"/>
+        </w:rPr>
+        <w:t xml:space="preserve">, </w:t>
       </w:r>
       <w:proofErr w:type="spellStart"/>
       <w:r>
@@ -4175,6 +3381,60 @@
           <w:sz w:val="28"/>
           <w:szCs w:val="28"/>
         </w:rPr>
+        <w:t xml:space="preserve"> і </w:t>
+      </w:r>
+      <w:proofErr w:type="spellStart"/>
+      <w:r>
+        <w:rPr>
+          <w:bCs/>
+          <w:sz w:val="28"/>
+          <w:szCs w:val="28"/>
+        </w:rPr>
+        <w:t>задати</w:t>
+      </w:r>
+      <w:proofErr w:type="spellEnd"/>
+      <w:r>
+        <w:rPr>
+          <w:bCs/>
+          <w:sz w:val="28"/>
+          <w:szCs w:val="28"/>
+        </w:rPr>
+        <w:t xml:space="preserve"> </w:t>
+      </w:r>
+      <w:proofErr w:type="spellStart"/>
+      <w:r>
+        <w:rPr>
+          <w:bCs/>
+          <w:sz w:val="28"/>
+          <w:szCs w:val="28"/>
+        </w:rPr>
+        <w:t>шлях</w:t>
+      </w:r>
+      <w:proofErr w:type="spellEnd"/>
+      <w:r>
+        <w:rPr>
+          <w:bCs/>
+          <w:sz w:val="28"/>
+          <w:szCs w:val="28"/>
+        </w:rPr>
+        <w:t xml:space="preserve"> </w:t>
+      </w:r>
+      <w:proofErr w:type="spellStart"/>
+      <w:r>
+        <w:rPr>
+          <w:bCs/>
+          <w:sz w:val="28"/>
+          <w:szCs w:val="28"/>
+        </w:rPr>
+        <w:t>профілю</w:t>
+      </w:r>
+      <w:proofErr w:type="spellEnd"/>
+      <w:r>
+        <w:rPr>
+          <w:bCs/>
+          <w:sz w:val="28"/>
+          <w:szCs w:val="28"/>
+        </w:rPr>
         <w:t xml:space="preserve"> у </w:t>
       </w:r>
       <w:proofErr w:type="spellStart"/>
@@ -4184,114 +3444,6 @@
           <w:sz w:val="28"/>
           <w:szCs w:val="28"/>
         </w:rPr>
-        <w:t>нову</w:t>
-      </w:r>
-      <w:proofErr w:type="spellEnd"/>
-      <w:r>
-        <w:rPr>
-          <w:bCs/>
-          <w:sz w:val="28"/>
-          <w:szCs w:val="28"/>
-        </w:rPr>
-        <w:t xml:space="preserve"> </w:t>
-      </w:r>
-      <w:proofErr w:type="spellStart"/>
-      <w:r>
-        <w:rPr>
-          <w:bCs/>
-          <w:sz w:val="28"/>
-          <w:szCs w:val="28"/>
-        </w:rPr>
-        <w:t>папку</w:t>
-      </w:r>
-      <w:proofErr w:type="spellEnd"/>
-      <w:r>
-        <w:rPr>
-          <w:bCs/>
-          <w:sz w:val="28"/>
-          <w:szCs w:val="28"/>
-        </w:rPr>
-        <w:t xml:space="preserve"> (This PC → Properties → Advanced system settings → User Profiles → Settings → Copy To…), </w:t>
-      </w:r>
-      <w:proofErr w:type="spellStart"/>
-      <w:r>
-        <w:rPr>
-          <w:bCs/>
-          <w:sz w:val="28"/>
-          <w:szCs w:val="28"/>
-        </w:rPr>
-        <w:t>указати</w:t>
-      </w:r>
-      <w:proofErr w:type="spellEnd"/>
-      <w:r>
-        <w:rPr>
-          <w:bCs/>
-          <w:sz w:val="28"/>
-          <w:szCs w:val="28"/>
-        </w:rPr>
-        <w:t xml:space="preserve"> </w:t>
-      </w:r>
-      <w:proofErr w:type="spellStart"/>
-      <w:r>
-        <w:rPr>
-          <w:bCs/>
-          <w:sz w:val="28"/>
-          <w:szCs w:val="28"/>
-        </w:rPr>
-        <w:t>шлях</w:t>
-      </w:r>
-      <w:proofErr w:type="spellEnd"/>
-      <w:r>
-        <w:rPr>
-          <w:bCs/>
-          <w:sz w:val="28"/>
-          <w:szCs w:val="28"/>
-        </w:rPr>
-        <w:t xml:space="preserve"> </w:t>
-      </w:r>
-      <w:proofErr w:type="spellStart"/>
-      <w:r>
-        <w:rPr>
-          <w:bCs/>
-          <w:sz w:val="28"/>
-          <w:szCs w:val="28"/>
-        </w:rPr>
-        <w:t>копіювання</w:t>
-      </w:r>
-      <w:proofErr w:type="spellEnd"/>
-      <w:r>
-        <w:rPr>
-          <w:bCs/>
-          <w:sz w:val="28"/>
-          <w:szCs w:val="28"/>
-        </w:rPr>
-        <w:t xml:space="preserve"> й </w:t>
-      </w:r>
-      <w:proofErr w:type="spellStart"/>
-      <w:r>
-        <w:rPr>
-          <w:bCs/>
-          <w:sz w:val="28"/>
-          <w:szCs w:val="28"/>
-        </w:rPr>
-        <w:t>дозволи</w:t>
-      </w:r>
-      <w:proofErr w:type="spellEnd"/>
-      <w:r>
-        <w:rPr>
-          <w:bCs/>
-          <w:sz w:val="28"/>
-          <w:szCs w:val="28"/>
-        </w:rPr>
-        <w:t xml:space="preserve">; у </w:t>
-      </w:r>
-      <w:proofErr w:type="spellStart"/>
-      <w:r>
-        <w:rPr>
-          <w:bCs/>
-          <w:sz w:val="28"/>
-          <w:szCs w:val="28"/>
-        </w:rPr>
         <w:t>властивостях</w:t>
       </w:r>
       <w:proofErr w:type="spellEnd"/>
@@ -4329,78 +3481,6 @@
           <w:szCs w:val="28"/>
         </w:rPr>
         <w:t>запису</w:t>
-      </w:r>
-      <w:proofErr w:type="spellEnd"/>
-      <w:r>
-        <w:rPr>
-          <w:bCs/>
-          <w:sz w:val="28"/>
-          <w:szCs w:val="28"/>
-        </w:rPr>
-        <w:t xml:space="preserve"> </w:t>
-      </w:r>
-      <w:proofErr w:type="spellStart"/>
-      <w:r>
-        <w:rPr>
-          <w:bCs/>
-          <w:sz w:val="28"/>
-          <w:szCs w:val="28"/>
-        </w:rPr>
-        <w:t>задати</w:t>
-      </w:r>
-      <w:proofErr w:type="spellEnd"/>
-      <w:r>
-        <w:rPr>
-          <w:bCs/>
-          <w:sz w:val="28"/>
-          <w:szCs w:val="28"/>
-        </w:rPr>
-        <w:t xml:space="preserve"> Profile path </w:t>
-      </w:r>
-      <w:proofErr w:type="spellStart"/>
-      <w:r>
-        <w:rPr>
-          <w:bCs/>
-          <w:sz w:val="28"/>
-          <w:szCs w:val="28"/>
-        </w:rPr>
-        <w:t>для</w:t>
-      </w:r>
-      <w:proofErr w:type="spellEnd"/>
-      <w:r>
-        <w:rPr>
-          <w:bCs/>
-          <w:sz w:val="28"/>
-          <w:szCs w:val="28"/>
-        </w:rPr>
-        <w:t xml:space="preserve"> </w:t>
-      </w:r>
-      <w:proofErr w:type="spellStart"/>
-      <w:r>
-        <w:rPr>
-          <w:bCs/>
-          <w:sz w:val="28"/>
-          <w:szCs w:val="28"/>
-        </w:rPr>
-        <w:t>цього</w:t>
-      </w:r>
-      <w:proofErr w:type="spellEnd"/>
-      <w:r>
-        <w:rPr>
-          <w:bCs/>
-          <w:sz w:val="28"/>
-          <w:szCs w:val="28"/>
-        </w:rPr>
-        <w:t xml:space="preserve"> </w:t>
-      </w:r>
-      <w:proofErr w:type="spellStart"/>
-      <w:r>
-        <w:rPr>
-          <w:bCs/>
-          <w:sz w:val="28"/>
-          <w:szCs w:val="28"/>
-        </w:rPr>
-        <w:t>користувача</w:t>
       </w:r>
       <w:proofErr w:type="spellEnd"/>
       <w:r>
@@ -4446,7 +3526,6 @@
           <w:szCs w:val="28"/>
           <w:lang w:val="uk-UA"/>
         </w:rPr>
-        <w:lastRenderedPageBreak/>
         <w:t>ХІД ВИКОНАННЯ</w:t>
       </w:r>
     </w:p>
@@ -4479,30 +3558,28 @@
         <w:contextualSpacing/>
         <w:jc w:val="both"/>
         <w:rPr>
-          <w:sz w:val="28"/>
-          <w:szCs w:val="28"/>
-          <w:lang w:val="uk-UA"/>
-        </w:rPr>
-      </w:pPr>
-      <w:r>
-        <w:rPr>
-          <w:sz w:val="28"/>
-          <w:szCs w:val="28"/>
-          <w:lang w:val="uk-UA"/>
-        </w:rPr>
-        <w:t>С</w:t>
-      </w:r>
-      <w:proofErr w:type="spellStart"/>
-      <w:r>
-        <w:rPr>
-          <w:sz w:val="28"/>
-          <w:szCs w:val="28"/>
-        </w:rPr>
-        <w:t>твори</w:t>
-      </w:r>
-      <w:proofErr w:type="spellEnd"/>
-      <w:r>
-        <w:rPr>
+          <w:b/>
+          <w:bCs/>
+          <w:sz w:val="28"/>
+          <w:szCs w:val="28"/>
+          <w:lang w:val="uk-UA"/>
+        </w:rPr>
+      </w:pPr>
+      <w:proofErr w:type="spellStart"/>
+      <w:r>
+        <w:rPr>
+          <w:b/>
+          <w:bCs/>
+          <w:sz w:val="28"/>
+          <w:szCs w:val="28"/>
+        </w:rPr>
+        <w:t>Створи</w:t>
+      </w:r>
+      <w:proofErr w:type="spellEnd"/>
+      <w:r>
+        <w:rPr>
+          <w:b/>
+          <w:bCs/>
           <w:sz w:val="28"/>
           <w:szCs w:val="28"/>
           <w:lang w:val="uk-UA"/>
@@ -4511,14 +3588,18 @@
       </w:r>
       <w:r>
         <w:rPr>
-          <w:sz w:val="28"/>
-          <w:szCs w:val="28"/>
-        </w:rPr>
-        <w:t xml:space="preserve"> </w:t>
-      </w:r>
-      <w:proofErr w:type="spellStart"/>
-      <w:r>
-        <w:rPr>
+          <w:b/>
+          <w:bCs/>
+          <w:sz w:val="28"/>
+          <w:szCs w:val="28"/>
+        </w:rPr>
+        <w:t xml:space="preserve"> </w:t>
+      </w:r>
+      <w:proofErr w:type="spellStart"/>
+      <w:r>
+        <w:rPr>
+          <w:b/>
+          <w:bCs/>
           <w:sz w:val="28"/>
           <w:szCs w:val="28"/>
         </w:rPr>
@@ -4527,14 +3608,18 @@
       <w:proofErr w:type="spellEnd"/>
       <w:r>
         <w:rPr>
-          <w:sz w:val="28"/>
-          <w:szCs w:val="28"/>
-        </w:rPr>
-        <w:t xml:space="preserve"> </w:t>
-      </w:r>
-      <w:proofErr w:type="spellStart"/>
-      <w:r>
-        <w:rPr>
+          <w:b/>
+          <w:bCs/>
+          <w:sz w:val="28"/>
+          <w:szCs w:val="28"/>
+        </w:rPr>
+        <w:t xml:space="preserve"> </w:t>
+      </w:r>
+      <w:proofErr w:type="spellStart"/>
+      <w:r>
+        <w:rPr>
+          <w:b/>
+          <w:bCs/>
           <w:sz w:val="28"/>
           <w:szCs w:val="28"/>
         </w:rPr>
@@ -4543,14 +3628,18 @@
       <w:proofErr w:type="spellEnd"/>
       <w:r>
         <w:rPr>
-          <w:sz w:val="28"/>
-          <w:szCs w:val="28"/>
-        </w:rPr>
-        <w:t xml:space="preserve"> </w:t>
-      </w:r>
-      <w:proofErr w:type="spellStart"/>
-      <w:r>
-        <w:rPr>
+          <w:b/>
+          <w:bCs/>
+          <w:sz w:val="28"/>
+          <w:szCs w:val="28"/>
+        </w:rPr>
+        <w:t xml:space="preserve"> </w:t>
+      </w:r>
+      <w:proofErr w:type="spellStart"/>
+      <w:r>
+        <w:rPr>
+          <w:b/>
+          <w:bCs/>
           <w:sz w:val="28"/>
           <w:szCs w:val="28"/>
         </w:rPr>
@@ -4559,14 +3648,18 @@
       <w:proofErr w:type="spellEnd"/>
       <w:r>
         <w:rPr>
-          <w:sz w:val="28"/>
-          <w:szCs w:val="28"/>
-        </w:rPr>
-        <w:t xml:space="preserve"> </w:t>
-      </w:r>
-      <w:proofErr w:type="spellStart"/>
-      <w:r>
-        <w:rPr>
+          <w:b/>
+          <w:bCs/>
+          <w:sz w:val="28"/>
+          <w:szCs w:val="28"/>
+        </w:rPr>
+        <w:t xml:space="preserve"> </w:t>
+      </w:r>
+      <w:proofErr w:type="spellStart"/>
+      <w:r>
+        <w:rPr>
+          <w:b/>
+          <w:bCs/>
           <w:sz w:val="28"/>
           <w:szCs w:val="28"/>
         </w:rPr>
@@ -4575,6 +3668,268 @@
       <w:proofErr w:type="spellEnd"/>
       <w:r>
         <w:rPr>
+          <w:b/>
+          <w:bCs/>
+          <w:sz w:val="28"/>
+          <w:szCs w:val="28"/>
+        </w:rPr>
+        <w:t xml:space="preserve"> </w:t>
+      </w:r>
+      <w:proofErr w:type="spellStart"/>
+      <w:r>
+        <w:rPr>
+          <w:b/>
+          <w:bCs/>
+          <w:sz w:val="28"/>
+          <w:szCs w:val="28"/>
+        </w:rPr>
+        <w:t>із</w:t>
+      </w:r>
+      <w:proofErr w:type="spellEnd"/>
+      <w:r>
+        <w:rPr>
+          <w:b/>
+          <w:bCs/>
+          <w:sz w:val="28"/>
+          <w:szCs w:val="28"/>
+        </w:rPr>
+        <w:t xml:space="preserve"> </w:t>
+      </w:r>
+      <w:proofErr w:type="spellStart"/>
+      <w:r>
+        <w:rPr>
+          <w:b/>
+          <w:bCs/>
+          <w:sz w:val="28"/>
+          <w:szCs w:val="28"/>
+        </w:rPr>
+        <w:t>різними</w:t>
+      </w:r>
+      <w:proofErr w:type="spellEnd"/>
+      <w:r>
+        <w:rPr>
+          <w:b/>
+          <w:bCs/>
+          <w:sz w:val="28"/>
+          <w:szCs w:val="28"/>
+        </w:rPr>
+        <w:t xml:space="preserve"> </w:t>
+      </w:r>
+      <w:proofErr w:type="spellStart"/>
+      <w:r>
+        <w:rPr>
+          <w:b/>
+          <w:bCs/>
+          <w:sz w:val="28"/>
+          <w:szCs w:val="28"/>
+        </w:rPr>
+        <w:t>рівнями</w:t>
+      </w:r>
+      <w:proofErr w:type="spellEnd"/>
+      <w:r>
+        <w:rPr>
+          <w:b/>
+          <w:bCs/>
+          <w:sz w:val="28"/>
+          <w:szCs w:val="28"/>
+        </w:rPr>
+        <w:t xml:space="preserve"> </w:t>
+      </w:r>
+      <w:proofErr w:type="spellStart"/>
+      <w:r>
+        <w:rPr>
+          <w:b/>
+          <w:bCs/>
+          <w:sz w:val="28"/>
+          <w:szCs w:val="28"/>
+        </w:rPr>
+        <w:t>прав</w:t>
+      </w:r>
+      <w:proofErr w:type="spellEnd"/>
+      <w:r>
+        <w:rPr>
+          <w:b/>
+          <w:bCs/>
+          <w:sz w:val="28"/>
+          <w:szCs w:val="28"/>
+        </w:rPr>
+        <w:t xml:space="preserve">, </w:t>
+      </w:r>
+      <w:proofErr w:type="spellStart"/>
+      <w:r>
+        <w:rPr>
+          <w:b/>
+          <w:bCs/>
+          <w:sz w:val="28"/>
+          <w:szCs w:val="28"/>
+        </w:rPr>
+        <w:t>зміни</w:t>
+      </w:r>
+      <w:proofErr w:type="spellEnd"/>
+      <w:r>
+        <w:rPr>
+          <w:b/>
+          <w:bCs/>
+          <w:sz w:val="28"/>
+          <w:szCs w:val="28"/>
+          <w:lang w:val="uk-UA"/>
+        </w:rPr>
+        <w:t>в</w:t>
+      </w:r>
+      <w:r>
+        <w:rPr>
+          <w:b/>
+          <w:bCs/>
+          <w:sz w:val="28"/>
+          <w:szCs w:val="28"/>
+        </w:rPr>
+        <w:t xml:space="preserve"> </w:t>
+      </w:r>
+      <w:proofErr w:type="spellStart"/>
+      <w:r>
+        <w:rPr>
+          <w:b/>
+          <w:bCs/>
+          <w:sz w:val="28"/>
+          <w:szCs w:val="28"/>
+        </w:rPr>
+        <w:t>їхні</w:t>
+      </w:r>
+      <w:proofErr w:type="spellEnd"/>
+      <w:r>
+        <w:rPr>
+          <w:b/>
+          <w:bCs/>
+          <w:sz w:val="28"/>
+          <w:szCs w:val="28"/>
+        </w:rPr>
+        <w:t xml:space="preserve"> </w:t>
+      </w:r>
+      <w:proofErr w:type="spellStart"/>
+      <w:r>
+        <w:rPr>
+          <w:b/>
+          <w:bCs/>
+          <w:sz w:val="28"/>
+          <w:szCs w:val="28"/>
+        </w:rPr>
+        <w:t>зображення</w:t>
+      </w:r>
+      <w:proofErr w:type="spellEnd"/>
+      <w:r>
+        <w:rPr>
+          <w:b/>
+          <w:bCs/>
+          <w:sz w:val="28"/>
+          <w:szCs w:val="28"/>
+        </w:rPr>
+        <w:t xml:space="preserve"> та </w:t>
+      </w:r>
+      <w:proofErr w:type="spellStart"/>
+      <w:r>
+        <w:rPr>
+          <w:b/>
+          <w:bCs/>
+          <w:sz w:val="28"/>
+          <w:szCs w:val="28"/>
+        </w:rPr>
+        <w:t>паролі</w:t>
+      </w:r>
+      <w:proofErr w:type="spellEnd"/>
+      <w:r>
+        <w:rPr>
+          <w:b/>
+          <w:bCs/>
+          <w:sz w:val="28"/>
+          <w:szCs w:val="28"/>
+        </w:rPr>
+        <w:t xml:space="preserve">, </w:t>
+      </w:r>
+      <w:proofErr w:type="spellStart"/>
+      <w:r>
+        <w:rPr>
+          <w:b/>
+          <w:bCs/>
+          <w:sz w:val="28"/>
+          <w:szCs w:val="28"/>
+        </w:rPr>
+        <w:t>видали</w:t>
+      </w:r>
+      <w:proofErr w:type="spellEnd"/>
+      <w:r>
+        <w:rPr>
+          <w:b/>
+          <w:bCs/>
+          <w:sz w:val="28"/>
+          <w:szCs w:val="28"/>
+          <w:lang w:val="uk-UA"/>
+        </w:rPr>
+        <w:t>в</w:t>
+      </w:r>
+      <w:r>
+        <w:rPr>
+          <w:b/>
+          <w:bCs/>
+          <w:sz w:val="28"/>
+          <w:szCs w:val="28"/>
+        </w:rPr>
+        <w:t xml:space="preserve"> </w:t>
+      </w:r>
+      <w:proofErr w:type="spellStart"/>
+      <w:r>
+        <w:rPr>
+          <w:b/>
+          <w:bCs/>
+          <w:sz w:val="28"/>
+          <w:szCs w:val="28"/>
+        </w:rPr>
+        <w:t>один</w:t>
+      </w:r>
+      <w:proofErr w:type="spellEnd"/>
+      <w:r>
+        <w:rPr>
+          <w:b/>
+          <w:bCs/>
+          <w:sz w:val="28"/>
+          <w:szCs w:val="28"/>
+        </w:rPr>
+        <w:t xml:space="preserve"> </w:t>
+      </w:r>
+      <w:proofErr w:type="spellStart"/>
+      <w:r>
+        <w:rPr>
+          <w:b/>
+          <w:bCs/>
+          <w:sz w:val="28"/>
+          <w:szCs w:val="28"/>
+        </w:rPr>
+        <w:t>обліковий</w:t>
+      </w:r>
+      <w:proofErr w:type="spellEnd"/>
+      <w:r>
+        <w:rPr>
+          <w:b/>
+          <w:bCs/>
+          <w:sz w:val="28"/>
+          <w:szCs w:val="28"/>
+        </w:rPr>
+        <w:t xml:space="preserve"> </w:t>
+      </w:r>
+      <w:proofErr w:type="spellStart"/>
+      <w:r>
+        <w:rPr>
+          <w:b/>
+          <w:bCs/>
+          <w:sz w:val="28"/>
+          <w:szCs w:val="28"/>
+        </w:rPr>
+        <w:t>запис</w:t>
+      </w:r>
+      <w:proofErr w:type="spellEnd"/>
+      <w:r>
+        <w:rPr>
+          <w:b/>
+          <w:bCs/>
           <w:sz w:val="28"/>
           <w:szCs w:val="28"/>
         </w:rPr>
@@ -4596,10 +3951,12 @@
       <w:r>
         <w:rPr>
           <w:bCs/>
-          <w:sz w:val="28"/>
-          <w:szCs w:val="28"/>
-          <w:lang w:val="uk-UA"/>
-        </w:rPr>
+          <w:noProof/>
+          <w:sz w:val="28"/>
+          <w:szCs w:val="28"/>
+          <w:lang w:val="uk-UA"/>
+        </w:rPr>
+        <w:lastRenderedPageBreak/>
         <w:drawing>
           <wp:inline distT="0" distB="0" distL="0" distR="0" wp14:anchorId="563A307B" wp14:editId="20F6DBCE">
             <wp:extent cx="2960573" cy="2880000"/>
@@ -4683,14 +4040,15 @@
       <w:r>
         <w:rPr>
           <w:bCs/>
+          <w:noProof/>
           <w:sz w:val="28"/>
           <w:szCs w:val="28"/>
           <w:lang w:val="uk-UA"/>
         </w:rPr>
         <w:drawing>
-          <wp:inline distT="0" distB="0" distL="0" distR="0" wp14:anchorId="09E0F369" wp14:editId="412EF323">
-            <wp:extent cx="5828738" cy="2880000"/>
-            <wp:effectExtent l="0" t="0" r="635" b="0"/>
+          <wp:inline distT="0" distB="0" distL="0" distR="0" wp14:anchorId="09E0F369" wp14:editId="68A3296F">
+            <wp:extent cx="3981450" cy="1967249"/>
+            <wp:effectExtent l="0" t="0" r="0" b="0"/>
             <wp:docPr id="1" name="Рисунок 1"/>
             <wp:cNvGraphicFramePr>
               <a:graphicFrameLocks xmlns:a="http://schemas.openxmlformats.org/drawingml/2006/main" noChangeAspect="1"/>
@@ -4711,7 +4069,7 @@
                   <pic:spPr>
                     <a:xfrm>
                       <a:off x="0" y="0"/>
-                      <a:ext cx="5828738" cy="2880000"/>
+                      <a:ext cx="3986028" cy="1969511"/>
                     </a:xfrm>
                     <a:prstGeom prst="rect">
                       <a:avLst/>
@@ -4788,15 +4146,15 @@
       <w:r>
         <w:rPr>
           <w:bCs/>
-          <w:sz w:val="28"/>
-          <w:szCs w:val="28"/>
-          <w:lang w:val="uk-UA"/>
-        </w:rPr>
-        <w:lastRenderedPageBreak/>
+          <w:noProof/>
+          <w:sz w:val="28"/>
+          <w:szCs w:val="28"/>
+          <w:lang w:val="uk-UA"/>
+        </w:rPr>
         <w:drawing>
-          <wp:inline distT="0" distB="0" distL="0" distR="0" wp14:anchorId="3867DF6E" wp14:editId="3DA24668">
-            <wp:extent cx="4910204" cy="2880000"/>
-            <wp:effectExtent l="0" t="0" r="5080" b="0"/>
+          <wp:inline distT="0" distB="0" distL="0" distR="0" wp14:anchorId="3867DF6E" wp14:editId="36973701">
+            <wp:extent cx="4086225" cy="2396709"/>
+            <wp:effectExtent l="0" t="0" r="0" b="3810"/>
             <wp:docPr id="16" name="Рисунок 16"/>
             <wp:cNvGraphicFramePr>
               <a:graphicFrameLocks xmlns:a="http://schemas.openxmlformats.org/drawingml/2006/main" noChangeAspect="1"/>
@@ -4817,7 +4175,7 @@
                   <pic:spPr>
                     <a:xfrm>
                       <a:off x="0" y="0"/>
-                      <a:ext cx="4910204" cy="2880000"/>
+                      <a:ext cx="4091335" cy="2399706"/>
                     </a:xfrm>
                     <a:prstGeom prst="rect">
                       <a:avLst/>
@@ -4894,14 +4252,16 @@
       <w:r>
         <w:rPr>
           <w:bCs/>
-          <w:sz w:val="28"/>
-          <w:szCs w:val="28"/>
-          <w:lang w:val="uk-UA"/>
-        </w:rPr>
+          <w:noProof/>
+          <w:sz w:val="28"/>
+          <w:szCs w:val="28"/>
+          <w:lang w:val="uk-UA"/>
+        </w:rPr>
+        <w:lastRenderedPageBreak/>
         <w:drawing>
-          <wp:inline distT="0" distB="0" distL="0" distR="0" wp14:anchorId="3CF9D2A5" wp14:editId="3A5B08D9">
-            <wp:extent cx="5431500" cy="2880000"/>
-            <wp:effectExtent l="0" t="0" r="0" b="0"/>
+          <wp:inline distT="0" distB="0" distL="0" distR="0" wp14:anchorId="3CF9D2A5" wp14:editId="1E88CBCB">
+            <wp:extent cx="4876800" cy="2585877"/>
+            <wp:effectExtent l="0" t="0" r="0" b="5080"/>
             <wp:docPr id="28" name="Рисунок 28"/>
             <wp:cNvGraphicFramePr>
               <a:graphicFrameLocks xmlns:a="http://schemas.openxmlformats.org/drawingml/2006/main" noChangeAspect="1"/>
@@ -4921,7 +4281,7 @@
                   <pic:spPr bwMode="auto">
                     <a:xfrm>
                       <a:off x="0" y="0"/>
-                      <a:ext cx="5431500" cy="2880000"/>
+                      <a:ext cx="4890791" cy="2593295"/>
                     </a:xfrm>
                     <a:prstGeom prst="rect">
                       <a:avLst/>
@@ -4975,6 +4335,19 @@
     </w:p>
     <w:p>
       <w:pPr>
+        <w:shd w:val="solid" w:color="FFFFFF" w:fill="FFFFFF"/>
+        <w:spacing w:line="360" w:lineRule="auto"/>
+        <w:jc w:val="center"/>
+        <w:rPr>
+          <w:bCs/>
+          <w:sz w:val="28"/>
+          <w:szCs w:val="28"/>
+          <w:lang w:val="uk-UA"/>
+        </w:rPr>
+      </w:pPr>
+    </w:p>
+    <w:p>
+      <w:pPr>
         <w:pStyle w:val="a4"/>
         <w:numPr>
           <w:ilvl w:val="0"/>
@@ -5005,16 +4378,16 @@
         <w:jc w:val="both"/>
         <w:rPr>
           <w:rFonts w:ascii="Times New Roman" w:hAnsi="Times New Roman"/>
-          <w:bCs/>
-          <w:sz w:val="28"/>
-          <w:szCs w:val="28"/>
-          <w:lang w:val="uk-UA"/>
-        </w:rPr>
-      </w:pPr>
-      <w:r>
-        <w:rPr>
-          <w:rFonts w:ascii="Times New Roman" w:hAnsi="Times New Roman"/>
-          <w:bCs/>
+          <w:b/>
+          <w:sz w:val="28"/>
+          <w:szCs w:val="28"/>
+          <w:lang w:val="uk-UA"/>
+        </w:rPr>
+      </w:pPr>
+      <w:r>
+        <w:rPr>
+          <w:rFonts w:ascii="Times New Roman" w:hAnsi="Times New Roman"/>
+          <w:b/>
           <w:sz w:val="28"/>
           <w:szCs w:val="28"/>
           <w:lang w:val="uk-UA"/>
@@ -5024,7 +4397,7 @@
       <w:r>
         <w:rPr>
           <w:rFonts w:ascii="Times New Roman" w:hAnsi="Times New Roman"/>
-          <w:bCs/>
+          <w:b/>
           <w:sz w:val="28"/>
           <w:szCs w:val="28"/>
         </w:rPr>
@@ -5034,9 +4407,10 @@
       <w:r>
         <w:rPr>
           <w:rFonts w:ascii="Times New Roman" w:hAnsi="Times New Roman"/>
-          <w:bCs/>
-          <w:sz w:val="28"/>
-          <w:szCs w:val="28"/>
+          <w:b/>
+          <w:sz w:val="28"/>
+          <w:szCs w:val="28"/>
+          <w:lang w:val="en-GB"/>
         </w:rPr>
         <w:t>допомогою</w:t>
       </w:r>
@@ -5044,118 +4418,87 @@
       <w:r>
         <w:rPr>
           <w:rFonts w:ascii="Times New Roman" w:hAnsi="Times New Roman"/>
-          <w:bCs/>
-          <w:sz w:val="28"/>
-          <w:szCs w:val="28"/>
-        </w:rPr>
-        <w:t xml:space="preserve"> оснастки </w:t>
-      </w:r>
-      <w:proofErr w:type="spellStart"/>
-      <w:r>
-        <w:rPr>
-          <w:rFonts w:ascii="Times New Roman" w:hAnsi="Times New Roman"/>
-          <w:bCs/>
-          <w:sz w:val="28"/>
-          <w:szCs w:val="28"/>
-        </w:rPr>
-        <w:t>mmc</w:t>
-      </w:r>
-      <w:proofErr w:type="spellEnd"/>
-      <w:r>
-        <w:rPr>
-          <w:rFonts w:ascii="Times New Roman" w:hAnsi="Times New Roman"/>
-          <w:bCs/>
-          <w:sz w:val="28"/>
-          <w:szCs w:val="28"/>
-        </w:rPr>
-        <w:t xml:space="preserve"> → Local </w:t>
-      </w:r>
-      <w:proofErr w:type="spellStart"/>
-      <w:r>
-        <w:rPr>
-          <w:rFonts w:ascii="Times New Roman" w:hAnsi="Times New Roman"/>
-          <w:bCs/>
-          <w:sz w:val="28"/>
-          <w:szCs w:val="28"/>
-        </w:rPr>
-        <w:t>Users</w:t>
-      </w:r>
-      <w:proofErr w:type="spellEnd"/>
-      <w:r>
-        <w:rPr>
-          <w:rFonts w:ascii="Times New Roman" w:hAnsi="Times New Roman"/>
-          <w:bCs/>
-          <w:sz w:val="28"/>
-          <w:szCs w:val="28"/>
-        </w:rPr>
-        <w:t xml:space="preserve"> </w:t>
-      </w:r>
-      <w:proofErr w:type="spellStart"/>
-      <w:r>
-        <w:rPr>
-          <w:rFonts w:ascii="Times New Roman" w:hAnsi="Times New Roman"/>
-          <w:bCs/>
-          <w:sz w:val="28"/>
-          <w:szCs w:val="28"/>
-        </w:rPr>
-        <w:t>and</w:t>
-      </w:r>
-      <w:proofErr w:type="spellEnd"/>
-      <w:r>
-        <w:rPr>
-          <w:rFonts w:ascii="Times New Roman" w:hAnsi="Times New Roman"/>
-          <w:bCs/>
-          <w:sz w:val="28"/>
-          <w:szCs w:val="28"/>
-        </w:rPr>
-        <w:t xml:space="preserve"> </w:t>
-      </w:r>
-      <w:proofErr w:type="spellStart"/>
-      <w:r>
-        <w:rPr>
-          <w:rFonts w:ascii="Times New Roman" w:hAnsi="Times New Roman"/>
-          <w:bCs/>
-          <w:sz w:val="28"/>
-          <w:szCs w:val="28"/>
-        </w:rPr>
-        <w:t>Groups</w:t>
-      </w:r>
-      <w:proofErr w:type="spellEnd"/>
-      <w:r>
-        <w:rPr>
-          <w:rFonts w:ascii="Times New Roman" w:hAnsi="Times New Roman"/>
-          <w:bCs/>
-          <w:sz w:val="28"/>
-          <w:szCs w:val="28"/>
-        </w:rPr>
-        <w:t xml:space="preserve"> створи</w:t>
-      </w:r>
-      <w:r>
-        <w:rPr>
-          <w:rFonts w:ascii="Times New Roman" w:hAnsi="Times New Roman"/>
-          <w:bCs/>
-          <w:sz w:val="28"/>
-          <w:szCs w:val="28"/>
-          <w:lang w:val="uk-UA"/>
-        </w:rPr>
-        <w:t>в</w:t>
-      </w:r>
-      <w:r>
-        <w:rPr>
-          <w:rFonts w:ascii="Times New Roman" w:hAnsi="Times New Roman"/>
-          <w:bCs/>
-          <w:sz w:val="28"/>
-          <w:szCs w:val="28"/>
-        </w:rPr>
-        <w:t xml:space="preserve"> </w:t>
-      </w:r>
-      <w:proofErr w:type="spellStart"/>
-      <w:r>
-        <w:rPr>
-          <w:rFonts w:ascii="Times New Roman" w:hAnsi="Times New Roman"/>
-          <w:bCs/>
-          <w:sz w:val="28"/>
-          <w:szCs w:val="28"/>
+          <w:b/>
+          <w:sz w:val="28"/>
+          <w:szCs w:val="28"/>
+          <w:lang w:val="en-GB"/>
+        </w:rPr>
+        <w:t xml:space="preserve"> </w:t>
+      </w:r>
+      <w:proofErr w:type="spellStart"/>
+      <w:r>
+        <w:rPr>
+          <w:rFonts w:ascii="Times New Roman" w:hAnsi="Times New Roman"/>
+          <w:b/>
+          <w:sz w:val="28"/>
+          <w:szCs w:val="28"/>
+          <w:lang w:val="en-GB"/>
+        </w:rPr>
+        <w:t>оснастки</w:t>
+      </w:r>
+      <w:proofErr w:type="spellEnd"/>
+      <w:r>
+        <w:rPr>
+          <w:rFonts w:ascii="Times New Roman" w:hAnsi="Times New Roman"/>
+          <w:b/>
+          <w:sz w:val="28"/>
+          <w:szCs w:val="28"/>
+          <w:lang w:val="en-GB"/>
+        </w:rPr>
+        <w:t xml:space="preserve"> </w:t>
+      </w:r>
+      <w:r>
+        <w:rPr>
+          <w:rFonts w:ascii="Times New Roman" w:hAnsi="Times New Roman"/>
+          <w:b/>
+          <w:i/>
+          <w:iCs/>
+          <w:sz w:val="28"/>
+          <w:szCs w:val="28"/>
+          <w:lang w:val="en-GB"/>
+        </w:rPr>
+        <w:t>Local Users and Groups</w:t>
+      </w:r>
+      <w:r>
+        <w:rPr>
+          <w:rFonts w:ascii="Times New Roman" w:hAnsi="Times New Roman"/>
+          <w:b/>
+          <w:sz w:val="28"/>
+          <w:szCs w:val="28"/>
+          <w:lang w:val="en-GB"/>
+        </w:rPr>
+        <w:t xml:space="preserve"> </w:t>
+      </w:r>
+      <w:proofErr w:type="spellStart"/>
+      <w:r>
+        <w:rPr>
+          <w:rFonts w:ascii="Times New Roman" w:hAnsi="Times New Roman"/>
+          <w:b/>
+          <w:sz w:val="28"/>
+          <w:szCs w:val="28"/>
+          <w:lang w:val="en-GB"/>
+        </w:rPr>
+        <w:t>створити</w:t>
+      </w:r>
+      <w:proofErr w:type="spellEnd"/>
+      <w:r>
+        <w:rPr>
+          <w:rFonts w:ascii="Times New Roman" w:hAnsi="Times New Roman"/>
+          <w:b/>
+          <w:sz w:val="28"/>
+          <w:szCs w:val="28"/>
+          <w:lang w:val="en-GB"/>
+        </w:rPr>
+        <w:t xml:space="preserve"> </w:t>
+      </w:r>
+      <w:proofErr w:type="spellStart"/>
+      <w:r>
+        <w:rPr>
+          <w:rFonts w:ascii="Times New Roman" w:hAnsi="Times New Roman"/>
+          <w:b/>
+          <w:sz w:val="28"/>
+          <w:szCs w:val="28"/>
+          <w:lang w:val="en-GB"/>
         </w:rPr>
         <w:t>користувача</w:t>
       </w:r>
@@ -5163,7 +4506,139 @@
       <w:r>
         <w:rPr>
           <w:rFonts w:ascii="Times New Roman" w:hAnsi="Times New Roman"/>
-          <w:bCs/>
+          <w:b/>
+          <w:sz w:val="28"/>
+          <w:szCs w:val="28"/>
+          <w:lang w:val="en-GB"/>
+        </w:rPr>
+        <w:t xml:space="preserve"> з </w:t>
+      </w:r>
+      <w:proofErr w:type="spellStart"/>
+      <w:r>
+        <w:rPr>
+          <w:rFonts w:ascii="Times New Roman" w:hAnsi="Times New Roman"/>
+          <w:b/>
+          <w:sz w:val="28"/>
+          <w:szCs w:val="28"/>
+          <w:lang w:val="en-GB"/>
+        </w:rPr>
+        <w:t>початковим</w:t>
+      </w:r>
+      <w:proofErr w:type="spellEnd"/>
+      <w:r>
+        <w:rPr>
+          <w:rFonts w:ascii="Times New Roman" w:hAnsi="Times New Roman"/>
+          <w:b/>
+          <w:sz w:val="28"/>
+          <w:szCs w:val="28"/>
+          <w:lang w:val="en-GB"/>
+        </w:rPr>
+        <w:t xml:space="preserve"> </w:t>
+      </w:r>
+      <w:proofErr w:type="spellStart"/>
+      <w:r>
+        <w:rPr>
+          <w:rFonts w:ascii="Times New Roman" w:hAnsi="Times New Roman"/>
+          <w:b/>
+          <w:sz w:val="28"/>
+          <w:szCs w:val="28"/>
+          <w:lang w:val="en-GB"/>
+        </w:rPr>
+        <w:t>паролем</w:t>
+      </w:r>
+      <w:proofErr w:type="spellEnd"/>
+      <w:r>
+        <w:rPr>
+          <w:rFonts w:ascii="Times New Roman" w:hAnsi="Times New Roman"/>
+          <w:b/>
+          <w:sz w:val="28"/>
+          <w:szCs w:val="28"/>
+          <w:lang w:val="en-GB"/>
+        </w:rPr>
+        <w:t xml:space="preserve"> і </w:t>
+      </w:r>
+      <w:proofErr w:type="spellStart"/>
+      <w:r>
+        <w:rPr>
+          <w:rFonts w:ascii="Times New Roman" w:hAnsi="Times New Roman"/>
+          <w:b/>
+          <w:sz w:val="28"/>
+          <w:szCs w:val="28"/>
+          <w:lang w:val="en-GB"/>
+        </w:rPr>
+        <w:t>вимогою</w:t>
+      </w:r>
+      <w:proofErr w:type="spellEnd"/>
+      <w:r>
+        <w:rPr>
+          <w:rFonts w:ascii="Times New Roman" w:hAnsi="Times New Roman"/>
+          <w:b/>
+          <w:sz w:val="28"/>
+          <w:szCs w:val="28"/>
+          <w:lang w:val="en-GB"/>
+        </w:rPr>
+        <w:t xml:space="preserve"> </w:t>
+      </w:r>
+      <w:proofErr w:type="spellStart"/>
+      <w:r>
+        <w:rPr>
+          <w:rFonts w:ascii="Times New Roman" w:hAnsi="Times New Roman"/>
+          <w:b/>
+          <w:sz w:val="28"/>
+          <w:szCs w:val="28"/>
+          <w:lang w:val="en-GB"/>
+        </w:rPr>
+        <w:t>зміни</w:t>
+      </w:r>
+      <w:proofErr w:type="spellEnd"/>
+      <w:r>
+        <w:rPr>
+          <w:rFonts w:ascii="Times New Roman" w:hAnsi="Times New Roman"/>
+          <w:b/>
+          <w:sz w:val="28"/>
+          <w:szCs w:val="28"/>
+          <w:lang w:val="en-GB"/>
+        </w:rPr>
+        <w:t xml:space="preserve"> </w:t>
+      </w:r>
+      <w:proofErr w:type="spellStart"/>
+      <w:r>
+        <w:rPr>
+          <w:rFonts w:ascii="Times New Roman" w:hAnsi="Times New Roman"/>
+          <w:b/>
+          <w:sz w:val="28"/>
+          <w:szCs w:val="28"/>
+          <w:lang w:val="en-GB"/>
+        </w:rPr>
+        <w:t>при</w:t>
+      </w:r>
+      <w:proofErr w:type="spellEnd"/>
+      <w:r>
+        <w:rPr>
+          <w:rFonts w:ascii="Times New Roman" w:hAnsi="Times New Roman"/>
+          <w:b/>
+          <w:sz w:val="28"/>
+          <w:szCs w:val="28"/>
+          <w:lang w:val="en-GB"/>
+        </w:rPr>
+        <w:t xml:space="preserve"> </w:t>
+      </w:r>
+      <w:proofErr w:type="spellStart"/>
+      <w:r>
+        <w:rPr>
+          <w:rFonts w:ascii="Times New Roman" w:hAnsi="Times New Roman"/>
+          <w:b/>
+          <w:sz w:val="28"/>
+          <w:szCs w:val="28"/>
+          <w:lang w:val="en-GB"/>
+        </w:rPr>
+        <w:t>вході</w:t>
+      </w:r>
+      <w:proofErr w:type="spellEnd"/>
+      <w:r>
+        <w:rPr>
+          <w:rFonts w:ascii="Times New Roman" w:hAnsi="Times New Roman"/>
+          <w:b/>
           <w:sz w:val="28"/>
           <w:szCs w:val="28"/>
           <w:lang w:val="uk-UA"/>
@@ -5186,14 +4661,14 @@
       <w:r>
         <w:rPr>
           <w:bCs/>
-          <w:sz w:val="28"/>
-          <w:szCs w:val="28"/>
-          <w:lang w:val="uk-UA"/>
-        </w:rPr>
-        <w:lastRenderedPageBreak/>
+          <w:noProof/>
+          <w:sz w:val="28"/>
+          <w:szCs w:val="28"/>
+          <w:lang w:val="uk-UA"/>
+        </w:rPr>
         <w:drawing>
-          <wp:inline distT="0" distB="0" distL="0" distR="0" wp14:anchorId="1487CA82" wp14:editId="355E8180">
-            <wp:extent cx="4426411" cy="2880000"/>
+          <wp:inline distT="0" distB="0" distL="0" distR="0" wp14:anchorId="1487CA82" wp14:editId="342F70E0">
+            <wp:extent cx="4808220" cy="3128420"/>
             <wp:effectExtent l="0" t="0" r="0" b="0"/>
             <wp:docPr id="29" name="Рисунок 29"/>
             <wp:cNvGraphicFramePr>
@@ -5215,7 +4690,7 @@
                   <pic:spPr>
                     <a:xfrm>
                       <a:off x="0" y="0"/>
-                      <a:ext cx="4426411" cy="2880000"/>
+                      <a:ext cx="4813214" cy="3131669"/>
                     </a:xfrm>
                     <a:prstGeom prst="rect">
                       <a:avLst/>
@@ -5278,6 +4753,19 @@
     </w:p>
     <w:p>
       <w:pPr>
+        <w:shd w:val="solid" w:color="FFFFFF" w:fill="FFFFFF"/>
+        <w:spacing w:line="360" w:lineRule="auto"/>
+        <w:jc w:val="center"/>
+        <w:rPr>
+          <w:bCs/>
+          <w:sz w:val="28"/>
+          <w:szCs w:val="28"/>
+          <w:lang w:val="en-US"/>
+        </w:rPr>
+      </w:pPr>
+    </w:p>
+    <w:p>
+      <w:pPr>
         <w:pStyle w:val="a4"/>
         <w:numPr>
           <w:ilvl w:val="0"/>
@@ -5288,139 +4776,93 @@
         <w:ind w:left="1276" w:hanging="567"/>
         <w:jc w:val="both"/>
         <w:rPr>
-          <w:bCs/>
-          <w:sz w:val="28"/>
-          <w:szCs w:val="28"/>
-          <w:lang w:val="uk-UA"/>
-        </w:rPr>
-      </w:pPr>
-      <w:r>
-        <w:rPr>
-          <w:rFonts w:ascii="Times New Roman" w:hAnsi="Times New Roman"/>
-          <w:bCs/>
-          <w:sz w:val="28"/>
-          <w:szCs w:val="28"/>
-          <w:lang w:val="uk-UA"/>
-        </w:rPr>
-        <w:t xml:space="preserve">Через </w:t>
-      </w:r>
-      <w:proofErr w:type="spellStart"/>
-      <w:r>
-        <w:rPr>
-          <w:rFonts w:ascii="Times New Roman" w:hAnsi="Times New Roman"/>
-          <w:bCs/>
-          <w:sz w:val="28"/>
-          <w:szCs w:val="28"/>
-          <w:lang w:val="uk-UA"/>
-        </w:rPr>
-        <w:t>Local</w:t>
-      </w:r>
-      <w:proofErr w:type="spellEnd"/>
-      <w:r>
-        <w:rPr>
-          <w:rFonts w:ascii="Times New Roman" w:hAnsi="Times New Roman"/>
-          <w:bCs/>
-          <w:sz w:val="28"/>
-          <w:szCs w:val="28"/>
-          <w:lang w:val="uk-UA"/>
-        </w:rPr>
-        <w:t xml:space="preserve"> </w:t>
-      </w:r>
-      <w:proofErr w:type="spellStart"/>
-      <w:r>
-        <w:rPr>
-          <w:rFonts w:ascii="Times New Roman" w:hAnsi="Times New Roman"/>
-          <w:bCs/>
-          <w:sz w:val="28"/>
-          <w:szCs w:val="28"/>
-          <w:lang w:val="uk-UA"/>
-        </w:rPr>
-        <w:t>Users</w:t>
-      </w:r>
-      <w:proofErr w:type="spellEnd"/>
-      <w:r>
-        <w:rPr>
-          <w:rFonts w:ascii="Times New Roman" w:hAnsi="Times New Roman"/>
-          <w:bCs/>
-          <w:sz w:val="28"/>
-          <w:szCs w:val="28"/>
-          <w:lang w:val="uk-UA"/>
-        </w:rPr>
-        <w:t xml:space="preserve"> </w:t>
-      </w:r>
-      <w:proofErr w:type="spellStart"/>
-      <w:r>
-        <w:rPr>
-          <w:rFonts w:ascii="Times New Roman" w:hAnsi="Times New Roman"/>
-          <w:bCs/>
-          <w:sz w:val="28"/>
-          <w:szCs w:val="28"/>
-          <w:lang w:val="uk-UA"/>
-        </w:rPr>
-        <w:t>and</w:t>
-      </w:r>
-      <w:proofErr w:type="spellEnd"/>
-      <w:r>
-        <w:rPr>
-          <w:rFonts w:ascii="Times New Roman" w:hAnsi="Times New Roman"/>
-          <w:bCs/>
-          <w:sz w:val="28"/>
-          <w:szCs w:val="28"/>
-          <w:lang w:val="uk-UA"/>
-        </w:rPr>
-        <w:t xml:space="preserve"> </w:t>
-      </w:r>
-      <w:proofErr w:type="spellStart"/>
-      <w:r>
-        <w:rPr>
-          <w:rFonts w:ascii="Times New Roman" w:hAnsi="Times New Roman"/>
-          <w:bCs/>
-          <w:sz w:val="28"/>
-          <w:szCs w:val="28"/>
-          <w:lang w:val="uk-UA"/>
-        </w:rPr>
-        <w:t>Groups</w:t>
-      </w:r>
-      <w:proofErr w:type="spellEnd"/>
-      <w:r>
-        <w:rPr>
-          <w:rFonts w:ascii="Times New Roman" w:hAnsi="Times New Roman"/>
-          <w:bCs/>
-          <w:sz w:val="28"/>
-          <w:szCs w:val="28"/>
-          <w:lang w:val="uk-UA"/>
-        </w:rPr>
-        <w:t xml:space="preserve"> дода</w:t>
-      </w:r>
-      <w:r>
-        <w:rPr>
-          <w:rFonts w:ascii="Times New Roman" w:hAnsi="Times New Roman"/>
-          <w:bCs/>
-          <w:sz w:val="28"/>
-          <w:szCs w:val="28"/>
-          <w:lang w:val="uk-UA"/>
-        </w:rPr>
-        <w:t>но</w:t>
-      </w:r>
-      <w:r>
-        <w:rPr>
-          <w:rFonts w:ascii="Times New Roman" w:hAnsi="Times New Roman"/>
-          <w:bCs/>
-          <w:sz w:val="28"/>
-          <w:szCs w:val="28"/>
-          <w:lang w:val="uk-UA"/>
-        </w:rPr>
-        <w:t xml:space="preserve"> створеного користувача до наявної групи</w:t>
-      </w:r>
-      <w:r>
-        <w:rPr>
-          <w:rFonts w:ascii="Times New Roman" w:hAnsi="Times New Roman"/>
-          <w:bCs/>
-          <w:sz w:val="28"/>
-          <w:szCs w:val="28"/>
-          <w:lang w:val="en-US"/>
-        </w:rPr>
-        <w:t>.</w:t>
+          <w:b/>
+          <w:sz w:val="28"/>
+          <w:szCs w:val="28"/>
+          <w:lang w:val="uk-UA"/>
+        </w:rPr>
+      </w:pPr>
+      <w:r>
+        <w:rPr>
+          <w:rFonts w:ascii="Times New Roman" w:hAnsi="Times New Roman"/>
+          <w:b/>
+          <w:sz w:val="28"/>
+          <w:szCs w:val="28"/>
+          <w:lang w:val="uk-UA"/>
+        </w:rPr>
+        <w:t>Дода</w:t>
+      </w:r>
+      <w:r>
+        <w:rPr>
+          <w:rFonts w:ascii="Times New Roman" w:hAnsi="Times New Roman"/>
+          <w:b/>
+          <w:sz w:val="28"/>
+          <w:szCs w:val="28"/>
+          <w:lang w:val="uk-UA"/>
+        </w:rPr>
+        <w:t>в</w:t>
+      </w:r>
+      <w:r>
+        <w:rPr>
+          <w:rFonts w:ascii="Times New Roman" w:hAnsi="Times New Roman"/>
+          <w:b/>
+          <w:sz w:val="28"/>
+          <w:szCs w:val="28"/>
+          <w:lang w:val="uk-UA"/>
+        </w:rPr>
+        <w:t xml:space="preserve"> користувача до наявної групи, створи</w:t>
+      </w:r>
+      <w:r>
+        <w:rPr>
+          <w:rFonts w:ascii="Times New Roman" w:hAnsi="Times New Roman"/>
+          <w:b/>
+          <w:sz w:val="28"/>
+          <w:szCs w:val="28"/>
+          <w:lang w:val="uk-UA"/>
+        </w:rPr>
+        <w:t>в</w:t>
+      </w:r>
+      <w:r>
+        <w:rPr>
+          <w:rFonts w:ascii="Times New Roman" w:hAnsi="Times New Roman"/>
+          <w:b/>
+          <w:sz w:val="28"/>
+          <w:szCs w:val="28"/>
+          <w:lang w:val="uk-UA"/>
+        </w:rPr>
+        <w:t xml:space="preserve"> нову групу та </w:t>
+      </w:r>
+      <w:proofErr w:type="spellStart"/>
+      <w:r>
+        <w:rPr>
+          <w:rFonts w:ascii="Times New Roman" w:hAnsi="Times New Roman"/>
+          <w:b/>
+          <w:sz w:val="28"/>
+          <w:szCs w:val="28"/>
+          <w:lang w:val="uk-UA"/>
+        </w:rPr>
+        <w:t>вн</w:t>
+      </w:r>
+      <w:r>
+        <w:rPr>
+          <w:rFonts w:ascii="Times New Roman" w:hAnsi="Times New Roman"/>
+          <w:b/>
+          <w:sz w:val="28"/>
+          <w:szCs w:val="28"/>
+          <w:lang w:val="uk-UA"/>
+        </w:rPr>
+        <w:t>іс</w:t>
+      </w:r>
+      <w:proofErr w:type="spellEnd"/>
+      <w:r>
+        <w:rPr>
+          <w:rFonts w:ascii="Times New Roman" w:hAnsi="Times New Roman"/>
+          <w:b/>
+          <w:sz w:val="28"/>
+          <w:szCs w:val="28"/>
+          <w:lang w:val="uk-UA"/>
+        </w:rPr>
+        <w:t xml:space="preserve"> до неї цього користувача.</w:t>
       </w:r>
     </w:p>
     <w:p>
@@ -5438,10 +4880,12 @@
       <w:r>
         <w:rPr>
           <w:bCs/>
-          <w:sz w:val="28"/>
-          <w:szCs w:val="28"/>
-          <w:lang w:val="uk-UA"/>
-        </w:rPr>
+          <w:noProof/>
+          <w:sz w:val="28"/>
+          <w:szCs w:val="28"/>
+          <w:lang w:val="uk-UA"/>
+        </w:rPr>
+        <w:lastRenderedPageBreak/>
         <w:drawing>
           <wp:inline distT="0" distB="0" distL="0" distR="0" wp14:anchorId="58CB7891" wp14:editId="230F4443">
             <wp:extent cx="3966196" cy="2880000"/>
@@ -5543,11 +4987,11 @@
       <w:r>
         <w:rPr>
           <w:bCs/>
-          <w:sz w:val="28"/>
-          <w:szCs w:val="28"/>
-          <w:lang w:val="uk-UA"/>
-        </w:rPr>
-        <w:lastRenderedPageBreak/>
+          <w:noProof/>
+          <w:sz w:val="28"/>
+          <w:szCs w:val="28"/>
+          <w:lang w:val="uk-UA"/>
+        </w:rPr>
         <w:drawing>
           <wp:inline distT="0" distB="0" distL="0" distR="0" wp14:anchorId="7991677E" wp14:editId="4D247DA2">
             <wp:extent cx="2541553" cy="2880000"/>
@@ -5594,7 +5038,6 @@
           <w:bCs/>
           <w:sz w:val="28"/>
           <w:szCs w:val="28"/>
-          <w:lang w:val="uk-UA"/>
         </w:rPr>
       </w:pPr>
       <w:r>
@@ -5634,6 +5077,19 @@
         <w:t>користувача</w:t>
       </w:r>
       <w:proofErr w:type="spellEnd"/>
+    </w:p>
+    <w:p>
+      <w:pPr>
+        <w:shd w:val="solid" w:color="FFFFFF" w:fill="FFFFFF"/>
+        <w:spacing w:line="360" w:lineRule="auto"/>
+        <w:jc w:val="center"/>
+        <w:rPr>
+          <w:bCs/>
+          <w:sz w:val="28"/>
+          <w:szCs w:val="28"/>
+          <w:lang w:val="uk-UA"/>
+        </w:rPr>
+      </w:pPr>
     </w:p>
     <w:p>
       <w:pPr>
@@ -5648,90 +5104,94 @@
         <w:jc w:val="both"/>
         <w:rPr>
           <w:rFonts w:ascii="Times New Roman" w:hAnsi="Times New Roman"/>
-          <w:bCs/>
-          <w:sz w:val="28"/>
-          <w:szCs w:val="28"/>
-          <w:lang w:val="uk-UA"/>
-        </w:rPr>
-      </w:pPr>
-      <w:r>
-        <w:rPr>
-          <w:rFonts w:ascii="Times New Roman" w:hAnsi="Times New Roman"/>
-          <w:bCs/>
-          <w:sz w:val="28"/>
-          <w:szCs w:val="28"/>
-          <w:lang w:val="uk-UA"/>
-        </w:rPr>
-        <w:t>У</w:t>
-      </w:r>
-      <w:r>
-        <w:rPr>
-          <w:rFonts w:ascii="Times New Roman" w:hAnsi="Times New Roman"/>
-          <w:bCs/>
-          <w:sz w:val="28"/>
-          <w:szCs w:val="28"/>
-          <w:lang w:val="uk-UA"/>
-        </w:rPr>
-        <w:t xml:space="preserve"> </w:t>
-      </w:r>
-      <w:r>
-        <w:rPr>
-          <w:rFonts w:ascii="Times New Roman" w:hAnsi="Times New Roman"/>
-          <w:bCs/>
-          <w:sz w:val="28"/>
-          <w:szCs w:val="28"/>
-          <w:lang w:val="uk-UA"/>
-        </w:rPr>
-        <w:t xml:space="preserve">командному рядку за допомогою </w:t>
-      </w:r>
-      <w:proofErr w:type="spellStart"/>
-      <w:r>
-        <w:rPr>
-          <w:rFonts w:ascii="Times New Roman" w:hAnsi="Times New Roman"/>
-          <w:bCs/>
-          <w:sz w:val="28"/>
-          <w:szCs w:val="28"/>
-          <w:lang w:val="uk-UA"/>
-        </w:rPr>
-        <w:t>net</w:t>
-      </w:r>
-      <w:proofErr w:type="spellEnd"/>
-      <w:r>
-        <w:rPr>
-          <w:rFonts w:ascii="Times New Roman" w:hAnsi="Times New Roman"/>
-          <w:bCs/>
-          <w:sz w:val="28"/>
-          <w:szCs w:val="28"/>
-          <w:lang w:val="uk-UA"/>
-        </w:rPr>
-        <w:t xml:space="preserve"> </w:t>
-      </w:r>
-      <w:proofErr w:type="spellStart"/>
-      <w:r>
-        <w:rPr>
-          <w:rFonts w:ascii="Times New Roman" w:hAnsi="Times New Roman"/>
-          <w:bCs/>
-          <w:sz w:val="28"/>
-          <w:szCs w:val="28"/>
-          <w:lang w:val="uk-UA"/>
-        </w:rPr>
-        <w:t>user</w:t>
-      </w:r>
-      <w:proofErr w:type="spellEnd"/>
-      <w:r>
-        <w:rPr>
-          <w:rFonts w:ascii="Times New Roman" w:hAnsi="Times New Roman"/>
-          <w:bCs/>
-          <w:sz w:val="28"/>
-          <w:szCs w:val="28"/>
-          <w:lang w:val="uk-UA"/>
-        </w:rPr>
-        <w:t xml:space="preserve"> створи</w:t>
-      </w:r>
-      <w:r>
-        <w:rPr>
-          <w:rFonts w:ascii="Times New Roman" w:hAnsi="Times New Roman"/>
-          <w:bCs/>
+          <w:b/>
+          <w:sz w:val="28"/>
+          <w:szCs w:val="28"/>
+          <w:lang w:val="uk-UA"/>
+        </w:rPr>
+      </w:pPr>
+      <w:proofErr w:type="spellStart"/>
+      <w:r>
+        <w:rPr>
+          <w:rFonts w:ascii="Times New Roman" w:hAnsi="Times New Roman"/>
+          <w:b/>
+          <w:sz w:val="28"/>
+          <w:szCs w:val="28"/>
+          <w:lang w:val="en-GB"/>
+        </w:rPr>
+        <w:t>За</w:t>
+      </w:r>
+      <w:proofErr w:type="spellEnd"/>
+      <w:r>
+        <w:rPr>
+          <w:rFonts w:ascii="Times New Roman" w:hAnsi="Times New Roman"/>
+          <w:b/>
+          <w:sz w:val="28"/>
+          <w:szCs w:val="28"/>
+          <w:lang w:val="en-GB"/>
+        </w:rPr>
+        <w:t xml:space="preserve"> </w:t>
+      </w:r>
+      <w:proofErr w:type="spellStart"/>
+      <w:r>
+        <w:rPr>
+          <w:rFonts w:ascii="Times New Roman" w:hAnsi="Times New Roman"/>
+          <w:b/>
+          <w:sz w:val="28"/>
+          <w:szCs w:val="28"/>
+          <w:lang w:val="en-GB"/>
+        </w:rPr>
+        <w:t>допомогою</w:t>
+      </w:r>
+      <w:proofErr w:type="spellEnd"/>
+      <w:r>
+        <w:rPr>
+          <w:rFonts w:ascii="Times New Roman" w:hAnsi="Times New Roman"/>
+          <w:b/>
+          <w:sz w:val="28"/>
+          <w:szCs w:val="28"/>
+          <w:lang w:val="en-GB"/>
+        </w:rPr>
+        <w:t xml:space="preserve"> </w:t>
+      </w:r>
+      <w:r>
+        <w:rPr>
+          <w:rFonts w:ascii="Times New Roman" w:hAnsi="Times New Roman"/>
+          <w:b/>
+          <w:i/>
+          <w:iCs/>
+          <w:sz w:val="28"/>
+          <w:szCs w:val="28"/>
+          <w:lang w:val="en-GB"/>
+        </w:rPr>
+        <w:t>net user</w:t>
+      </w:r>
+      <w:r>
+        <w:rPr>
+          <w:rFonts w:ascii="Times New Roman" w:hAnsi="Times New Roman"/>
+          <w:b/>
+          <w:sz w:val="28"/>
+          <w:szCs w:val="28"/>
+          <w:lang w:val="en-GB"/>
+        </w:rPr>
+        <w:t xml:space="preserve"> </w:t>
+      </w:r>
+      <w:proofErr w:type="spellStart"/>
+      <w:r>
+        <w:rPr>
+          <w:rFonts w:ascii="Times New Roman" w:hAnsi="Times New Roman"/>
+          <w:b/>
+          <w:sz w:val="28"/>
+          <w:szCs w:val="28"/>
+          <w:lang w:val="en-GB"/>
+        </w:rPr>
+        <w:t>створи</w:t>
+      </w:r>
+      <w:proofErr w:type="spellEnd"/>
+      <w:r>
+        <w:rPr>
+          <w:rFonts w:ascii="Times New Roman" w:hAnsi="Times New Roman"/>
+          <w:b/>
           <w:sz w:val="28"/>
           <w:szCs w:val="28"/>
           <w:lang w:val="uk-UA"/>
@@ -5741,37 +5201,281 @@
       <w:r>
         <w:rPr>
           <w:rFonts w:ascii="Times New Roman" w:hAnsi="Times New Roman"/>
-          <w:bCs/>
-          <w:sz w:val="28"/>
-          <w:szCs w:val="28"/>
-          <w:lang w:val="uk-UA"/>
-        </w:rPr>
-        <w:t xml:space="preserve"> користувача з </w:t>
-      </w:r>
-      <w:r>
-        <w:rPr>
-          <w:rFonts w:ascii="Times New Roman" w:hAnsi="Times New Roman"/>
-          <w:bCs/>
-          <w:sz w:val="28"/>
-          <w:szCs w:val="28"/>
-          <w:lang w:val="uk-UA"/>
-        </w:rPr>
-        <w:t xml:space="preserve">певним </w:t>
-      </w:r>
-      <w:r>
-        <w:rPr>
-          <w:rFonts w:ascii="Times New Roman" w:hAnsi="Times New Roman"/>
-          <w:bCs/>
-          <w:sz w:val="28"/>
-          <w:szCs w:val="28"/>
-          <w:lang w:val="uk-UA"/>
-        </w:rPr>
-        <w:t>терміном дії облікового запису</w:t>
-      </w:r>
-      <w:r>
-        <w:rPr>
-          <w:rFonts w:ascii="Times New Roman" w:hAnsi="Times New Roman"/>
-          <w:bCs/>
+          <w:b/>
+          <w:sz w:val="28"/>
+          <w:szCs w:val="28"/>
+          <w:lang w:val="en-GB"/>
+        </w:rPr>
+        <w:t xml:space="preserve"> </w:t>
+      </w:r>
+      <w:proofErr w:type="spellStart"/>
+      <w:r>
+        <w:rPr>
+          <w:rFonts w:ascii="Times New Roman" w:hAnsi="Times New Roman"/>
+          <w:b/>
+          <w:sz w:val="28"/>
+          <w:szCs w:val="28"/>
+          <w:lang w:val="en-GB"/>
+        </w:rPr>
+        <w:t>користувача</w:t>
+      </w:r>
+      <w:proofErr w:type="spellEnd"/>
+      <w:r>
+        <w:rPr>
+          <w:rFonts w:ascii="Times New Roman" w:hAnsi="Times New Roman"/>
+          <w:b/>
+          <w:sz w:val="28"/>
+          <w:szCs w:val="28"/>
+          <w:lang w:val="en-GB"/>
+        </w:rPr>
+        <w:t xml:space="preserve"> з </w:t>
+      </w:r>
+      <w:proofErr w:type="spellStart"/>
+      <w:r>
+        <w:rPr>
+          <w:rFonts w:ascii="Times New Roman" w:hAnsi="Times New Roman"/>
+          <w:b/>
+          <w:sz w:val="28"/>
+          <w:szCs w:val="28"/>
+          <w:lang w:val="en-GB"/>
+        </w:rPr>
+        <w:t>терміном</w:t>
+      </w:r>
+      <w:proofErr w:type="spellEnd"/>
+      <w:r>
+        <w:rPr>
+          <w:rFonts w:ascii="Times New Roman" w:hAnsi="Times New Roman"/>
+          <w:b/>
+          <w:sz w:val="28"/>
+          <w:szCs w:val="28"/>
+          <w:lang w:val="en-GB"/>
+        </w:rPr>
+        <w:t xml:space="preserve"> дії 1 </w:t>
+      </w:r>
+      <w:proofErr w:type="spellStart"/>
+      <w:r>
+        <w:rPr>
+          <w:rFonts w:ascii="Times New Roman" w:hAnsi="Times New Roman"/>
+          <w:b/>
+          <w:sz w:val="28"/>
+          <w:szCs w:val="28"/>
+          <w:lang w:val="en-GB"/>
+        </w:rPr>
+        <w:t>місяць</w:t>
+      </w:r>
+      <w:proofErr w:type="spellEnd"/>
+      <w:r>
+        <w:rPr>
+          <w:rFonts w:ascii="Times New Roman" w:hAnsi="Times New Roman"/>
+          <w:b/>
+          <w:sz w:val="28"/>
+          <w:szCs w:val="28"/>
+          <w:lang w:val="en-GB"/>
+        </w:rPr>
+        <w:t xml:space="preserve"> і </w:t>
+      </w:r>
+      <w:proofErr w:type="spellStart"/>
+      <w:r>
+        <w:rPr>
+          <w:rFonts w:ascii="Times New Roman" w:hAnsi="Times New Roman"/>
+          <w:b/>
+          <w:sz w:val="28"/>
+          <w:szCs w:val="28"/>
+          <w:lang w:val="en-GB"/>
+        </w:rPr>
+        <w:t>доступом</w:t>
+      </w:r>
+      <w:proofErr w:type="spellEnd"/>
+      <w:r>
+        <w:rPr>
+          <w:rFonts w:ascii="Times New Roman" w:hAnsi="Times New Roman"/>
+          <w:b/>
+          <w:sz w:val="28"/>
+          <w:szCs w:val="28"/>
+          <w:lang w:val="en-GB"/>
+        </w:rPr>
+        <w:t xml:space="preserve"> лише у </w:t>
+      </w:r>
+      <w:proofErr w:type="spellStart"/>
+      <w:r>
+        <w:rPr>
+          <w:rFonts w:ascii="Times New Roman" w:hAnsi="Times New Roman"/>
+          <w:b/>
+          <w:sz w:val="28"/>
+          <w:szCs w:val="28"/>
+          <w:lang w:val="en-GB"/>
+        </w:rPr>
+        <w:t>робочий</w:t>
+      </w:r>
+      <w:proofErr w:type="spellEnd"/>
+      <w:r>
+        <w:rPr>
+          <w:rFonts w:ascii="Times New Roman" w:hAnsi="Times New Roman"/>
+          <w:b/>
+          <w:sz w:val="28"/>
+          <w:szCs w:val="28"/>
+          <w:lang w:val="en-GB"/>
+        </w:rPr>
+        <w:t xml:space="preserve"> </w:t>
+      </w:r>
+      <w:proofErr w:type="spellStart"/>
+      <w:r>
+        <w:rPr>
+          <w:rFonts w:ascii="Times New Roman" w:hAnsi="Times New Roman"/>
+          <w:b/>
+          <w:sz w:val="28"/>
+          <w:szCs w:val="28"/>
+          <w:lang w:val="en-GB"/>
+        </w:rPr>
+        <w:t>час</w:t>
+      </w:r>
+      <w:proofErr w:type="spellEnd"/>
+      <w:r>
+        <w:rPr>
+          <w:rFonts w:ascii="Times New Roman" w:hAnsi="Times New Roman"/>
+          <w:b/>
+          <w:sz w:val="28"/>
+          <w:szCs w:val="28"/>
+          <w:lang w:val="en-GB"/>
+        </w:rPr>
+        <w:t xml:space="preserve">, </w:t>
+      </w:r>
+      <w:proofErr w:type="spellStart"/>
+      <w:r>
+        <w:rPr>
+          <w:rFonts w:ascii="Times New Roman" w:hAnsi="Times New Roman"/>
+          <w:b/>
+          <w:sz w:val="28"/>
+          <w:szCs w:val="28"/>
+          <w:lang w:val="en-GB"/>
+        </w:rPr>
+        <w:t>перевіри</w:t>
+      </w:r>
+      <w:proofErr w:type="spellEnd"/>
+      <w:r>
+        <w:rPr>
+          <w:rFonts w:ascii="Times New Roman" w:hAnsi="Times New Roman"/>
+          <w:b/>
+          <w:sz w:val="28"/>
+          <w:szCs w:val="28"/>
+          <w:lang w:val="uk-UA"/>
+        </w:rPr>
+        <w:t>в</w:t>
+      </w:r>
+      <w:r>
+        <w:rPr>
+          <w:rFonts w:ascii="Times New Roman" w:hAnsi="Times New Roman"/>
+          <w:b/>
+          <w:sz w:val="28"/>
+          <w:szCs w:val="28"/>
+          <w:lang w:val="en-GB"/>
+        </w:rPr>
+        <w:t xml:space="preserve"> </w:t>
+      </w:r>
+      <w:proofErr w:type="spellStart"/>
+      <w:r>
+        <w:rPr>
+          <w:rFonts w:ascii="Times New Roman" w:hAnsi="Times New Roman"/>
+          <w:b/>
+          <w:sz w:val="28"/>
+          <w:szCs w:val="28"/>
+          <w:lang w:val="en-GB"/>
+        </w:rPr>
+        <w:t>неможливість</w:t>
+      </w:r>
+      <w:proofErr w:type="spellEnd"/>
+      <w:r>
+        <w:rPr>
+          <w:rFonts w:ascii="Times New Roman" w:hAnsi="Times New Roman"/>
+          <w:b/>
+          <w:sz w:val="28"/>
+          <w:szCs w:val="28"/>
+          <w:lang w:val="en-GB"/>
+        </w:rPr>
+        <w:t xml:space="preserve"> </w:t>
+      </w:r>
+      <w:proofErr w:type="spellStart"/>
+      <w:r>
+        <w:rPr>
+          <w:rFonts w:ascii="Times New Roman" w:hAnsi="Times New Roman"/>
+          <w:b/>
+          <w:sz w:val="28"/>
+          <w:szCs w:val="28"/>
+          <w:lang w:val="en-GB"/>
+        </w:rPr>
+        <w:t>входу</w:t>
+      </w:r>
+      <w:proofErr w:type="spellEnd"/>
+      <w:r>
+        <w:rPr>
+          <w:rFonts w:ascii="Times New Roman" w:hAnsi="Times New Roman"/>
+          <w:b/>
+          <w:sz w:val="28"/>
+          <w:szCs w:val="28"/>
+          <w:lang w:val="en-GB"/>
+        </w:rPr>
+        <w:t xml:space="preserve"> </w:t>
+      </w:r>
+      <w:proofErr w:type="spellStart"/>
+      <w:r>
+        <w:rPr>
+          <w:rFonts w:ascii="Times New Roman" w:hAnsi="Times New Roman"/>
+          <w:b/>
+          <w:sz w:val="28"/>
+          <w:szCs w:val="28"/>
+          <w:lang w:val="en-GB"/>
+        </w:rPr>
+        <w:t>поза</w:t>
+      </w:r>
+      <w:proofErr w:type="spellEnd"/>
+      <w:r>
+        <w:rPr>
+          <w:rFonts w:ascii="Times New Roman" w:hAnsi="Times New Roman"/>
+          <w:b/>
+          <w:sz w:val="28"/>
+          <w:szCs w:val="28"/>
+          <w:lang w:val="en-GB"/>
+        </w:rPr>
+        <w:t xml:space="preserve"> </w:t>
+      </w:r>
+      <w:proofErr w:type="spellStart"/>
+      <w:r>
+        <w:rPr>
+          <w:rFonts w:ascii="Times New Roman" w:hAnsi="Times New Roman"/>
+          <w:b/>
+          <w:sz w:val="28"/>
+          <w:szCs w:val="28"/>
+          <w:lang w:val="en-GB"/>
+        </w:rPr>
+        <w:t>дозволеним</w:t>
+      </w:r>
+      <w:proofErr w:type="spellEnd"/>
+      <w:r>
+        <w:rPr>
+          <w:rFonts w:ascii="Times New Roman" w:hAnsi="Times New Roman"/>
+          <w:b/>
+          <w:sz w:val="28"/>
+          <w:szCs w:val="28"/>
+          <w:lang w:val="en-GB"/>
+        </w:rPr>
+        <w:t xml:space="preserve"> </w:t>
+      </w:r>
+      <w:proofErr w:type="spellStart"/>
+      <w:r>
+        <w:rPr>
+          <w:rFonts w:ascii="Times New Roman" w:hAnsi="Times New Roman"/>
+          <w:b/>
+          <w:sz w:val="28"/>
+          <w:szCs w:val="28"/>
+          <w:lang w:val="en-GB"/>
+        </w:rPr>
+        <w:t>періодом</w:t>
+      </w:r>
+      <w:proofErr w:type="spellEnd"/>
+      <w:r>
+        <w:rPr>
+          <w:rFonts w:ascii="Times New Roman" w:hAnsi="Times New Roman"/>
+          <w:b/>
           <w:sz w:val="28"/>
           <w:szCs w:val="28"/>
           <w:lang w:val="uk-UA"/>
@@ -5798,14 +5502,16 @@
         <w:rPr>
           <w:rFonts w:ascii="Times New Roman" w:hAnsi="Times New Roman"/>
           <w:bCs/>
-          <w:sz w:val="28"/>
-          <w:szCs w:val="28"/>
-          <w:lang w:val="uk-UA"/>
-        </w:rPr>
+          <w:noProof/>
+          <w:sz w:val="28"/>
+          <w:szCs w:val="28"/>
+          <w:lang w:val="uk-UA"/>
+        </w:rPr>
+        <w:lastRenderedPageBreak/>
         <w:drawing>
-          <wp:inline distT="0" distB="0" distL="0" distR="0" wp14:anchorId="51928931" wp14:editId="1DD8B68D">
-            <wp:extent cx="6067054" cy="1786467"/>
-            <wp:effectExtent l="0" t="0" r="0" b="4445"/>
+          <wp:inline distT="0" distB="0" distL="0" distR="0" wp14:anchorId="51928931" wp14:editId="2BF2700A">
+            <wp:extent cx="5181600" cy="1525742"/>
+            <wp:effectExtent l="0" t="0" r="0" b="0"/>
             <wp:docPr id="32" name="Рисунок 32"/>
             <wp:cNvGraphicFramePr>
               <a:graphicFrameLocks xmlns:a="http://schemas.openxmlformats.org/drawingml/2006/main" noChangeAspect="1"/>
@@ -5825,7 +5531,7 @@
                   <pic:spPr bwMode="auto">
                     <a:xfrm>
                       <a:off x="0" y="0"/>
-                      <a:ext cx="6067054" cy="1786467"/>
+                      <a:ext cx="5219146" cy="1536797"/>
                     </a:xfrm>
                     <a:prstGeom prst="rect">
                       <a:avLst/>
@@ -6003,17 +5709,16 @@
           <w:bCs/>
           <w:sz w:val="28"/>
           <w:szCs w:val="28"/>
-          <w:lang w:val="uk-UA"/>
-        </w:rPr>
-      </w:pPr>
-      <w:r>
-        <w:rPr>
-          <w:bCs/>
-          <w:sz w:val="28"/>
-          <w:szCs w:val="28"/>
-          <w:lang w:val="uk-UA"/>
-        </w:rPr>
-        <w:lastRenderedPageBreak/>
+        </w:rPr>
+      </w:pPr>
+      <w:r>
+        <w:rPr>
+          <w:bCs/>
+          <w:noProof/>
+          <w:sz w:val="28"/>
+          <w:szCs w:val="28"/>
+          <w:lang w:val="uk-UA"/>
+        </w:rPr>
         <w:drawing>
           <wp:inline distT="0" distB="0" distL="0" distR="0" wp14:anchorId="3B998728" wp14:editId="5230DAC2">
             <wp:extent cx="3474703" cy="2880000"/>
@@ -6217,6 +5922,19 @@
     </w:p>
     <w:p>
       <w:pPr>
+        <w:shd w:val="solid" w:color="FFFFFF" w:fill="FFFFFF"/>
+        <w:spacing w:line="360" w:lineRule="auto"/>
+        <w:jc w:val="center"/>
+        <w:rPr>
+          <w:bCs/>
+          <w:sz w:val="28"/>
+          <w:szCs w:val="28"/>
+          <w:lang w:val="uk-UA"/>
+        </w:rPr>
+      </w:pPr>
+    </w:p>
+    <w:p>
+      <w:pPr>
         <w:pStyle w:val="a4"/>
         <w:numPr>
           <w:ilvl w:val="0"/>
@@ -6228,52 +5946,56 @@
         <w:jc w:val="both"/>
         <w:rPr>
           <w:rFonts w:ascii="Times New Roman" w:hAnsi="Times New Roman"/>
-          <w:bCs/>
-          <w:sz w:val="28"/>
-          <w:szCs w:val="28"/>
-          <w:lang w:val="uk-UA"/>
-        </w:rPr>
-      </w:pPr>
-      <w:r>
-        <w:rPr>
-          <w:rFonts w:ascii="Times New Roman" w:hAnsi="Times New Roman"/>
-          <w:bCs/>
-          <w:sz w:val="28"/>
-          <w:szCs w:val="28"/>
-          <w:lang w:val="uk-UA"/>
-        </w:rPr>
-        <w:t xml:space="preserve">Утилітою </w:t>
-      </w:r>
-      <w:proofErr w:type="spellStart"/>
-      <w:r>
-        <w:rPr>
-          <w:rFonts w:ascii="Times New Roman" w:hAnsi="Times New Roman"/>
-          <w:bCs/>
-          <w:sz w:val="28"/>
-          <w:szCs w:val="28"/>
-          <w:lang w:val="uk-UA"/>
-        </w:rPr>
-        <w:t>net</w:t>
-      </w:r>
-      <w:proofErr w:type="spellEnd"/>
-      <w:r>
-        <w:rPr>
-          <w:rFonts w:ascii="Times New Roman" w:hAnsi="Times New Roman"/>
-          <w:bCs/>
-          <w:sz w:val="28"/>
-          <w:szCs w:val="28"/>
-          <w:lang w:val="uk-UA"/>
-        </w:rPr>
-        <w:t xml:space="preserve"> </w:t>
-      </w:r>
-      <w:proofErr w:type="spellStart"/>
-      <w:r>
-        <w:rPr>
-          <w:rFonts w:ascii="Times New Roman" w:hAnsi="Times New Roman"/>
-          <w:bCs/>
-          <w:sz w:val="28"/>
-          <w:szCs w:val="28"/>
-          <w:lang w:val="uk-UA"/>
+          <w:b/>
+          <w:sz w:val="28"/>
+          <w:szCs w:val="28"/>
+          <w:lang w:val="uk-UA"/>
+        </w:rPr>
+      </w:pPr>
+      <w:proofErr w:type="spellStart"/>
+      <w:r>
+        <w:rPr>
+          <w:rFonts w:ascii="Times New Roman" w:hAnsi="Times New Roman"/>
+          <w:b/>
+          <w:sz w:val="28"/>
+          <w:szCs w:val="28"/>
+          <w:lang w:val="en-GB"/>
+        </w:rPr>
+        <w:t>Утилітою</w:t>
+      </w:r>
+      <w:proofErr w:type="spellEnd"/>
+      <w:r>
+        <w:rPr>
+          <w:rFonts w:ascii="Times New Roman" w:hAnsi="Times New Roman"/>
+          <w:b/>
+          <w:sz w:val="28"/>
+          <w:szCs w:val="28"/>
+          <w:lang w:val="en-GB"/>
+        </w:rPr>
+        <w:t xml:space="preserve"> </w:t>
+      </w:r>
+      <w:r>
+        <w:rPr>
+          <w:rFonts w:ascii="Times New Roman" w:hAnsi="Times New Roman"/>
+          <w:b/>
+          <w:i/>
+          <w:iCs/>
+          <w:sz w:val="28"/>
+          <w:szCs w:val="28"/>
+          <w:lang w:val="en-GB"/>
+        </w:rPr>
+        <w:t xml:space="preserve">net </w:t>
+      </w:r>
+      <w:proofErr w:type="spellStart"/>
+      <w:r>
+        <w:rPr>
+          <w:rFonts w:ascii="Times New Roman" w:hAnsi="Times New Roman"/>
+          <w:b/>
+          <w:i/>
+          <w:iCs/>
+          <w:sz w:val="28"/>
+          <w:szCs w:val="28"/>
+          <w:lang w:val="en-GB"/>
         </w:rPr>
         <w:t>localgroup</w:t>
       </w:r>
@@ -6281,17 +6003,29 @@
       <w:r>
         <w:rPr>
           <w:rFonts w:ascii="Times New Roman" w:hAnsi="Times New Roman"/>
-          <w:bCs/>
-          <w:sz w:val="28"/>
-          <w:szCs w:val="28"/>
-          <w:lang w:val="uk-UA"/>
-        </w:rPr>
-        <w:t xml:space="preserve"> створи</w:t>
-      </w:r>
-      <w:r>
-        <w:rPr>
-          <w:rFonts w:ascii="Times New Roman" w:hAnsi="Times New Roman"/>
-          <w:bCs/>
+          <w:b/>
+          <w:sz w:val="28"/>
+          <w:szCs w:val="28"/>
+          <w:lang w:val="en-GB"/>
+        </w:rPr>
+        <w:t xml:space="preserve"> </w:t>
+      </w:r>
+      <w:proofErr w:type="spellStart"/>
+      <w:r>
+        <w:rPr>
+          <w:rFonts w:ascii="Times New Roman" w:hAnsi="Times New Roman"/>
+          <w:b/>
+          <w:sz w:val="28"/>
+          <w:szCs w:val="28"/>
+          <w:lang w:val="en-GB"/>
+        </w:rPr>
+        <w:t>створи</w:t>
+      </w:r>
+      <w:proofErr w:type="spellEnd"/>
+      <w:r>
+        <w:rPr>
+          <w:rFonts w:ascii="Times New Roman" w:hAnsi="Times New Roman"/>
+          <w:b/>
           <w:sz w:val="28"/>
           <w:szCs w:val="28"/>
           <w:lang w:val="uk-UA"/>
@@ -6301,17 +6035,215 @@
       <w:r>
         <w:rPr>
           <w:rFonts w:ascii="Times New Roman" w:hAnsi="Times New Roman"/>
-          <w:bCs/>
-          <w:sz w:val="28"/>
-          <w:szCs w:val="28"/>
-          <w:lang w:val="uk-UA"/>
-        </w:rPr>
-        <w:t xml:space="preserve"> нову групу</w:t>
-      </w:r>
-      <w:r>
-        <w:rPr>
-          <w:rFonts w:ascii="Times New Roman" w:hAnsi="Times New Roman"/>
-          <w:bCs/>
+          <w:b/>
+          <w:sz w:val="28"/>
+          <w:szCs w:val="28"/>
+          <w:lang w:val="en-GB"/>
+        </w:rPr>
+        <w:t xml:space="preserve"> </w:t>
+      </w:r>
+      <w:proofErr w:type="spellStart"/>
+      <w:r>
+        <w:rPr>
+          <w:rFonts w:ascii="Times New Roman" w:hAnsi="Times New Roman"/>
+          <w:b/>
+          <w:sz w:val="28"/>
+          <w:szCs w:val="28"/>
+          <w:lang w:val="en-GB"/>
+        </w:rPr>
+        <w:t>нову</w:t>
+      </w:r>
+      <w:proofErr w:type="spellEnd"/>
+      <w:r>
+        <w:rPr>
+          <w:rFonts w:ascii="Times New Roman" w:hAnsi="Times New Roman"/>
+          <w:b/>
+          <w:sz w:val="28"/>
+          <w:szCs w:val="28"/>
+          <w:lang w:val="en-GB"/>
+        </w:rPr>
+        <w:t xml:space="preserve"> </w:t>
+      </w:r>
+      <w:proofErr w:type="spellStart"/>
+      <w:r>
+        <w:rPr>
+          <w:rFonts w:ascii="Times New Roman" w:hAnsi="Times New Roman"/>
+          <w:b/>
+          <w:sz w:val="28"/>
+          <w:szCs w:val="28"/>
+          <w:lang w:val="en-GB"/>
+        </w:rPr>
+        <w:t>групу</w:t>
+      </w:r>
+      <w:proofErr w:type="spellEnd"/>
+      <w:r>
+        <w:rPr>
+          <w:rFonts w:ascii="Times New Roman" w:hAnsi="Times New Roman"/>
+          <w:b/>
+          <w:sz w:val="28"/>
+          <w:szCs w:val="28"/>
+          <w:lang w:val="en-GB"/>
+        </w:rPr>
+        <w:t xml:space="preserve">, </w:t>
+      </w:r>
+      <w:proofErr w:type="spellStart"/>
+      <w:r>
+        <w:rPr>
+          <w:rFonts w:ascii="Times New Roman" w:hAnsi="Times New Roman"/>
+          <w:b/>
+          <w:sz w:val="28"/>
+          <w:szCs w:val="28"/>
+          <w:lang w:val="en-GB"/>
+        </w:rPr>
+        <w:t>додати</w:t>
+      </w:r>
+      <w:proofErr w:type="spellEnd"/>
+      <w:r>
+        <w:rPr>
+          <w:rFonts w:ascii="Times New Roman" w:hAnsi="Times New Roman"/>
+          <w:b/>
+          <w:sz w:val="28"/>
+          <w:szCs w:val="28"/>
+          <w:lang w:val="en-GB"/>
+        </w:rPr>
+        <w:t xml:space="preserve"> до </w:t>
+      </w:r>
+      <w:proofErr w:type="spellStart"/>
+      <w:r>
+        <w:rPr>
+          <w:rFonts w:ascii="Times New Roman" w:hAnsi="Times New Roman"/>
+          <w:b/>
+          <w:sz w:val="28"/>
+          <w:szCs w:val="28"/>
+          <w:lang w:val="en-GB"/>
+        </w:rPr>
+        <w:t>неї</w:t>
+      </w:r>
+      <w:proofErr w:type="spellEnd"/>
+      <w:r>
+        <w:rPr>
+          <w:rFonts w:ascii="Times New Roman" w:hAnsi="Times New Roman"/>
+          <w:b/>
+          <w:sz w:val="28"/>
+          <w:szCs w:val="28"/>
+          <w:lang w:val="en-GB"/>
+        </w:rPr>
+        <w:t xml:space="preserve"> </w:t>
+      </w:r>
+      <w:proofErr w:type="spellStart"/>
+      <w:r>
+        <w:rPr>
+          <w:rFonts w:ascii="Times New Roman" w:hAnsi="Times New Roman"/>
+          <w:b/>
+          <w:sz w:val="28"/>
+          <w:szCs w:val="28"/>
+          <w:lang w:val="en-GB"/>
+        </w:rPr>
+        <w:t>користувача</w:t>
+      </w:r>
+      <w:proofErr w:type="spellEnd"/>
+      <w:r>
+        <w:rPr>
+          <w:rFonts w:ascii="Times New Roman" w:hAnsi="Times New Roman"/>
+          <w:b/>
+          <w:sz w:val="28"/>
+          <w:szCs w:val="28"/>
+          <w:lang w:val="en-GB"/>
+        </w:rPr>
+        <w:t xml:space="preserve"> та </w:t>
+      </w:r>
+      <w:proofErr w:type="spellStart"/>
+      <w:r>
+        <w:rPr>
+          <w:rFonts w:ascii="Times New Roman" w:hAnsi="Times New Roman"/>
+          <w:b/>
+          <w:sz w:val="28"/>
+          <w:szCs w:val="28"/>
+          <w:lang w:val="en-GB"/>
+        </w:rPr>
+        <w:t>перегляну</w:t>
+      </w:r>
+      <w:proofErr w:type="spellEnd"/>
+      <w:r>
+        <w:rPr>
+          <w:rFonts w:ascii="Times New Roman" w:hAnsi="Times New Roman"/>
+          <w:b/>
+          <w:sz w:val="28"/>
+          <w:szCs w:val="28"/>
+          <w:lang w:val="uk-UA"/>
+        </w:rPr>
+        <w:t>в</w:t>
+      </w:r>
+      <w:r>
+        <w:rPr>
+          <w:rFonts w:ascii="Times New Roman" w:hAnsi="Times New Roman"/>
+          <w:b/>
+          <w:sz w:val="28"/>
+          <w:szCs w:val="28"/>
+          <w:lang w:val="en-GB"/>
+        </w:rPr>
+        <w:t xml:space="preserve"> </w:t>
+      </w:r>
+      <w:proofErr w:type="spellStart"/>
+      <w:r>
+        <w:rPr>
+          <w:rFonts w:ascii="Times New Roman" w:hAnsi="Times New Roman"/>
+          <w:b/>
+          <w:sz w:val="28"/>
+          <w:szCs w:val="28"/>
+          <w:lang w:val="en-GB"/>
+        </w:rPr>
+        <w:t>відомості</w:t>
+      </w:r>
+      <w:proofErr w:type="spellEnd"/>
+      <w:r>
+        <w:rPr>
+          <w:rFonts w:ascii="Times New Roman" w:hAnsi="Times New Roman"/>
+          <w:b/>
+          <w:sz w:val="28"/>
+          <w:szCs w:val="28"/>
+          <w:lang w:val="en-GB"/>
+        </w:rPr>
+        <w:t xml:space="preserve"> </w:t>
+      </w:r>
+      <w:proofErr w:type="spellStart"/>
+      <w:r>
+        <w:rPr>
+          <w:rFonts w:ascii="Times New Roman" w:hAnsi="Times New Roman"/>
+          <w:b/>
+          <w:sz w:val="28"/>
+          <w:szCs w:val="28"/>
+          <w:lang w:val="en-GB"/>
+        </w:rPr>
+        <w:t>про</w:t>
+      </w:r>
+      <w:proofErr w:type="spellEnd"/>
+      <w:r>
+        <w:rPr>
+          <w:rFonts w:ascii="Times New Roman" w:hAnsi="Times New Roman"/>
+          <w:b/>
+          <w:sz w:val="28"/>
+          <w:szCs w:val="28"/>
+          <w:lang w:val="en-GB"/>
+        </w:rPr>
+        <w:t xml:space="preserve"> </w:t>
+      </w:r>
+      <w:proofErr w:type="spellStart"/>
+      <w:r>
+        <w:rPr>
+          <w:rFonts w:ascii="Times New Roman" w:hAnsi="Times New Roman"/>
+          <w:b/>
+          <w:sz w:val="28"/>
+          <w:szCs w:val="28"/>
+          <w:lang w:val="en-GB"/>
+        </w:rPr>
+        <w:t>групу</w:t>
+      </w:r>
+      <w:proofErr w:type="spellEnd"/>
+      <w:r>
+        <w:rPr>
+          <w:rFonts w:ascii="Times New Roman" w:hAnsi="Times New Roman"/>
+          <w:b/>
           <w:sz w:val="28"/>
           <w:szCs w:val="28"/>
           <w:lang w:val="uk-UA"/>
@@ -6338,14 +6270,15 @@
         <w:rPr>
           <w:rFonts w:ascii="Times New Roman" w:hAnsi="Times New Roman"/>
           <w:bCs/>
+          <w:noProof/>
           <w:sz w:val="28"/>
           <w:szCs w:val="28"/>
           <w:lang w:val="uk-UA"/>
         </w:rPr>
         <w:drawing>
-          <wp:inline distT="0" distB="0" distL="0" distR="0" wp14:anchorId="5E393F6D" wp14:editId="240B8EAA">
-            <wp:extent cx="6299835" cy="2072640"/>
-            <wp:effectExtent l="0" t="0" r="5715" b="3810"/>
+          <wp:inline distT="0" distB="0" distL="0" distR="0" wp14:anchorId="5E393F6D" wp14:editId="0014E4CE">
+            <wp:extent cx="5465619" cy="1798184"/>
+            <wp:effectExtent l="0" t="0" r="1905" b="0"/>
             <wp:docPr id="34" name="Рисунок 34"/>
             <wp:cNvGraphicFramePr>
               <a:graphicFrameLocks xmlns:a="http://schemas.openxmlformats.org/drawingml/2006/main" noChangeAspect="1"/>
@@ -6366,7 +6299,7 @@
                   <pic:spPr>
                     <a:xfrm>
                       <a:off x="0" y="0"/>
-                      <a:ext cx="6299835" cy="2072640"/>
+                      <a:ext cx="5483189" cy="1803965"/>
                     </a:xfrm>
                     <a:prstGeom prst="rect">
                       <a:avLst/>
@@ -6552,6 +6485,22 @@
     <w:p>
       <w:pPr>
         <w:pStyle w:val="a4"/>
+        <w:shd w:val="solid" w:color="FFFFFF" w:fill="FFFFFF"/>
+        <w:spacing w:after="0" w:line="360" w:lineRule="auto"/>
+        <w:ind w:left="0"/>
+        <w:jc w:val="center"/>
+        <w:rPr>
+          <w:rFonts w:ascii="Times New Roman" w:hAnsi="Times New Roman"/>
+          <w:bCs/>
+          <w:sz w:val="28"/>
+          <w:szCs w:val="28"/>
+          <w:lang w:val="en-GB"/>
+        </w:rPr>
+      </w:pPr>
+    </w:p>
+    <w:p>
+      <w:pPr>
+        <w:pStyle w:val="a4"/>
         <w:numPr>
           <w:ilvl w:val="0"/>
           <w:numId w:val="46"/>
@@ -6562,74 +6511,63 @@
         <w:jc w:val="both"/>
         <w:rPr>
           <w:rFonts w:ascii="Times New Roman" w:hAnsi="Times New Roman"/>
-          <w:bCs/>
-          <w:sz w:val="28"/>
-          <w:szCs w:val="28"/>
-          <w:lang w:val="uk-UA"/>
-        </w:rPr>
-      </w:pPr>
-      <w:r>
-        <w:rPr>
-          <w:rFonts w:ascii="Times New Roman" w:hAnsi="Times New Roman"/>
-          <w:bCs/>
-          <w:sz w:val="28"/>
-          <w:szCs w:val="28"/>
-          <w:lang w:val="uk-UA"/>
-        </w:rPr>
+          <w:b/>
+          <w:sz w:val="28"/>
+          <w:szCs w:val="28"/>
+          <w:lang w:val="uk-UA"/>
+        </w:rPr>
+      </w:pPr>
+      <w:r>
+        <w:rPr>
+          <w:rFonts w:ascii="Times New Roman" w:hAnsi="Times New Roman"/>
+          <w:b/>
+          <w:sz w:val="28"/>
+          <w:szCs w:val="28"/>
+          <w:lang w:val="uk-UA"/>
+        </w:rPr>
+        <w:lastRenderedPageBreak/>
         <w:t>С</w:t>
       </w:r>
       <w:proofErr w:type="spellStart"/>
       <w:r>
         <w:rPr>
           <w:rFonts w:ascii="Times New Roman" w:hAnsi="Times New Roman"/>
-          <w:bCs/>
-          <w:sz w:val="28"/>
-          <w:szCs w:val="28"/>
-          <w:lang w:val="uk-UA"/>
-        </w:rPr>
-        <w:t>творити</w:t>
-      </w:r>
-      <w:proofErr w:type="spellEnd"/>
-      <w:r>
-        <w:rPr>
-          <w:rFonts w:ascii="Times New Roman" w:hAnsi="Times New Roman"/>
-          <w:bCs/>
-          <w:sz w:val="28"/>
-          <w:szCs w:val="28"/>
-          <w:lang w:val="uk-UA"/>
-        </w:rPr>
-        <w:t xml:space="preserve"> </w:t>
-      </w:r>
-      <w:proofErr w:type="spellStart"/>
-      <w:r>
-        <w:rPr>
-          <w:rFonts w:ascii="Times New Roman" w:hAnsi="Times New Roman"/>
-          <w:bCs/>
-          <w:sz w:val="28"/>
-          <w:szCs w:val="28"/>
-          <w:lang w:val="uk-UA"/>
-        </w:rPr>
-        <w:t>користувачу</w:t>
-      </w:r>
-      <w:proofErr w:type="spellEnd"/>
-      <w:r>
-        <w:rPr>
-          <w:rFonts w:ascii="Times New Roman" w:hAnsi="Times New Roman"/>
-          <w:bCs/>
-          <w:sz w:val="28"/>
-          <w:szCs w:val="28"/>
-          <w:lang w:val="uk-UA"/>
-        </w:rPr>
-        <w:t xml:space="preserve"> </w:t>
-      </w:r>
-      <w:proofErr w:type="spellStart"/>
-      <w:r>
-        <w:rPr>
-          <w:rFonts w:ascii="Times New Roman" w:hAnsi="Times New Roman"/>
-          <w:bCs/>
-          <w:sz w:val="28"/>
-          <w:szCs w:val="28"/>
-          <w:lang w:val="uk-UA"/>
+          <w:b/>
+          <w:sz w:val="28"/>
+          <w:szCs w:val="28"/>
+          <w:lang w:val="en-GB"/>
+        </w:rPr>
+        <w:t>твори</w:t>
+      </w:r>
+      <w:proofErr w:type="spellEnd"/>
+      <w:r>
+        <w:rPr>
+          <w:rFonts w:ascii="Times New Roman" w:hAnsi="Times New Roman"/>
+          <w:b/>
+          <w:sz w:val="28"/>
+          <w:szCs w:val="28"/>
+          <w:lang w:val="uk-UA"/>
+        </w:rPr>
+        <w:t>в</w:t>
+      </w:r>
+      <w:r>
+        <w:rPr>
+          <w:rFonts w:ascii="Times New Roman" w:hAnsi="Times New Roman"/>
+          <w:b/>
+          <w:sz w:val="28"/>
+          <w:szCs w:val="28"/>
+          <w:lang w:val="en-GB"/>
+        </w:rPr>
+        <w:t xml:space="preserve"> </w:t>
+      </w:r>
+      <w:proofErr w:type="spellStart"/>
+      <w:r>
+        <w:rPr>
+          <w:rFonts w:ascii="Times New Roman" w:hAnsi="Times New Roman"/>
+          <w:b/>
+          <w:sz w:val="28"/>
+          <w:szCs w:val="28"/>
+          <w:lang w:val="en-GB"/>
         </w:rPr>
         <w:t>переміщуваний</w:t>
       </w:r>
@@ -6637,25 +6575,297 @@
       <w:r>
         <w:rPr>
           <w:rFonts w:ascii="Times New Roman" w:hAnsi="Times New Roman"/>
-          <w:bCs/>
-          <w:sz w:val="28"/>
-          <w:szCs w:val="28"/>
-          <w:lang w:val="uk-UA"/>
-        </w:rPr>
-        <w:t xml:space="preserve"> </w:t>
-      </w:r>
-      <w:proofErr w:type="spellStart"/>
-      <w:r>
-        <w:rPr>
-          <w:rFonts w:ascii="Times New Roman" w:hAnsi="Times New Roman"/>
-          <w:bCs/>
-          <w:sz w:val="28"/>
-          <w:szCs w:val="28"/>
-          <w:lang w:val="uk-UA"/>
+          <w:b/>
+          <w:sz w:val="28"/>
+          <w:szCs w:val="28"/>
+          <w:lang w:val="en-GB"/>
+        </w:rPr>
+        <w:t xml:space="preserve"> </w:t>
+      </w:r>
+      <w:proofErr w:type="spellStart"/>
+      <w:r>
+        <w:rPr>
+          <w:rFonts w:ascii="Times New Roman" w:hAnsi="Times New Roman"/>
+          <w:b/>
+          <w:sz w:val="28"/>
+          <w:szCs w:val="28"/>
+          <w:lang w:val="en-GB"/>
         </w:rPr>
         <w:t>профіль</w:t>
       </w:r>
       <w:proofErr w:type="spellEnd"/>
+      <w:r>
+        <w:rPr>
+          <w:rFonts w:ascii="Times New Roman" w:hAnsi="Times New Roman"/>
+          <w:b/>
+          <w:sz w:val="28"/>
+          <w:szCs w:val="28"/>
+          <w:lang w:val="en-GB"/>
+        </w:rPr>
+        <w:t xml:space="preserve"> </w:t>
+      </w:r>
+      <w:proofErr w:type="spellStart"/>
+      <w:r>
+        <w:rPr>
+          <w:rFonts w:ascii="Times New Roman" w:hAnsi="Times New Roman"/>
+          <w:b/>
+          <w:sz w:val="28"/>
+          <w:szCs w:val="28"/>
+          <w:lang w:val="en-GB"/>
+        </w:rPr>
+        <w:t>користувача</w:t>
+      </w:r>
+      <w:proofErr w:type="spellEnd"/>
+      <w:r>
+        <w:rPr>
+          <w:rFonts w:ascii="Times New Roman" w:hAnsi="Times New Roman"/>
+          <w:b/>
+          <w:sz w:val="28"/>
+          <w:szCs w:val="28"/>
+          <w:lang w:val="en-GB"/>
+        </w:rPr>
+        <w:t xml:space="preserve">, </w:t>
+      </w:r>
+      <w:proofErr w:type="spellStart"/>
+      <w:r>
+        <w:rPr>
+          <w:rFonts w:ascii="Times New Roman" w:hAnsi="Times New Roman"/>
+          <w:b/>
+          <w:sz w:val="28"/>
+          <w:szCs w:val="28"/>
+          <w:lang w:val="en-GB"/>
+        </w:rPr>
+        <w:t>скопіюва</w:t>
+      </w:r>
+      <w:proofErr w:type="spellEnd"/>
+      <w:r>
+        <w:rPr>
+          <w:rFonts w:ascii="Times New Roman" w:hAnsi="Times New Roman"/>
+          <w:b/>
+          <w:sz w:val="28"/>
+          <w:szCs w:val="28"/>
+          <w:lang w:val="uk-UA"/>
+        </w:rPr>
+        <w:t>в</w:t>
+      </w:r>
+      <w:r>
+        <w:rPr>
+          <w:rFonts w:ascii="Times New Roman" w:hAnsi="Times New Roman"/>
+          <w:b/>
+          <w:sz w:val="28"/>
+          <w:szCs w:val="28"/>
+          <w:lang w:val="en-GB"/>
+        </w:rPr>
+        <w:t xml:space="preserve"> </w:t>
+      </w:r>
+      <w:proofErr w:type="spellStart"/>
+      <w:r>
+        <w:rPr>
+          <w:rFonts w:ascii="Times New Roman" w:hAnsi="Times New Roman"/>
+          <w:b/>
+          <w:sz w:val="28"/>
+          <w:szCs w:val="28"/>
+          <w:lang w:val="en-GB"/>
+        </w:rPr>
+        <w:t>профіль</w:t>
+      </w:r>
+      <w:proofErr w:type="spellEnd"/>
+      <w:r>
+        <w:rPr>
+          <w:rFonts w:ascii="Times New Roman" w:hAnsi="Times New Roman"/>
+          <w:b/>
+          <w:sz w:val="28"/>
+          <w:szCs w:val="28"/>
+          <w:lang w:val="en-GB"/>
+        </w:rPr>
+        <w:t xml:space="preserve"> </w:t>
+      </w:r>
+      <w:proofErr w:type="spellStart"/>
+      <w:r>
+        <w:rPr>
+          <w:rFonts w:ascii="Times New Roman" w:hAnsi="Times New Roman"/>
+          <w:b/>
+          <w:sz w:val="28"/>
+          <w:szCs w:val="28"/>
+          <w:lang w:val="en-GB"/>
+        </w:rPr>
+        <w:t>за</w:t>
+      </w:r>
+      <w:proofErr w:type="spellEnd"/>
+      <w:r>
+        <w:rPr>
+          <w:rFonts w:ascii="Times New Roman" w:hAnsi="Times New Roman"/>
+          <w:b/>
+          <w:sz w:val="28"/>
+          <w:szCs w:val="28"/>
+          <w:lang w:val="en-GB"/>
+        </w:rPr>
+        <w:t xml:space="preserve"> </w:t>
+      </w:r>
+      <w:proofErr w:type="spellStart"/>
+      <w:r>
+        <w:rPr>
+          <w:rFonts w:ascii="Times New Roman" w:hAnsi="Times New Roman"/>
+          <w:b/>
+          <w:sz w:val="28"/>
+          <w:szCs w:val="28"/>
+          <w:lang w:val="en-GB"/>
+        </w:rPr>
+        <w:t>замовчуванням</w:t>
+      </w:r>
+      <w:proofErr w:type="spellEnd"/>
+      <w:r>
+        <w:rPr>
+          <w:rFonts w:ascii="Times New Roman" w:hAnsi="Times New Roman"/>
+          <w:b/>
+          <w:sz w:val="28"/>
+          <w:szCs w:val="28"/>
+          <w:lang w:val="en-GB"/>
+        </w:rPr>
+        <w:t xml:space="preserve"> і </w:t>
+      </w:r>
+      <w:proofErr w:type="spellStart"/>
+      <w:r>
+        <w:rPr>
+          <w:rFonts w:ascii="Times New Roman" w:hAnsi="Times New Roman"/>
+          <w:b/>
+          <w:sz w:val="28"/>
+          <w:szCs w:val="28"/>
+          <w:lang w:val="en-GB"/>
+        </w:rPr>
+        <w:t>зада</w:t>
+      </w:r>
+      <w:proofErr w:type="spellEnd"/>
+      <w:r>
+        <w:rPr>
+          <w:rFonts w:ascii="Times New Roman" w:hAnsi="Times New Roman"/>
+          <w:b/>
+          <w:sz w:val="28"/>
+          <w:szCs w:val="28"/>
+          <w:lang w:val="uk-UA"/>
+        </w:rPr>
+        <w:t>в</w:t>
+      </w:r>
+      <w:r>
+        <w:rPr>
+          <w:rFonts w:ascii="Times New Roman" w:hAnsi="Times New Roman"/>
+          <w:b/>
+          <w:sz w:val="28"/>
+          <w:szCs w:val="28"/>
+          <w:lang w:val="en-GB"/>
+        </w:rPr>
+        <w:t xml:space="preserve"> </w:t>
+      </w:r>
+      <w:proofErr w:type="spellStart"/>
+      <w:r>
+        <w:rPr>
+          <w:rFonts w:ascii="Times New Roman" w:hAnsi="Times New Roman"/>
+          <w:b/>
+          <w:sz w:val="28"/>
+          <w:szCs w:val="28"/>
+          <w:lang w:val="en-GB"/>
+        </w:rPr>
+        <w:t>шлях</w:t>
+      </w:r>
+      <w:proofErr w:type="spellEnd"/>
+      <w:r>
+        <w:rPr>
+          <w:rFonts w:ascii="Times New Roman" w:hAnsi="Times New Roman"/>
+          <w:b/>
+          <w:sz w:val="28"/>
+          <w:szCs w:val="28"/>
+          <w:lang w:val="en-GB"/>
+        </w:rPr>
+        <w:t xml:space="preserve"> </w:t>
+      </w:r>
+      <w:proofErr w:type="spellStart"/>
+      <w:r>
+        <w:rPr>
+          <w:rFonts w:ascii="Times New Roman" w:hAnsi="Times New Roman"/>
+          <w:b/>
+          <w:sz w:val="28"/>
+          <w:szCs w:val="28"/>
+          <w:lang w:val="en-GB"/>
+        </w:rPr>
+        <w:t>профілю</w:t>
+      </w:r>
+      <w:proofErr w:type="spellEnd"/>
+      <w:r>
+        <w:rPr>
+          <w:rFonts w:ascii="Times New Roman" w:hAnsi="Times New Roman"/>
+          <w:b/>
+          <w:sz w:val="28"/>
+          <w:szCs w:val="28"/>
+          <w:lang w:val="en-GB"/>
+        </w:rPr>
+        <w:t xml:space="preserve"> у </w:t>
+      </w:r>
+      <w:proofErr w:type="spellStart"/>
+      <w:r>
+        <w:rPr>
+          <w:rFonts w:ascii="Times New Roman" w:hAnsi="Times New Roman"/>
+          <w:b/>
+          <w:sz w:val="28"/>
+          <w:szCs w:val="28"/>
+          <w:lang w:val="en-GB"/>
+        </w:rPr>
+        <w:t>властивостях</w:t>
+      </w:r>
+      <w:proofErr w:type="spellEnd"/>
+      <w:r>
+        <w:rPr>
+          <w:rFonts w:ascii="Times New Roman" w:hAnsi="Times New Roman"/>
+          <w:b/>
+          <w:sz w:val="28"/>
+          <w:szCs w:val="28"/>
+          <w:lang w:val="en-GB"/>
+        </w:rPr>
+        <w:t xml:space="preserve"> </w:t>
+      </w:r>
+      <w:proofErr w:type="spellStart"/>
+      <w:r>
+        <w:rPr>
+          <w:rFonts w:ascii="Times New Roman" w:hAnsi="Times New Roman"/>
+          <w:b/>
+          <w:sz w:val="28"/>
+          <w:szCs w:val="28"/>
+          <w:lang w:val="en-GB"/>
+        </w:rPr>
+        <w:t>облікового</w:t>
+      </w:r>
+      <w:proofErr w:type="spellEnd"/>
+      <w:r>
+        <w:rPr>
+          <w:rFonts w:ascii="Times New Roman" w:hAnsi="Times New Roman"/>
+          <w:b/>
+          <w:sz w:val="28"/>
+          <w:szCs w:val="28"/>
+          <w:lang w:val="en-GB"/>
+        </w:rPr>
+        <w:t xml:space="preserve"> </w:t>
+      </w:r>
+      <w:proofErr w:type="spellStart"/>
+      <w:r>
+        <w:rPr>
+          <w:rFonts w:ascii="Times New Roman" w:hAnsi="Times New Roman"/>
+          <w:b/>
+          <w:sz w:val="28"/>
+          <w:szCs w:val="28"/>
+          <w:lang w:val="en-GB"/>
+        </w:rPr>
+        <w:t>запису</w:t>
+      </w:r>
+      <w:proofErr w:type="spellEnd"/>
+      <w:r>
+        <w:rPr>
+          <w:rFonts w:ascii="Times New Roman" w:hAnsi="Times New Roman"/>
+          <w:b/>
+          <w:sz w:val="28"/>
+          <w:szCs w:val="28"/>
+          <w:lang w:val="en-GB"/>
+        </w:rPr>
+        <w:t>.</w:t>
+      </w:r>
     </w:p>
     <w:p>
       <w:pPr>
@@ -6669,10 +6879,10 @@
       </w:pPr>
       <w:r>
         <w:rPr>
-          <w:sz w:val="28"/>
-          <w:szCs w:val="28"/>
-        </w:rPr>
-        <w:lastRenderedPageBreak/>
+          <w:noProof/>
+          <w:sz w:val="28"/>
+          <w:szCs w:val="28"/>
+        </w:rPr>
         <w:drawing>
           <wp:inline distT="0" distB="0" distL="0" distR="0" wp14:anchorId="6EA8F11B" wp14:editId="19ED80E0">
             <wp:extent cx="2523327" cy="2880000"/>
@@ -6784,6 +6994,7 @@
       </w:pPr>
       <w:r>
         <w:rPr>
+          <w:noProof/>
           <w:sz w:val="28"/>
           <w:szCs w:val="28"/>
           <w:lang w:val="uk-UA"/>
@@ -6923,10 +7134,12 @@
       </w:pPr>
       <w:r>
         <w:rPr>
-          <w:sz w:val="28"/>
-          <w:szCs w:val="28"/>
-          <w:lang w:val="uk-UA"/>
-        </w:rPr>
+          <w:noProof/>
+          <w:sz w:val="28"/>
+          <w:szCs w:val="28"/>
+          <w:lang w:val="uk-UA"/>
+        </w:rPr>
+        <w:lastRenderedPageBreak/>
         <w:drawing>
           <wp:inline distT="0" distB="0" distL="0" distR="0" wp14:anchorId="4D6CA473" wp14:editId="3F9E10BF">
             <wp:extent cx="4064000" cy="2144960"/>
@@ -7050,7 +7263,6 @@
           <w:szCs w:val="28"/>
           <w:lang w:val="uk-UA"/>
         </w:rPr>
-        <w:lastRenderedPageBreak/>
         <w:t>ВИСНОВКИ</w:t>
       </w:r>
     </w:p>
@@ -7085,9 +7297,926 @@
           <w:bCs/>
           <w:sz w:val="28"/>
           <w:szCs w:val="28"/>
-          <w:lang w:val="uk-UA"/>
-        </w:rPr>
-        <w:t>У ході виконання лабораторної роботи було освоєно основні засоби керування користувачами та групами в операційній системі Windows 10. Було створено нові облікові записи з різними рівнями доступу, налаштовано групи користувачів, терміни дії облікових записів і часові обмеження для входу в систему. Також створено переміщуваний профіль і сценарій входу користувача, що дозволяє автоматизувати виконання певних дій при авторизації. Отримані навички є важливими для адміністрування багатокористувацьких систем і забезпечення контролю безпеки робочого середовища.</w:t>
+        </w:rPr>
+        <w:t xml:space="preserve">У </w:t>
+      </w:r>
+      <w:proofErr w:type="spellStart"/>
+      <w:r>
+        <w:rPr>
+          <w:bCs/>
+          <w:sz w:val="28"/>
+          <w:szCs w:val="28"/>
+        </w:rPr>
+        <w:t>ході</w:t>
+      </w:r>
+      <w:proofErr w:type="spellEnd"/>
+      <w:r>
+        <w:rPr>
+          <w:bCs/>
+          <w:sz w:val="28"/>
+          <w:szCs w:val="28"/>
+        </w:rPr>
+        <w:t xml:space="preserve"> </w:t>
+      </w:r>
+      <w:proofErr w:type="spellStart"/>
+      <w:r>
+        <w:rPr>
+          <w:bCs/>
+          <w:sz w:val="28"/>
+          <w:szCs w:val="28"/>
+        </w:rPr>
+        <w:t>виконання</w:t>
+      </w:r>
+      <w:proofErr w:type="spellEnd"/>
+      <w:r>
+        <w:rPr>
+          <w:bCs/>
+          <w:sz w:val="28"/>
+          <w:szCs w:val="28"/>
+        </w:rPr>
+        <w:t xml:space="preserve"> </w:t>
+      </w:r>
+      <w:proofErr w:type="spellStart"/>
+      <w:r>
+        <w:rPr>
+          <w:bCs/>
+          <w:sz w:val="28"/>
+          <w:szCs w:val="28"/>
+        </w:rPr>
+        <w:t>лабораторної</w:t>
+      </w:r>
+      <w:proofErr w:type="spellEnd"/>
+      <w:r>
+        <w:rPr>
+          <w:bCs/>
+          <w:sz w:val="28"/>
+          <w:szCs w:val="28"/>
+        </w:rPr>
+        <w:t xml:space="preserve"> </w:t>
+      </w:r>
+      <w:proofErr w:type="spellStart"/>
+      <w:r>
+        <w:rPr>
+          <w:bCs/>
+          <w:sz w:val="28"/>
+          <w:szCs w:val="28"/>
+        </w:rPr>
+        <w:t>роботи</w:t>
+      </w:r>
+      <w:proofErr w:type="spellEnd"/>
+      <w:r>
+        <w:rPr>
+          <w:bCs/>
+          <w:sz w:val="28"/>
+          <w:szCs w:val="28"/>
+        </w:rPr>
+        <w:t xml:space="preserve"> </w:t>
+      </w:r>
+      <w:proofErr w:type="spellStart"/>
+      <w:r>
+        <w:rPr>
+          <w:bCs/>
+          <w:sz w:val="28"/>
+          <w:szCs w:val="28"/>
+        </w:rPr>
+        <w:t>було</w:t>
+      </w:r>
+      <w:proofErr w:type="spellEnd"/>
+      <w:r>
+        <w:rPr>
+          <w:bCs/>
+          <w:sz w:val="28"/>
+          <w:szCs w:val="28"/>
+        </w:rPr>
+        <w:t xml:space="preserve"> </w:t>
+      </w:r>
+      <w:proofErr w:type="spellStart"/>
+      <w:r>
+        <w:rPr>
+          <w:bCs/>
+          <w:sz w:val="28"/>
+          <w:szCs w:val="28"/>
+        </w:rPr>
+        <w:t>вивчено</w:t>
+      </w:r>
+      <w:proofErr w:type="spellEnd"/>
+      <w:r>
+        <w:rPr>
+          <w:bCs/>
+          <w:sz w:val="28"/>
+          <w:szCs w:val="28"/>
+        </w:rPr>
+        <w:t xml:space="preserve"> </w:t>
+      </w:r>
+      <w:proofErr w:type="spellStart"/>
+      <w:r>
+        <w:rPr>
+          <w:bCs/>
+          <w:sz w:val="28"/>
+          <w:szCs w:val="28"/>
+        </w:rPr>
+        <w:t>способи</w:t>
+      </w:r>
+      <w:proofErr w:type="spellEnd"/>
+      <w:r>
+        <w:rPr>
+          <w:bCs/>
+          <w:sz w:val="28"/>
+          <w:szCs w:val="28"/>
+        </w:rPr>
+        <w:t xml:space="preserve"> </w:t>
+      </w:r>
+      <w:proofErr w:type="spellStart"/>
+      <w:r>
+        <w:rPr>
+          <w:bCs/>
+          <w:sz w:val="28"/>
+          <w:szCs w:val="28"/>
+        </w:rPr>
+        <w:t>керування</w:t>
+      </w:r>
+      <w:proofErr w:type="spellEnd"/>
+      <w:r>
+        <w:rPr>
+          <w:bCs/>
+          <w:sz w:val="28"/>
+          <w:szCs w:val="28"/>
+        </w:rPr>
+        <w:t xml:space="preserve"> </w:t>
+      </w:r>
+      <w:proofErr w:type="spellStart"/>
+      <w:r>
+        <w:rPr>
+          <w:bCs/>
+          <w:sz w:val="28"/>
+          <w:szCs w:val="28"/>
+        </w:rPr>
+        <w:t>користувачами</w:t>
+      </w:r>
+      <w:proofErr w:type="spellEnd"/>
+      <w:r>
+        <w:rPr>
+          <w:bCs/>
+          <w:sz w:val="28"/>
+          <w:szCs w:val="28"/>
+        </w:rPr>
+        <w:t xml:space="preserve"> та </w:t>
+      </w:r>
+      <w:proofErr w:type="spellStart"/>
+      <w:r>
+        <w:rPr>
+          <w:bCs/>
+          <w:sz w:val="28"/>
+          <w:szCs w:val="28"/>
+        </w:rPr>
+        <w:t>групами</w:t>
+      </w:r>
+      <w:proofErr w:type="spellEnd"/>
+      <w:r>
+        <w:rPr>
+          <w:bCs/>
+          <w:sz w:val="28"/>
+          <w:szCs w:val="28"/>
+        </w:rPr>
+        <w:t xml:space="preserve"> в ОС Windows 10. </w:t>
+      </w:r>
+      <w:proofErr w:type="spellStart"/>
+      <w:r>
+        <w:rPr>
+          <w:bCs/>
+          <w:sz w:val="28"/>
+          <w:szCs w:val="28"/>
+        </w:rPr>
+        <w:t>Створено</w:t>
+      </w:r>
+      <w:proofErr w:type="spellEnd"/>
+      <w:r>
+        <w:rPr>
+          <w:bCs/>
+          <w:sz w:val="28"/>
+          <w:szCs w:val="28"/>
+        </w:rPr>
+        <w:t xml:space="preserve"> </w:t>
+      </w:r>
+      <w:proofErr w:type="spellStart"/>
+      <w:r>
+        <w:rPr>
+          <w:bCs/>
+          <w:sz w:val="28"/>
+          <w:szCs w:val="28"/>
+        </w:rPr>
+        <w:t>облікові</w:t>
+      </w:r>
+      <w:proofErr w:type="spellEnd"/>
+      <w:r>
+        <w:rPr>
+          <w:bCs/>
+          <w:sz w:val="28"/>
+          <w:szCs w:val="28"/>
+        </w:rPr>
+        <w:t xml:space="preserve"> </w:t>
+      </w:r>
+      <w:proofErr w:type="spellStart"/>
+      <w:r>
+        <w:rPr>
+          <w:bCs/>
+          <w:sz w:val="28"/>
+          <w:szCs w:val="28"/>
+        </w:rPr>
+        <w:t>записи</w:t>
+      </w:r>
+      <w:proofErr w:type="spellEnd"/>
+      <w:r>
+        <w:rPr>
+          <w:bCs/>
+          <w:sz w:val="28"/>
+          <w:szCs w:val="28"/>
+        </w:rPr>
+        <w:t xml:space="preserve"> з </w:t>
+      </w:r>
+      <w:proofErr w:type="spellStart"/>
+      <w:r>
+        <w:rPr>
+          <w:bCs/>
+          <w:sz w:val="28"/>
+          <w:szCs w:val="28"/>
+        </w:rPr>
+        <w:t>різними</w:t>
+      </w:r>
+      <w:proofErr w:type="spellEnd"/>
+      <w:r>
+        <w:rPr>
+          <w:bCs/>
+          <w:sz w:val="28"/>
+          <w:szCs w:val="28"/>
+        </w:rPr>
+        <w:t xml:space="preserve"> </w:t>
+      </w:r>
+      <w:proofErr w:type="spellStart"/>
+      <w:r>
+        <w:rPr>
+          <w:bCs/>
+          <w:sz w:val="28"/>
+          <w:szCs w:val="28"/>
+        </w:rPr>
+        <w:t>рівнями</w:t>
+      </w:r>
+      <w:proofErr w:type="spellEnd"/>
+      <w:r>
+        <w:rPr>
+          <w:bCs/>
+          <w:sz w:val="28"/>
+          <w:szCs w:val="28"/>
+        </w:rPr>
+        <w:t xml:space="preserve"> </w:t>
+      </w:r>
+      <w:proofErr w:type="spellStart"/>
+      <w:r>
+        <w:rPr>
+          <w:bCs/>
+          <w:sz w:val="28"/>
+          <w:szCs w:val="28"/>
+        </w:rPr>
+        <w:t>доступу</w:t>
+      </w:r>
+      <w:proofErr w:type="spellEnd"/>
+      <w:r>
+        <w:rPr>
+          <w:bCs/>
+          <w:sz w:val="28"/>
+          <w:szCs w:val="28"/>
+        </w:rPr>
+        <w:t xml:space="preserve">, </w:t>
+      </w:r>
+      <w:proofErr w:type="spellStart"/>
+      <w:r>
+        <w:rPr>
+          <w:bCs/>
+          <w:sz w:val="28"/>
+          <w:szCs w:val="28"/>
+        </w:rPr>
+        <w:t>змінено</w:t>
+      </w:r>
+      <w:proofErr w:type="spellEnd"/>
+      <w:r>
+        <w:rPr>
+          <w:bCs/>
+          <w:sz w:val="28"/>
+          <w:szCs w:val="28"/>
+        </w:rPr>
+        <w:t xml:space="preserve"> </w:t>
+      </w:r>
+      <w:proofErr w:type="spellStart"/>
+      <w:r>
+        <w:rPr>
+          <w:bCs/>
+          <w:sz w:val="28"/>
+          <w:szCs w:val="28"/>
+        </w:rPr>
+        <w:t>паролі</w:t>
+      </w:r>
+      <w:proofErr w:type="spellEnd"/>
+      <w:r>
+        <w:rPr>
+          <w:bCs/>
+          <w:sz w:val="28"/>
+          <w:szCs w:val="28"/>
+        </w:rPr>
+        <w:t xml:space="preserve"> й </w:t>
+      </w:r>
+      <w:proofErr w:type="spellStart"/>
+      <w:r>
+        <w:rPr>
+          <w:bCs/>
+          <w:sz w:val="28"/>
+          <w:szCs w:val="28"/>
+        </w:rPr>
+        <w:t>перевірено</w:t>
+      </w:r>
+      <w:proofErr w:type="spellEnd"/>
+      <w:r>
+        <w:rPr>
+          <w:bCs/>
+          <w:sz w:val="28"/>
+          <w:szCs w:val="28"/>
+        </w:rPr>
+        <w:t xml:space="preserve"> </w:t>
+      </w:r>
+      <w:proofErr w:type="spellStart"/>
+      <w:r>
+        <w:rPr>
+          <w:bCs/>
+          <w:sz w:val="28"/>
+          <w:szCs w:val="28"/>
+        </w:rPr>
+        <w:t>роботу</w:t>
+      </w:r>
+      <w:proofErr w:type="spellEnd"/>
+      <w:r>
+        <w:rPr>
+          <w:bCs/>
+          <w:sz w:val="28"/>
+          <w:szCs w:val="28"/>
+        </w:rPr>
+        <w:t xml:space="preserve"> </w:t>
+      </w:r>
+      <w:proofErr w:type="spellStart"/>
+      <w:r>
+        <w:rPr>
+          <w:bCs/>
+          <w:sz w:val="28"/>
+          <w:szCs w:val="28"/>
+        </w:rPr>
+        <w:t>системних</w:t>
+      </w:r>
+      <w:proofErr w:type="spellEnd"/>
+      <w:r>
+        <w:rPr>
+          <w:bCs/>
+          <w:sz w:val="28"/>
+          <w:szCs w:val="28"/>
+        </w:rPr>
+        <w:t xml:space="preserve"> </w:t>
+      </w:r>
+      <w:proofErr w:type="spellStart"/>
+      <w:r>
+        <w:rPr>
+          <w:bCs/>
+          <w:sz w:val="28"/>
+          <w:szCs w:val="28"/>
+        </w:rPr>
+        <w:t>обмежень</w:t>
+      </w:r>
+      <w:proofErr w:type="spellEnd"/>
+      <w:r>
+        <w:rPr>
+          <w:bCs/>
+          <w:sz w:val="28"/>
+          <w:szCs w:val="28"/>
+        </w:rPr>
+        <w:t xml:space="preserve">. </w:t>
+      </w:r>
+      <w:proofErr w:type="spellStart"/>
+      <w:r>
+        <w:rPr>
+          <w:bCs/>
+          <w:sz w:val="28"/>
+          <w:szCs w:val="28"/>
+        </w:rPr>
+        <w:t>За</w:t>
+      </w:r>
+      <w:proofErr w:type="spellEnd"/>
+      <w:r>
+        <w:rPr>
+          <w:bCs/>
+          <w:sz w:val="28"/>
+          <w:szCs w:val="28"/>
+        </w:rPr>
+        <w:t xml:space="preserve"> </w:t>
+      </w:r>
+      <w:proofErr w:type="spellStart"/>
+      <w:r>
+        <w:rPr>
+          <w:bCs/>
+          <w:sz w:val="28"/>
+          <w:szCs w:val="28"/>
+        </w:rPr>
+        <w:t>допомогою</w:t>
+      </w:r>
+      <w:proofErr w:type="spellEnd"/>
+      <w:r>
+        <w:rPr>
+          <w:bCs/>
+          <w:sz w:val="28"/>
+          <w:szCs w:val="28"/>
+        </w:rPr>
+        <w:t xml:space="preserve"> </w:t>
+      </w:r>
+      <w:proofErr w:type="spellStart"/>
+      <w:r>
+        <w:rPr>
+          <w:bCs/>
+          <w:sz w:val="28"/>
+          <w:szCs w:val="28"/>
+        </w:rPr>
+        <w:t>оснасток</w:t>
+      </w:r>
+      <w:proofErr w:type="spellEnd"/>
+      <w:r>
+        <w:rPr>
+          <w:bCs/>
+          <w:sz w:val="28"/>
+          <w:szCs w:val="28"/>
+        </w:rPr>
+        <w:t xml:space="preserve"> MMC і </w:t>
+      </w:r>
+      <w:proofErr w:type="spellStart"/>
+      <w:r>
+        <w:rPr>
+          <w:bCs/>
+          <w:sz w:val="28"/>
+          <w:szCs w:val="28"/>
+        </w:rPr>
+        <w:t>командного</w:t>
+      </w:r>
+      <w:proofErr w:type="spellEnd"/>
+      <w:r>
+        <w:rPr>
+          <w:bCs/>
+          <w:sz w:val="28"/>
+          <w:szCs w:val="28"/>
+        </w:rPr>
+        <w:t xml:space="preserve"> </w:t>
+      </w:r>
+      <w:proofErr w:type="spellStart"/>
+      <w:r>
+        <w:rPr>
+          <w:bCs/>
+          <w:sz w:val="28"/>
+          <w:szCs w:val="28"/>
+        </w:rPr>
+        <w:t>рядка</w:t>
+      </w:r>
+      <w:proofErr w:type="spellEnd"/>
+      <w:r>
+        <w:rPr>
+          <w:bCs/>
+          <w:sz w:val="28"/>
+          <w:szCs w:val="28"/>
+        </w:rPr>
+        <w:t xml:space="preserve"> </w:t>
+      </w:r>
+      <w:proofErr w:type="spellStart"/>
+      <w:r>
+        <w:rPr>
+          <w:bCs/>
+          <w:sz w:val="28"/>
+          <w:szCs w:val="28"/>
+        </w:rPr>
+        <w:t>реалізовано</w:t>
+      </w:r>
+      <w:proofErr w:type="spellEnd"/>
+      <w:r>
+        <w:rPr>
+          <w:bCs/>
+          <w:sz w:val="28"/>
+          <w:szCs w:val="28"/>
+        </w:rPr>
+        <w:t xml:space="preserve"> </w:t>
+      </w:r>
+      <w:proofErr w:type="spellStart"/>
+      <w:r>
+        <w:rPr>
+          <w:bCs/>
+          <w:sz w:val="28"/>
+          <w:szCs w:val="28"/>
+        </w:rPr>
+        <w:t>керування</w:t>
+      </w:r>
+      <w:proofErr w:type="spellEnd"/>
+      <w:r>
+        <w:rPr>
+          <w:bCs/>
+          <w:sz w:val="28"/>
+          <w:szCs w:val="28"/>
+        </w:rPr>
+        <w:t xml:space="preserve"> </w:t>
+      </w:r>
+      <w:proofErr w:type="spellStart"/>
+      <w:r>
+        <w:rPr>
+          <w:bCs/>
+          <w:sz w:val="28"/>
+          <w:szCs w:val="28"/>
+        </w:rPr>
+        <w:t>групами</w:t>
+      </w:r>
+      <w:proofErr w:type="spellEnd"/>
+      <w:r>
+        <w:rPr>
+          <w:bCs/>
+          <w:sz w:val="28"/>
+          <w:szCs w:val="28"/>
+        </w:rPr>
+        <w:t xml:space="preserve">, </w:t>
+      </w:r>
+      <w:proofErr w:type="spellStart"/>
+      <w:r>
+        <w:rPr>
+          <w:bCs/>
+          <w:sz w:val="28"/>
+          <w:szCs w:val="28"/>
+        </w:rPr>
+        <w:t>термінами</w:t>
+      </w:r>
+      <w:proofErr w:type="spellEnd"/>
+      <w:r>
+        <w:rPr>
+          <w:bCs/>
+          <w:sz w:val="28"/>
+          <w:szCs w:val="28"/>
+        </w:rPr>
+        <w:t xml:space="preserve"> дії </w:t>
+      </w:r>
+      <w:proofErr w:type="spellStart"/>
+      <w:r>
+        <w:rPr>
+          <w:bCs/>
+          <w:sz w:val="28"/>
+          <w:szCs w:val="28"/>
+        </w:rPr>
+        <w:t>облікових</w:t>
+      </w:r>
+      <w:proofErr w:type="spellEnd"/>
+      <w:r>
+        <w:rPr>
+          <w:bCs/>
+          <w:sz w:val="28"/>
+          <w:szCs w:val="28"/>
+        </w:rPr>
+        <w:t xml:space="preserve"> </w:t>
+      </w:r>
+      <w:proofErr w:type="spellStart"/>
+      <w:r>
+        <w:rPr>
+          <w:bCs/>
+          <w:sz w:val="28"/>
+          <w:szCs w:val="28"/>
+        </w:rPr>
+        <w:t>записів</w:t>
+      </w:r>
+      <w:proofErr w:type="spellEnd"/>
+      <w:r>
+        <w:rPr>
+          <w:bCs/>
+          <w:sz w:val="28"/>
+          <w:szCs w:val="28"/>
+        </w:rPr>
+        <w:t xml:space="preserve"> і </w:t>
+      </w:r>
+      <w:proofErr w:type="spellStart"/>
+      <w:r>
+        <w:rPr>
+          <w:bCs/>
+          <w:sz w:val="28"/>
+          <w:szCs w:val="28"/>
+        </w:rPr>
+        <w:t>часовими</w:t>
+      </w:r>
+      <w:proofErr w:type="spellEnd"/>
+      <w:r>
+        <w:rPr>
+          <w:bCs/>
+          <w:sz w:val="28"/>
+          <w:szCs w:val="28"/>
+        </w:rPr>
+        <w:t xml:space="preserve"> </w:t>
+      </w:r>
+      <w:proofErr w:type="spellStart"/>
+      <w:r>
+        <w:rPr>
+          <w:bCs/>
+          <w:sz w:val="28"/>
+          <w:szCs w:val="28"/>
+        </w:rPr>
+        <w:t>обмеженнями</w:t>
+      </w:r>
+      <w:proofErr w:type="spellEnd"/>
+      <w:r>
+        <w:rPr>
+          <w:bCs/>
+          <w:sz w:val="28"/>
+          <w:szCs w:val="28"/>
+        </w:rPr>
+        <w:t xml:space="preserve"> </w:t>
+      </w:r>
+      <w:proofErr w:type="spellStart"/>
+      <w:r>
+        <w:rPr>
+          <w:bCs/>
+          <w:sz w:val="28"/>
+          <w:szCs w:val="28"/>
+        </w:rPr>
+        <w:t>входу</w:t>
+      </w:r>
+      <w:proofErr w:type="spellEnd"/>
+      <w:r>
+        <w:rPr>
+          <w:bCs/>
+          <w:sz w:val="28"/>
+          <w:szCs w:val="28"/>
+        </w:rPr>
+        <w:t xml:space="preserve">. </w:t>
+      </w:r>
+      <w:proofErr w:type="spellStart"/>
+      <w:r>
+        <w:rPr>
+          <w:bCs/>
+          <w:sz w:val="28"/>
+          <w:szCs w:val="28"/>
+        </w:rPr>
+        <w:t>Також</w:t>
+      </w:r>
+      <w:proofErr w:type="spellEnd"/>
+      <w:r>
+        <w:rPr>
+          <w:bCs/>
+          <w:sz w:val="28"/>
+          <w:szCs w:val="28"/>
+        </w:rPr>
+        <w:t xml:space="preserve"> </w:t>
+      </w:r>
+      <w:proofErr w:type="spellStart"/>
+      <w:r>
+        <w:rPr>
+          <w:bCs/>
+          <w:sz w:val="28"/>
+          <w:szCs w:val="28"/>
+        </w:rPr>
+        <w:t>створено</w:t>
+      </w:r>
+      <w:proofErr w:type="spellEnd"/>
+      <w:r>
+        <w:rPr>
+          <w:bCs/>
+          <w:sz w:val="28"/>
+          <w:szCs w:val="28"/>
+        </w:rPr>
+        <w:t xml:space="preserve"> </w:t>
+      </w:r>
+      <w:proofErr w:type="spellStart"/>
+      <w:r>
+        <w:rPr>
+          <w:bCs/>
+          <w:sz w:val="28"/>
+          <w:szCs w:val="28"/>
+        </w:rPr>
+        <w:t>переміщуваний</w:t>
+      </w:r>
+      <w:proofErr w:type="spellEnd"/>
+      <w:r>
+        <w:rPr>
+          <w:bCs/>
+          <w:sz w:val="28"/>
+          <w:szCs w:val="28"/>
+        </w:rPr>
+        <w:t xml:space="preserve"> </w:t>
+      </w:r>
+      <w:proofErr w:type="spellStart"/>
+      <w:r>
+        <w:rPr>
+          <w:bCs/>
+          <w:sz w:val="28"/>
+          <w:szCs w:val="28"/>
+        </w:rPr>
+        <w:t>профіль</w:t>
+      </w:r>
+      <w:proofErr w:type="spellEnd"/>
+      <w:r>
+        <w:rPr>
+          <w:bCs/>
+          <w:sz w:val="28"/>
+          <w:szCs w:val="28"/>
+        </w:rPr>
+        <w:t xml:space="preserve"> </w:t>
+      </w:r>
+      <w:proofErr w:type="spellStart"/>
+      <w:r>
+        <w:rPr>
+          <w:bCs/>
+          <w:sz w:val="28"/>
+          <w:szCs w:val="28"/>
+        </w:rPr>
+        <w:t>користувача</w:t>
+      </w:r>
+      <w:proofErr w:type="spellEnd"/>
+      <w:r>
+        <w:rPr>
+          <w:bCs/>
+          <w:sz w:val="28"/>
+          <w:szCs w:val="28"/>
+        </w:rPr>
+        <w:t xml:space="preserve"> та </w:t>
+      </w:r>
+      <w:proofErr w:type="spellStart"/>
+      <w:r>
+        <w:rPr>
+          <w:bCs/>
+          <w:sz w:val="28"/>
+          <w:szCs w:val="28"/>
+        </w:rPr>
+        <w:t>перевірено</w:t>
+      </w:r>
+      <w:proofErr w:type="spellEnd"/>
+      <w:r>
+        <w:rPr>
+          <w:bCs/>
+          <w:sz w:val="28"/>
+          <w:szCs w:val="28"/>
+        </w:rPr>
+        <w:t xml:space="preserve"> </w:t>
+      </w:r>
+      <w:proofErr w:type="spellStart"/>
+      <w:r>
+        <w:rPr>
+          <w:bCs/>
+          <w:sz w:val="28"/>
+          <w:szCs w:val="28"/>
+        </w:rPr>
+        <w:t>його</w:t>
+      </w:r>
+      <w:proofErr w:type="spellEnd"/>
+      <w:r>
+        <w:rPr>
+          <w:bCs/>
+          <w:sz w:val="28"/>
+          <w:szCs w:val="28"/>
+        </w:rPr>
+        <w:t xml:space="preserve"> </w:t>
+      </w:r>
+      <w:proofErr w:type="spellStart"/>
+      <w:r>
+        <w:rPr>
+          <w:bCs/>
+          <w:sz w:val="28"/>
+          <w:szCs w:val="28"/>
+        </w:rPr>
+        <w:t>роботу</w:t>
+      </w:r>
+      <w:proofErr w:type="spellEnd"/>
+      <w:r>
+        <w:rPr>
+          <w:bCs/>
+          <w:sz w:val="28"/>
+          <w:szCs w:val="28"/>
+        </w:rPr>
+        <w:t xml:space="preserve">. </w:t>
+      </w:r>
+      <w:proofErr w:type="spellStart"/>
+      <w:r>
+        <w:rPr>
+          <w:bCs/>
+          <w:sz w:val="28"/>
+          <w:szCs w:val="28"/>
+        </w:rPr>
+        <w:t>Отримані</w:t>
+      </w:r>
+      <w:proofErr w:type="spellEnd"/>
+      <w:r>
+        <w:rPr>
+          <w:bCs/>
+          <w:sz w:val="28"/>
+          <w:szCs w:val="28"/>
+        </w:rPr>
+        <w:t xml:space="preserve"> </w:t>
+      </w:r>
+      <w:proofErr w:type="spellStart"/>
+      <w:r>
+        <w:rPr>
+          <w:bCs/>
+          <w:sz w:val="28"/>
+          <w:szCs w:val="28"/>
+        </w:rPr>
+        <w:t>навички</w:t>
+      </w:r>
+      <w:proofErr w:type="spellEnd"/>
+      <w:r>
+        <w:rPr>
+          <w:bCs/>
+          <w:sz w:val="28"/>
+          <w:szCs w:val="28"/>
+        </w:rPr>
+        <w:t xml:space="preserve"> </w:t>
+      </w:r>
+      <w:proofErr w:type="spellStart"/>
+      <w:r>
+        <w:rPr>
+          <w:bCs/>
+          <w:sz w:val="28"/>
+          <w:szCs w:val="28"/>
+        </w:rPr>
+        <w:t>дозволяють</w:t>
+      </w:r>
+      <w:proofErr w:type="spellEnd"/>
+      <w:r>
+        <w:rPr>
+          <w:bCs/>
+          <w:sz w:val="28"/>
+          <w:szCs w:val="28"/>
+        </w:rPr>
+        <w:t xml:space="preserve"> </w:t>
+      </w:r>
+      <w:proofErr w:type="spellStart"/>
+      <w:r>
+        <w:rPr>
+          <w:bCs/>
+          <w:sz w:val="28"/>
+          <w:szCs w:val="28"/>
+        </w:rPr>
+        <w:t>ефективно</w:t>
+      </w:r>
+      <w:proofErr w:type="spellEnd"/>
+      <w:r>
+        <w:rPr>
+          <w:bCs/>
+          <w:sz w:val="28"/>
+          <w:szCs w:val="28"/>
+        </w:rPr>
+        <w:t xml:space="preserve"> </w:t>
+      </w:r>
+      <w:proofErr w:type="spellStart"/>
+      <w:r>
+        <w:rPr>
+          <w:bCs/>
+          <w:sz w:val="28"/>
+          <w:szCs w:val="28"/>
+        </w:rPr>
+        <w:t>адмініструвати</w:t>
+      </w:r>
+      <w:proofErr w:type="spellEnd"/>
+      <w:r>
+        <w:rPr>
+          <w:bCs/>
+          <w:sz w:val="28"/>
+          <w:szCs w:val="28"/>
+        </w:rPr>
+        <w:t xml:space="preserve"> </w:t>
+      </w:r>
+      <w:proofErr w:type="spellStart"/>
+      <w:r>
+        <w:rPr>
+          <w:bCs/>
+          <w:sz w:val="28"/>
+          <w:szCs w:val="28"/>
+        </w:rPr>
+        <w:t>багатокористувацьке</w:t>
+      </w:r>
+      <w:proofErr w:type="spellEnd"/>
+      <w:r>
+        <w:rPr>
+          <w:bCs/>
+          <w:sz w:val="28"/>
+          <w:szCs w:val="28"/>
+        </w:rPr>
+        <w:t xml:space="preserve"> </w:t>
+      </w:r>
+      <w:proofErr w:type="spellStart"/>
+      <w:r>
+        <w:rPr>
+          <w:bCs/>
+          <w:sz w:val="28"/>
+          <w:szCs w:val="28"/>
+        </w:rPr>
+        <w:t>середовище</w:t>
+      </w:r>
+      <w:proofErr w:type="spellEnd"/>
+      <w:r>
+        <w:rPr>
+          <w:bCs/>
+          <w:sz w:val="28"/>
+          <w:szCs w:val="28"/>
+        </w:rPr>
+        <w:t xml:space="preserve"> Windows.</w:t>
       </w:r>
     </w:p>
     <w:sectPr>

--- a/СА/CA_02.docx
+++ b/СА/CA_02.docx
@@ -349,59 +349,13 @@
         </w:rPr>
         <w:t>“</w:t>
       </w:r>
-      <w:proofErr w:type="spellStart"/>
       <w:r>
         <w:rPr>
           <w:i/>
           <w:sz w:val="28"/>
           <w:szCs w:val="28"/>
         </w:rPr>
-        <w:t>Управління</w:t>
-      </w:r>
-      <w:proofErr w:type="spellEnd"/>
-      <w:r>
-        <w:rPr>
-          <w:i/>
-          <w:sz w:val="28"/>
-          <w:szCs w:val="28"/>
-        </w:rPr>
-        <w:t xml:space="preserve"> </w:t>
-      </w:r>
-      <w:proofErr w:type="spellStart"/>
-      <w:r>
-        <w:rPr>
-          <w:i/>
-          <w:sz w:val="28"/>
-          <w:szCs w:val="28"/>
-        </w:rPr>
-        <w:t>користувачами</w:t>
-      </w:r>
-      <w:proofErr w:type="spellEnd"/>
-      <w:r>
-        <w:rPr>
-          <w:i/>
-          <w:sz w:val="28"/>
-          <w:szCs w:val="28"/>
-        </w:rPr>
-        <w:t xml:space="preserve"> і </w:t>
-      </w:r>
-      <w:proofErr w:type="spellStart"/>
-      <w:r>
-        <w:rPr>
-          <w:i/>
-          <w:sz w:val="28"/>
-          <w:szCs w:val="28"/>
-        </w:rPr>
-        <w:t>групами</w:t>
-      </w:r>
-      <w:proofErr w:type="spellEnd"/>
-      <w:r>
-        <w:rPr>
-          <w:i/>
-          <w:sz w:val="28"/>
-          <w:szCs w:val="28"/>
-        </w:rPr>
-        <w:t xml:space="preserve"> в Windows 10</w:t>
+        <w:t>Управління користувачами і групами в Windows 10</w:t>
       </w:r>
       <w:r>
         <w:rPr>
@@ -525,7 +479,6 @@
           <w:lang w:val="uk-UA"/>
         </w:rPr>
       </w:pPr>
-      <w:proofErr w:type="spellStart"/>
       <w:r>
         <w:rPr>
           <w:sz w:val="28"/>
@@ -534,7 +487,6 @@
         </w:rPr>
         <w:t>Фечан</w:t>
       </w:r>
-      <w:proofErr w:type="spellEnd"/>
       <w:r>
         <w:rPr>
           <w:sz w:val="28"/>
@@ -774,7 +726,6 @@
           <w:lang w:val="uk-UA"/>
         </w:rPr>
       </w:pPr>
-      <w:proofErr w:type="spellStart"/>
       <w:r>
         <w:rPr>
           <w:sz w:val="28"/>
@@ -783,7 +734,6 @@
         </w:rPr>
         <w:t>Фечан</w:t>
       </w:r>
-      <w:proofErr w:type="spellEnd"/>
       <w:r>
         <w:rPr>
           <w:b/>
@@ -1032,53 +982,12 @@
       </w:r>
       <w:bookmarkEnd w:id="0"/>
       <w:bookmarkEnd w:id="1"/>
-      <w:proofErr w:type="spellStart"/>
-      <w:r>
-        <w:rPr>
-          <w:sz w:val="28"/>
-          <w:szCs w:val="28"/>
-        </w:rPr>
-        <w:t>Управління</w:t>
-      </w:r>
-      <w:proofErr w:type="spellEnd"/>
-      <w:r>
-        <w:rPr>
-          <w:sz w:val="28"/>
-          <w:szCs w:val="28"/>
-        </w:rPr>
-        <w:t xml:space="preserve"> </w:t>
-      </w:r>
-      <w:proofErr w:type="spellStart"/>
-      <w:r>
-        <w:rPr>
-          <w:sz w:val="28"/>
-          <w:szCs w:val="28"/>
-        </w:rPr>
-        <w:t>користувачами</w:t>
-      </w:r>
-      <w:proofErr w:type="spellEnd"/>
-      <w:r>
-        <w:rPr>
-          <w:sz w:val="28"/>
-          <w:szCs w:val="28"/>
-        </w:rPr>
-        <w:t xml:space="preserve"> і </w:t>
-      </w:r>
-      <w:proofErr w:type="spellStart"/>
-      <w:r>
-        <w:rPr>
-          <w:sz w:val="28"/>
-          <w:szCs w:val="28"/>
-        </w:rPr>
-        <w:t>групами</w:t>
-      </w:r>
-      <w:proofErr w:type="spellEnd"/>
-      <w:r>
-        <w:rPr>
-          <w:sz w:val="28"/>
-          <w:szCs w:val="28"/>
-        </w:rPr>
-        <w:t xml:space="preserve"> в Windows 10</w:t>
+      <w:r>
+        <w:rPr>
+          <w:sz w:val="28"/>
+          <w:szCs w:val="28"/>
+        </w:rPr>
+        <w:t>Управління користувачами і групами в Windows 10</w:t>
       </w:r>
       <w:r>
         <w:rPr>
@@ -1118,271 +1027,13 @@
         </w:rPr>
         <w:t xml:space="preserve"> </w:t>
       </w:r>
-      <w:proofErr w:type="spellStart"/>
-      <w:r>
-        <w:rPr>
-          <w:sz w:val="28"/>
-          <w:szCs w:val="28"/>
-        </w:rPr>
-        <w:t>Навчитись</w:t>
-      </w:r>
-      <w:proofErr w:type="spellEnd"/>
-      <w:r>
-        <w:rPr>
-          <w:sz w:val="28"/>
-          <w:szCs w:val="28"/>
-        </w:rPr>
-        <w:t xml:space="preserve"> </w:t>
-      </w:r>
-      <w:proofErr w:type="spellStart"/>
-      <w:r>
-        <w:rPr>
-          <w:sz w:val="28"/>
-          <w:szCs w:val="28"/>
-        </w:rPr>
-        <w:t>виконувати</w:t>
-      </w:r>
-      <w:proofErr w:type="spellEnd"/>
-      <w:r>
-        <w:rPr>
-          <w:sz w:val="28"/>
-          <w:szCs w:val="28"/>
-        </w:rPr>
-        <w:t xml:space="preserve"> </w:t>
-      </w:r>
-      <w:proofErr w:type="spellStart"/>
-      <w:r>
-        <w:rPr>
-          <w:sz w:val="28"/>
-          <w:szCs w:val="28"/>
-        </w:rPr>
-        <w:t>адміністративні</w:t>
-      </w:r>
-      <w:proofErr w:type="spellEnd"/>
-      <w:r>
-        <w:rPr>
-          <w:sz w:val="28"/>
-          <w:szCs w:val="28"/>
-        </w:rPr>
-        <w:t xml:space="preserve"> </w:t>
-      </w:r>
-      <w:proofErr w:type="spellStart"/>
-      <w:r>
-        <w:rPr>
-          <w:sz w:val="28"/>
-          <w:szCs w:val="28"/>
-        </w:rPr>
-        <w:t>задачі</w:t>
-      </w:r>
-      <w:proofErr w:type="spellEnd"/>
-      <w:r>
-        <w:rPr>
-          <w:sz w:val="28"/>
-          <w:szCs w:val="28"/>
-        </w:rPr>
-        <w:t xml:space="preserve"> </w:t>
-      </w:r>
-      <w:proofErr w:type="spellStart"/>
-      <w:r>
-        <w:rPr>
-          <w:sz w:val="28"/>
-          <w:szCs w:val="28"/>
-        </w:rPr>
-        <w:t>управління</w:t>
-      </w:r>
-      <w:proofErr w:type="spellEnd"/>
-      <w:r>
-        <w:rPr>
-          <w:sz w:val="28"/>
-          <w:szCs w:val="28"/>
-        </w:rPr>
-        <w:t xml:space="preserve"> </w:t>
-      </w:r>
-      <w:proofErr w:type="spellStart"/>
-      <w:r>
-        <w:rPr>
-          <w:sz w:val="28"/>
-          <w:szCs w:val="28"/>
-        </w:rPr>
-        <w:t>користувачами</w:t>
-      </w:r>
-      <w:proofErr w:type="spellEnd"/>
-      <w:r>
-        <w:rPr>
-          <w:sz w:val="28"/>
-          <w:szCs w:val="28"/>
-        </w:rPr>
-        <w:t xml:space="preserve"> і </w:t>
-      </w:r>
-      <w:proofErr w:type="spellStart"/>
-      <w:r>
-        <w:rPr>
-          <w:sz w:val="28"/>
-          <w:szCs w:val="28"/>
-        </w:rPr>
-        <w:t>групами</w:t>
-      </w:r>
-      <w:proofErr w:type="spellEnd"/>
-      <w:r>
-        <w:rPr>
-          <w:sz w:val="28"/>
-          <w:szCs w:val="28"/>
-        </w:rPr>
-        <w:t xml:space="preserve"> </w:t>
-      </w:r>
-      <w:proofErr w:type="spellStart"/>
-      <w:r>
-        <w:rPr>
-          <w:sz w:val="28"/>
-          <w:szCs w:val="28"/>
-        </w:rPr>
-        <w:t>локального</w:t>
-      </w:r>
-      <w:proofErr w:type="spellEnd"/>
-      <w:r>
-        <w:rPr>
-          <w:sz w:val="28"/>
-          <w:szCs w:val="28"/>
-        </w:rPr>
-        <w:t xml:space="preserve"> </w:t>
-      </w:r>
-      <w:proofErr w:type="spellStart"/>
-      <w:r>
-        <w:rPr>
-          <w:sz w:val="28"/>
-          <w:szCs w:val="28"/>
-        </w:rPr>
-        <w:t>комп’ютера</w:t>
-      </w:r>
-      <w:proofErr w:type="spellEnd"/>
-      <w:r>
-        <w:rPr>
-          <w:sz w:val="28"/>
-          <w:szCs w:val="28"/>
-        </w:rPr>
-        <w:t xml:space="preserve"> </w:t>
-      </w:r>
-      <w:proofErr w:type="spellStart"/>
-      <w:r>
-        <w:rPr>
-          <w:sz w:val="28"/>
-          <w:szCs w:val="28"/>
-        </w:rPr>
-        <w:t>під</w:t>
-      </w:r>
-      <w:proofErr w:type="spellEnd"/>
-      <w:r>
-        <w:rPr>
-          <w:sz w:val="28"/>
-          <w:szCs w:val="28"/>
-        </w:rPr>
-        <w:t xml:space="preserve"> </w:t>
-      </w:r>
-      <w:proofErr w:type="spellStart"/>
-      <w:r>
-        <w:rPr>
-          <w:sz w:val="28"/>
-          <w:szCs w:val="28"/>
-        </w:rPr>
-        <w:t>управлінням</w:t>
-      </w:r>
-      <w:proofErr w:type="spellEnd"/>
-      <w:r>
-        <w:rPr>
-          <w:sz w:val="28"/>
-          <w:szCs w:val="28"/>
-        </w:rPr>
-        <w:t xml:space="preserve"> ОС Windows 10; </w:t>
-      </w:r>
-      <w:proofErr w:type="spellStart"/>
-      <w:r>
-        <w:rPr>
-          <w:sz w:val="28"/>
-          <w:szCs w:val="28"/>
-        </w:rPr>
-        <w:t>створювати</w:t>
-      </w:r>
-      <w:proofErr w:type="spellEnd"/>
-      <w:r>
-        <w:rPr>
-          <w:sz w:val="28"/>
-          <w:szCs w:val="28"/>
-        </w:rPr>
-        <w:t xml:space="preserve"> і </w:t>
-      </w:r>
-      <w:proofErr w:type="spellStart"/>
-      <w:r>
-        <w:rPr>
-          <w:sz w:val="28"/>
-          <w:szCs w:val="28"/>
-        </w:rPr>
-        <w:t>використовувати</w:t>
-      </w:r>
-      <w:proofErr w:type="spellEnd"/>
-      <w:r>
-        <w:rPr>
-          <w:sz w:val="28"/>
-          <w:szCs w:val="28"/>
-        </w:rPr>
-        <w:t xml:space="preserve"> </w:t>
-      </w:r>
-      <w:proofErr w:type="spellStart"/>
-      <w:r>
-        <w:rPr>
-          <w:sz w:val="28"/>
-          <w:szCs w:val="28"/>
-        </w:rPr>
-        <w:t>переміщувані</w:t>
-      </w:r>
-      <w:proofErr w:type="spellEnd"/>
-      <w:r>
-        <w:rPr>
-          <w:sz w:val="28"/>
-          <w:szCs w:val="28"/>
-        </w:rPr>
-        <w:t xml:space="preserve"> та </w:t>
-      </w:r>
-      <w:proofErr w:type="spellStart"/>
-      <w:r>
-        <w:rPr>
-          <w:sz w:val="28"/>
-          <w:szCs w:val="28"/>
-        </w:rPr>
-        <w:t>обов’язкові</w:t>
-      </w:r>
-      <w:proofErr w:type="spellEnd"/>
-      <w:r>
-        <w:rPr>
-          <w:sz w:val="28"/>
-          <w:szCs w:val="28"/>
-        </w:rPr>
-        <w:t xml:space="preserve"> </w:t>
-      </w:r>
-      <w:proofErr w:type="spellStart"/>
-      <w:r>
-        <w:rPr>
-          <w:sz w:val="28"/>
-          <w:szCs w:val="28"/>
-        </w:rPr>
-        <w:t>профілі</w:t>
-      </w:r>
-      <w:proofErr w:type="spellEnd"/>
-      <w:r>
-        <w:rPr>
-          <w:sz w:val="28"/>
-          <w:szCs w:val="28"/>
-        </w:rPr>
-        <w:t xml:space="preserve"> </w:t>
-      </w:r>
-      <w:proofErr w:type="spellStart"/>
-      <w:r>
-        <w:rPr>
-          <w:sz w:val="28"/>
-          <w:szCs w:val="28"/>
-        </w:rPr>
-        <w:t>користувачів</w:t>
-      </w:r>
-      <w:proofErr w:type="spellEnd"/>
+      <w:r>
+        <w:rPr>
+          <w:sz w:val="28"/>
+          <w:szCs w:val="28"/>
+        </w:rPr>
+        <w:t>Навчитись виконувати адміністративні задачі управління користувачами і групами локального комп’ютера під управлінням ОС Windows 10; створювати і використовувати переміщувані та обов’язкові профілі користувачів</w:t>
+      </w:r>
       <w:r>
         <w:rPr>
           <w:sz w:val="28"/>
@@ -1463,43 +1114,7 @@
           <w:szCs w:val="28"/>
           <w:lang w:val="uk-UA"/>
         </w:rPr>
-        <w:t>У сучасних операційних системах Windows адміністрування користувачів і груп є важливою складовою забезпечення безпеки та керованості комп’ютера. Кожен користувач має обліковий запис (</w:t>
-      </w:r>
-      <w:proofErr w:type="spellStart"/>
-      <w:r>
-        <w:rPr>
-          <w:sz w:val="28"/>
-          <w:szCs w:val="28"/>
-          <w:lang w:val="uk-UA"/>
-        </w:rPr>
-        <w:t>User</w:t>
-      </w:r>
-      <w:proofErr w:type="spellEnd"/>
-      <w:r>
-        <w:rPr>
-          <w:sz w:val="28"/>
-          <w:szCs w:val="28"/>
-          <w:lang w:val="uk-UA"/>
-        </w:rPr>
-        <w:t xml:space="preserve"> </w:t>
-      </w:r>
-      <w:proofErr w:type="spellStart"/>
-      <w:r>
-        <w:rPr>
-          <w:sz w:val="28"/>
-          <w:szCs w:val="28"/>
-          <w:lang w:val="uk-UA"/>
-        </w:rPr>
-        <w:t>Account</w:t>
-      </w:r>
-      <w:proofErr w:type="spellEnd"/>
-      <w:r>
-        <w:rPr>
-          <w:sz w:val="28"/>
-          <w:szCs w:val="28"/>
-          <w:lang w:val="uk-UA"/>
-        </w:rPr>
-        <w:t xml:space="preserve">), який містить ім’я, пароль та інші параметри доступу до системних ресурсів. Користувачі можуть мати різні рівні прав </w:t>
+        <w:t xml:space="preserve">У сучасних операційних системах Windows адміністрування користувачів і груп є важливою складовою забезпечення безпеки та керованості комп’ютера. Кожен користувач має обліковий запис (User Account), який містить ім’я, пароль та інші параметри доступу до системних ресурсів. Користувачі можуть мати різні рівні прав </w:t>
       </w:r>
       <w:r>
         <w:rPr>
@@ -1535,97 +1150,7 @@
           <w:szCs w:val="28"/>
           <w:lang w:val="uk-UA"/>
         </w:rPr>
-        <w:t>Для централізованого керування обліковими записами використовується оснастка “</w:t>
-      </w:r>
-      <w:proofErr w:type="spellStart"/>
-      <w:r>
-        <w:rPr>
-          <w:sz w:val="28"/>
-          <w:szCs w:val="28"/>
-          <w:lang w:val="uk-UA"/>
-        </w:rPr>
-        <w:t>Local</w:t>
-      </w:r>
-      <w:proofErr w:type="spellEnd"/>
-      <w:r>
-        <w:rPr>
-          <w:sz w:val="28"/>
-          <w:szCs w:val="28"/>
-          <w:lang w:val="uk-UA"/>
-        </w:rPr>
-        <w:t xml:space="preserve"> </w:t>
-      </w:r>
-      <w:proofErr w:type="spellStart"/>
-      <w:r>
-        <w:rPr>
-          <w:sz w:val="28"/>
-          <w:szCs w:val="28"/>
-          <w:lang w:val="uk-UA"/>
-        </w:rPr>
-        <w:t>Users</w:t>
-      </w:r>
-      <w:proofErr w:type="spellEnd"/>
-      <w:r>
-        <w:rPr>
-          <w:sz w:val="28"/>
-          <w:szCs w:val="28"/>
-          <w:lang w:val="uk-UA"/>
-        </w:rPr>
-        <w:t xml:space="preserve"> </w:t>
-      </w:r>
-      <w:proofErr w:type="spellStart"/>
-      <w:r>
-        <w:rPr>
-          <w:sz w:val="28"/>
-          <w:szCs w:val="28"/>
-          <w:lang w:val="uk-UA"/>
-        </w:rPr>
-        <w:t>and</w:t>
-      </w:r>
-      <w:proofErr w:type="spellEnd"/>
-      <w:r>
-        <w:rPr>
-          <w:sz w:val="28"/>
-          <w:szCs w:val="28"/>
-          <w:lang w:val="uk-UA"/>
-        </w:rPr>
-        <w:t xml:space="preserve"> </w:t>
-      </w:r>
-      <w:proofErr w:type="spellStart"/>
-      <w:r>
-        <w:rPr>
-          <w:sz w:val="28"/>
-          <w:szCs w:val="28"/>
-          <w:lang w:val="uk-UA"/>
-        </w:rPr>
-        <w:t>Groups</w:t>
-      </w:r>
-      <w:proofErr w:type="spellEnd"/>
-      <w:r>
-        <w:rPr>
-          <w:sz w:val="28"/>
-          <w:szCs w:val="28"/>
-          <w:lang w:val="uk-UA"/>
-        </w:rPr>
-        <w:t>” (</w:t>
-      </w:r>
-      <w:proofErr w:type="spellStart"/>
-      <w:r>
-        <w:rPr>
-          <w:sz w:val="28"/>
-          <w:szCs w:val="28"/>
-          <w:lang w:val="uk-UA"/>
-        </w:rPr>
-        <w:t>lusrmgr.msc</w:t>
-      </w:r>
-      <w:proofErr w:type="spellEnd"/>
-      <w:r>
-        <w:rPr>
-          <w:sz w:val="28"/>
-          <w:szCs w:val="28"/>
-          <w:lang w:val="uk-UA"/>
-        </w:rPr>
-        <w:t xml:space="preserve">), що дозволяє створювати, редагувати та видаляти користувачів, змінювати паролі, задавати політику паролів і контролювати членство у групах. Групи </w:t>
+        <w:t xml:space="preserve">Для централізованого керування обліковими записами використовується оснастка “Local Users and Groups” (lusrmgr.msc), що дозволяє створювати, редагувати та видаляти користувачів, змінювати паролі, задавати політику паролів і контролювати членство у групах. Групи </w:t>
       </w:r>
       <w:r>
         <w:rPr>
@@ -1641,97 +1166,7 @@
           <w:szCs w:val="28"/>
           <w:lang w:val="uk-UA"/>
         </w:rPr>
-        <w:t xml:space="preserve"> це об’єднання користувачів, яким призначено спільний набір прав доступу. Основними вбудованими групами є </w:t>
-      </w:r>
-      <w:proofErr w:type="spellStart"/>
-      <w:r>
-        <w:rPr>
-          <w:sz w:val="28"/>
-          <w:szCs w:val="28"/>
-          <w:lang w:val="uk-UA"/>
-        </w:rPr>
-        <w:t>Administrators</w:t>
-      </w:r>
-      <w:proofErr w:type="spellEnd"/>
-      <w:r>
-        <w:rPr>
-          <w:sz w:val="28"/>
-          <w:szCs w:val="28"/>
-          <w:lang w:val="uk-UA"/>
-        </w:rPr>
-        <w:t xml:space="preserve">, </w:t>
-      </w:r>
-      <w:proofErr w:type="spellStart"/>
-      <w:r>
-        <w:rPr>
-          <w:sz w:val="28"/>
-          <w:szCs w:val="28"/>
-          <w:lang w:val="uk-UA"/>
-        </w:rPr>
-        <w:t>Users</w:t>
-      </w:r>
-      <w:proofErr w:type="spellEnd"/>
-      <w:r>
-        <w:rPr>
-          <w:sz w:val="28"/>
-          <w:szCs w:val="28"/>
-          <w:lang w:val="uk-UA"/>
-        </w:rPr>
-        <w:t xml:space="preserve">, </w:t>
-      </w:r>
-      <w:proofErr w:type="spellStart"/>
-      <w:r>
-        <w:rPr>
-          <w:sz w:val="28"/>
-          <w:szCs w:val="28"/>
-          <w:lang w:val="uk-UA"/>
-        </w:rPr>
-        <w:t>Guests</w:t>
-      </w:r>
-      <w:proofErr w:type="spellEnd"/>
-      <w:r>
-        <w:rPr>
-          <w:sz w:val="28"/>
-          <w:szCs w:val="28"/>
-          <w:lang w:val="uk-UA"/>
-        </w:rPr>
-        <w:t xml:space="preserve">, </w:t>
-      </w:r>
-      <w:proofErr w:type="spellStart"/>
-      <w:r>
-        <w:rPr>
-          <w:sz w:val="28"/>
-          <w:szCs w:val="28"/>
-          <w:lang w:val="uk-UA"/>
-        </w:rPr>
-        <w:t>Backup</w:t>
-      </w:r>
-      <w:proofErr w:type="spellEnd"/>
-      <w:r>
-        <w:rPr>
-          <w:sz w:val="28"/>
-          <w:szCs w:val="28"/>
-          <w:lang w:val="uk-UA"/>
-        </w:rPr>
-        <w:t xml:space="preserve"> </w:t>
-      </w:r>
-      <w:proofErr w:type="spellStart"/>
-      <w:r>
-        <w:rPr>
-          <w:sz w:val="28"/>
-          <w:szCs w:val="28"/>
-          <w:lang w:val="uk-UA"/>
-        </w:rPr>
-        <w:t>Operators</w:t>
-      </w:r>
-      <w:proofErr w:type="spellEnd"/>
-      <w:r>
-        <w:rPr>
-          <w:sz w:val="28"/>
-          <w:szCs w:val="28"/>
-          <w:lang w:val="uk-UA"/>
-        </w:rPr>
-        <w:t xml:space="preserve"> тощо. Це дає змогу спростити керування безпекою, надаючи дозволи не окремим користувачам, а цілим групам.</w:t>
+        <w:t xml:space="preserve"> це об’єднання користувачів, яким призначено спільний набір прав доступу. Основними вбудованими групами є Administrators, Users, Guests, Backup Operators тощо. Це дає змогу спростити керування безпекою, надаючи дозволи не окремим користувачам, а цілим групам.</w:t>
       </w:r>
     </w:p>
     <w:p>
@@ -1751,25 +1186,7 @@
           <w:szCs w:val="28"/>
           <w:lang w:val="uk-UA"/>
         </w:rPr>
-        <w:t xml:space="preserve">Windows також підтримує профілі користувачів, які зберігають індивідуальні налаштування робочого середовища. Розрізняють локальні, переміщувані (зберігаються на сервері та </w:t>
-      </w:r>
-      <w:proofErr w:type="spellStart"/>
-      <w:r>
-        <w:rPr>
-          <w:sz w:val="28"/>
-          <w:szCs w:val="28"/>
-          <w:lang w:val="uk-UA"/>
-        </w:rPr>
-        <w:t>підвантажуються</w:t>
-      </w:r>
-      <w:proofErr w:type="spellEnd"/>
-      <w:r>
-        <w:rPr>
-          <w:sz w:val="28"/>
-          <w:szCs w:val="28"/>
-          <w:lang w:val="uk-UA"/>
-        </w:rPr>
-        <w:t xml:space="preserve"> при вході в систему) і обов’язкові профілі (користувач не може вносити зміни). Це особливо зручно в корпоративних мережах.</w:t>
+        <w:t>Windows також підтримує профілі користувачів, які зберігають індивідуальні налаштування робочого середовища. Розрізняють локальні, переміщувані (зберігаються на сервері та підвантажуються при вході в систему) і обов’язкові профілі (користувач не може вносити зміни). Це особливо зручно в корпоративних мережах.</w:t>
       </w:r>
     </w:p>
     <w:p>
@@ -1805,79 +1222,7 @@
           <w:szCs w:val="28"/>
           <w:lang w:val="uk-UA"/>
         </w:rPr>
-        <w:t xml:space="preserve"> </w:t>
-      </w:r>
-      <w:proofErr w:type="spellStart"/>
-      <w:r>
-        <w:rPr>
-          <w:sz w:val="28"/>
-          <w:szCs w:val="28"/>
-          <w:lang w:val="uk-UA"/>
-        </w:rPr>
-        <w:t>net</w:t>
-      </w:r>
-      <w:proofErr w:type="spellEnd"/>
-      <w:r>
-        <w:rPr>
-          <w:sz w:val="28"/>
-          <w:szCs w:val="28"/>
-          <w:lang w:val="uk-UA"/>
-        </w:rPr>
-        <w:t xml:space="preserve"> </w:t>
-      </w:r>
-      <w:proofErr w:type="spellStart"/>
-      <w:r>
-        <w:rPr>
-          <w:sz w:val="28"/>
-          <w:szCs w:val="28"/>
-          <w:lang w:val="uk-UA"/>
-        </w:rPr>
-        <w:t>user</w:t>
-      </w:r>
-      <w:proofErr w:type="spellEnd"/>
-      <w:r>
-        <w:rPr>
-          <w:sz w:val="28"/>
-          <w:szCs w:val="28"/>
-          <w:lang w:val="uk-UA"/>
-        </w:rPr>
-        <w:t xml:space="preserve"> для управління обліковими записами та </w:t>
-      </w:r>
-      <w:proofErr w:type="spellStart"/>
-      <w:r>
-        <w:rPr>
-          <w:sz w:val="28"/>
-          <w:szCs w:val="28"/>
-          <w:lang w:val="uk-UA"/>
-        </w:rPr>
-        <w:t>net</w:t>
-      </w:r>
-      <w:proofErr w:type="spellEnd"/>
-      <w:r>
-        <w:rPr>
-          <w:sz w:val="28"/>
-          <w:szCs w:val="28"/>
-          <w:lang w:val="uk-UA"/>
-        </w:rPr>
-        <w:t xml:space="preserve"> </w:t>
-      </w:r>
-      <w:proofErr w:type="spellStart"/>
-      <w:r>
-        <w:rPr>
-          <w:sz w:val="28"/>
-          <w:szCs w:val="28"/>
-          <w:lang w:val="uk-UA"/>
-        </w:rPr>
-        <w:t>localgroup</w:t>
-      </w:r>
-      <w:proofErr w:type="spellEnd"/>
-      <w:r>
-        <w:rPr>
-          <w:sz w:val="28"/>
-          <w:szCs w:val="28"/>
-          <w:lang w:val="uk-UA"/>
-        </w:rPr>
-        <w:t xml:space="preserve"> для роботи з групами. Вони дозволяють створювати користувачів із заданим терміном дії, встановлювати години доступу, призначати членство в групах тощо.</w:t>
+        <w:t xml:space="preserve"> net user для управління обліковими записами та net localgroup для роботи з групами. Вони дозволяють створювати користувачів із заданим терміном дії, встановлювати години доступу, призначати членство в групах тощо.</w:t>
       </w:r>
     </w:p>
     <w:p>
@@ -1947,271 +1292,13 @@
           <w:lang w:val="uk-UA"/>
         </w:rPr>
       </w:pPr>
-      <w:proofErr w:type="spellStart"/>
-      <w:r>
-        <w:rPr>
-          <w:sz w:val="28"/>
-          <w:szCs w:val="28"/>
-        </w:rPr>
-        <w:t>Створити</w:t>
-      </w:r>
-      <w:proofErr w:type="spellEnd"/>
-      <w:r>
-        <w:rPr>
-          <w:sz w:val="28"/>
-          <w:szCs w:val="28"/>
-        </w:rPr>
-        <w:t xml:space="preserve"> </w:t>
-      </w:r>
-      <w:proofErr w:type="spellStart"/>
-      <w:r>
-        <w:rPr>
-          <w:sz w:val="28"/>
-          <w:szCs w:val="28"/>
-        </w:rPr>
-        <w:t>два</w:t>
-      </w:r>
-      <w:proofErr w:type="spellEnd"/>
-      <w:r>
-        <w:rPr>
-          <w:sz w:val="28"/>
-          <w:szCs w:val="28"/>
-        </w:rPr>
-        <w:t xml:space="preserve"> </w:t>
-      </w:r>
-      <w:proofErr w:type="spellStart"/>
-      <w:r>
-        <w:rPr>
-          <w:sz w:val="28"/>
-          <w:szCs w:val="28"/>
-        </w:rPr>
-        <w:t>облікові</w:t>
-      </w:r>
-      <w:proofErr w:type="spellEnd"/>
-      <w:r>
-        <w:rPr>
-          <w:sz w:val="28"/>
-          <w:szCs w:val="28"/>
-        </w:rPr>
-        <w:t xml:space="preserve"> </w:t>
-      </w:r>
-      <w:proofErr w:type="spellStart"/>
-      <w:r>
-        <w:rPr>
-          <w:sz w:val="28"/>
-          <w:szCs w:val="28"/>
-        </w:rPr>
-        <w:t>записи</w:t>
-      </w:r>
-      <w:proofErr w:type="spellEnd"/>
-      <w:r>
-        <w:rPr>
-          <w:sz w:val="28"/>
-          <w:szCs w:val="28"/>
-        </w:rPr>
-        <w:t xml:space="preserve"> </w:t>
-      </w:r>
-      <w:proofErr w:type="spellStart"/>
-      <w:r>
-        <w:rPr>
-          <w:sz w:val="28"/>
-          <w:szCs w:val="28"/>
-        </w:rPr>
-        <w:t>користувачів</w:t>
-      </w:r>
-      <w:proofErr w:type="spellEnd"/>
-      <w:r>
-        <w:rPr>
-          <w:sz w:val="28"/>
-          <w:szCs w:val="28"/>
-        </w:rPr>
-        <w:t xml:space="preserve"> </w:t>
-      </w:r>
-      <w:proofErr w:type="spellStart"/>
-      <w:r>
-        <w:rPr>
-          <w:sz w:val="28"/>
-          <w:szCs w:val="28"/>
-        </w:rPr>
-        <w:t>із</w:t>
-      </w:r>
-      <w:proofErr w:type="spellEnd"/>
-      <w:r>
-        <w:rPr>
-          <w:sz w:val="28"/>
-          <w:szCs w:val="28"/>
-        </w:rPr>
-        <w:t xml:space="preserve"> </w:t>
-      </w:r>
-      <w:proofErr w:type="spellStart"/>
-      <w:r>
-        <w:rPr>
-          <w:sz w:val="28"/>
-          <w:szCs w:val="28"/>
-        </w:rPr>
-        <w:t>різними</w:t>
-      </w:r>
-      <w:proofErr w:type="spellEnd"/>
-      <w:r>
-        <w:rPr>
-          <w:sz w:val="28"/>
-          <w:szCs w:val="28"/>
-        </w:rPr>
-        <w:t xml:space="preserve"> </w:t>
-      </w:r>
-      <w:proofErr w:type="spellStart"/>
-      <w:r>
-        <w:rPr>
-          <w:sz w:val="28"/>
-          <w:szCs w:val="28"/>
-        </w:rPr>
-        <w:t>рівнями</w:t>
-      </w:r>
-      <w:proofErr w:type="spellEnd"/>
-      <w:r>
-        <w:rPr>
-          <w:sz w:val="28"/>
-          <w:szCs w:val="28"/>
-        </w:rPr>
-        <w:t xml:space="preserve"> </w:t>
-      </w:r>
-      <w:proofErr w:type="spellStart"/>
-      <w:r>
-        <w:rPr>
-          <w:sz w:val="28"/>
-          <w:szCs w:val="28"/>
-        </w:rPr>
-        <w:t>прав</w:t>
-      </w:r>
-      <w:proofErr w:type="spellEnd"/>
-      <w:r>
-        <w:rPr>
-          <w:sz w:val="28"/>
-          <w:szCs w:val="28"/>
-        </w:rPr>
-        <w:t xml:space="preserve">, </w:t>
-      </w:r>
-      <w:proofErr w:type="spellStart"/>
-      <w:r>
-        <w:rPr>
-          <w:sz w:val="28"/>
-          <w:szCs w:val="28"/>
-        </w:rPr>
-        <w:t>змінити</w:t>
-      </w:r>
-      <w:proofErr w:type="spellEnd"/>
-      <w:r>
-        <w:rPr>
-          <w:sz w:val="28"/>
-          <w:szCs w:val="28"/>
-        </w:rPr>
-        <w:t xml:space="preserve"> </w:t>
-      </w:r>
-      <w:proofErr w:type="spellStart"/>
-      <w:r>
-        <w:rPr>
-          <w:sz w:val="28"/>
-          <w:szCs w:val="28"/>
-        </w:rPr>
-        <w:t>їхні</w:t>
-      </w:r>
-      <w:proofErr w:type="spellEnd"/>
-      <w:r>
-        <w:rPr>
-          <w:sz w:val="28"/>
-          <w:szCs w:val="28"/>
-        </w:rPr>
-        <w:t xml:space="preserve"> </w:t>
-      </w:r>
-      <w:proofErr w:type="spellStart"/>
-      <w:r>
-        <w:rPr>
-          <w:sz w:val="28"/>
-          <w:szCs w:val="28"/>
-        </w:rPr>
-        <w:t>зображення</w:t>
-      </w:r>
-      <w:proofErr w:type="spellEnd"/>
-      <w:r>
-        <w:rPr>
-          <w:sz w:val="28"/>
-          <w:szCs w:val="28"/>
-        </w:rPr>
-        <w:t xml:space="preserve"> та </w:t>
-      </w:r>
-      <w:proofErr w:type="spellStart"/>
-      <w:r>
-        <w:rPr>
-          <w:sz w:val="28"/>
-          <w:szCs w:val="28"/>
-        </w:rPr>
-        <w:t>паролі</w:t>
-      </w:r>
-      <w:proofErr w:type="spellEnd"/>
-      <w:r>
-        <w:rPr>
-          <w:sz w:val="28"/>
-          <w:szCs w:val="28"/>
-        </w:rPr>
-        <w:t xml:space="preserve">, </w:t>
-      </w:r>
-      <w:proofErr w:type="spellStart"/>
-      <w:r>
-        <w:rPr>
-          <w:sz w:val="28"/>
-          <w:szCs w:val="28"/>
-        </w:rPr>
-        <w:t>видалити</w:t>
-      </w:r>
-      <w:proofErr w:type="spellEnd"/>
-      <w:r>
-        <w:rPr>
-          <w:sz w:val="28"/>
-          <w:szCs w:val="28"/>
-        </w:rPr>
-        <w:t xml:space="preserve"> </w:t>
-      </w:r>
-      <w:proofErr w:type="spellStart"/>
-      <w:r>
-        <w:rPr>
-          <w:sz w:val="28"/>
-          <w:szCs w:val="28"/>
-        </w:rPr>
-        <w:t>один</w:t>
-      </w:r>
-      <w:proofErr w:type="spellEnd"/>
-      <w:r>
-        <w:rPr>
-          <w:sz w:val="28"/>
-          <w:szCs w:val="28"/>
-        </w:rPr>
-        <w:t xml:space="preserve"> </w:t>
-      </w:r>
-      <w:proofErr w:type="spellStart"/>
-      <w:r>
-        <w:rPr>
-          <w:sz w:val="28"/>
-          <w:szCs w:val="28"/>
-        </w:rPr>
-        <w:t>обліковий</w:t>
-      </w:r>
-      <w:proofErr w:type="spellEnd"/>
-      <w:r>
-        <w:rPr>
-          <w:sz w:val="28"/>
-          <w:szCs w:val="28"/>
-        </w:rPr>
-        <w:t xml:space="preserve"> </w:t>
-      </w:r>
-      <w:proofErr w:type="spellStart"/>
-      <w:r>
-        <w:rPr>
-          <w:sz w:val="28"/>
-          <w:szCs w:val="28"/>
-        </w:rPr>
-        <w:t>запис</w:t>
-      </w:r>
-      <w:proofErr w:type="spellEnd"/>
+      <w:r>
+        <w:rPr>
+          <w:sz w:val="28"/>
+          <w:szCs w:val="28"/>
+        </w:rPr>
+        <w:t>Створити два облікові записи користувачів із різними рівнями прав, змінити їхні зображення та паролі, видалити один обліковий запис</w:t>
+      </w:r>
       <w:r>
         <w:rPr>
           <w:sz w:val="28"/>
@@ -2237,59 +1324,13 @@
           <w:lang w:val="uk-UA"/>
         </w:rPr>
       </w:pPr>
-      <w:proofErr w:type="spellStart"/>
-      <w:r>
-        <w:rPr>
-          <w:bCs/>
-          <w:sz w:val="28"/>
-          <w:szCs w:val="28"/>
-        </w:rPr>
-        <w:t>За</w:t>
-      </w:r>
-      <w:proofErr w:type="spellEnd"/>
-      <w:r>
-        <w:rPr>
-          <w:bCs/>
-          <w:sz w:val="28"/>
-          <w:szCs w:val="28"/>
-        </w:rPr>
-        <w:t xml:space="preserve"> </w:t>
-      </w:r>
-      <w:proofErr w:type="spellStart"/>
-      <w:r>
-        <w:rPr>
-          <w:bCs/>
-          <w:sz w:val="28"/>
-          <w:szCs w:val="28"/>
-        </w:rPr>
-        <w:t>допомогою</w:t>
-      </w:r>
-      <w:proofErr w:type="spellEnd"/>
-      <w:r>
-        <w:rPr>
-          <w:bCs/>
-          <w:sz w:val="28"/>
-          <w:szCs w:val="28"/>
-        </w:rPr>
-        <w:t xml:space="preserve"> </w:t>
-      </w:r>
-      <w:proofErr w:type="spellStart"/>
-      <w:r>
-        <w:rPr>
-          <w:bCs/>
-          <w:sz w:val="28"/>
-          <w:szCs w:val="28"/>
-        </w:rPr>
-        <w:t>оснастки</w:t>
-      </w:r>
-      <w:proofErr w:type="spellEnd"/>
-      <w:r>
-        <w:rPr>
-          <w:bCs/>
-          <w:sz w:val="28"/>
-          <w:szCs w:val="28"/>
-        </w:rPr>
-        <w:t xml:space="preserve"> </w:t>
+      <w:r>
+        <w:rPr>
+          <w:bCs/>
+          <w:sz w:val="28"/>
+          <w:szCs w:val="28"/>
+        </w:rPr>
+        <w:t xml:space="preserve">За допомогою оснастки </w:t>
       </w:r>
       <w:r>
         <w:rPr>
@@ -2307,144 +1348,8 @@
           <w:sz w:val="28"/>
           <w:szCs w:val="28"/>
         </w:rPr>
-        <w:t xml:space="preserve"> </w:t>
-      </w:r>
-      <w:proofErr w:type="spellStart"/>
-      <w:r>
-        <w:rPr>
-          <w:bCs/>
-          <w:sz w:val="28"/>
-          <w:szCs w:val="28"/>
-        </w:rPr>
-        <w:t>створити</w:t>
-      </w:r>
-      <w:proofErr w:type="spellEnd"/>
-      <w:r>
-        <w:rPr>
-          <w:bCs/>
-          <w:sz w:val="28"/>
-          <w:szCs w:val="28"/>
-        </w:rPr>
-        <w:t xml:space="preserve"> </w:t>
-      </w:r>
-      <w:proofErr w:type="spellStart"/>
-      <w:r>
-        <w:rPr>
-          <w:bCs/>
-          <w:sz w:val="28"/>
-          <w:szCs w:val="28"/>
-        </w:rPr>
-        <w:t>користувача</w:t>
-      </w:r>
-      <w:proofErr w:type="spellEnd"/>
-      <w:r>
-        <w:rPr>
-          <w:bCs/>
-          <w:sz w:val="28"/>
-          <w:szCs w:val="28"/>
-        </w:rPr>
-        <w:t xml:space="preserve"> з </w:t>
-      </w:r>
-      <w:proofErr w:type="spellStart"/>
-      <w:r>
-        <w:rPr>
-          <w:bCs/>
-          <w:sz w:val="28"/>
-          <w:szCs w:val="28"/>
-        </w:rPr>
-        <w:t>початковим</w:t>
-      </w:r>
-      <w:proofErr w:type="spellEnd"/>
-      <w:r>
-        <w:rPr>
-          <w:bCs/>
-          <w:sz w:val="28"/>
-          <w:szCs w:val="28"/>
-        </w:rPr>
-        <w:t xml:space="preserve"> </w:t>
-      </w:r>
-      <w:proofErr w:type="spellStart"/>
-      <w:r>
-        <w:rPr>
-          <w:bCs/>
-          <w:sz w:val="28"/>
-          <w:szCs w:val="28"/>
-        </w:rPr>
-        <w:t>паролем</w:t>
-      </w:r>
-      <w:proofErr w:type="spellEnd"/>
-      <w:r>
-        <w:rPr>
-          <w:bCs/>
-          <w:sz w:val="28"/>
-          <w:szCs w:val="28"/>
-        </w:rPr>
-        <w:t xml:space="preserve"> і </w:t>
-      </w:r>
-      <w:proofErr w:type="spellStart"/>
-      <w:r>
-        <w:rPr>
-          <w:bCs/>
-          <w:sz w:val="28"/>
-          <w:szCs w:val="28"/>
-        </w:rPr>
-        <w:t>вимогою</w:t>
-      </w:r>
-      <w:proofErr w:type="spellEnd"/>
-      <w:r>
-        <w:rPr>
-          <w:bCs/>
-          <w:sz w:val="28"/>
-          <w:szCs w:val="28"/>
-        </w:rPr>
-        <w:t xml:space="preserve"> </w:t>
-      </w:r>
-      <w:proofErr w:type="spellStart"/>
-      <w:r>
-        <w:rPr>
-          <w:bCs/>
-          <w:sz w:val="28"/>
-          <w:szCs w:val="28"/>
-        </w:rPr>
-        <w:t>зміни</w:t>
-      </w:r>
-      <w:proofErr w:type="spellEnd"/>
-      <w:r>
-        <w:rPr>
-          <w:bCs/>
-          <w:sz w:val="28"/>
-          <w:szCs w:val="28"/>
-        </w:rPr>
-        <w:t xml:space="preserve"> </w:t>
-      </w:r>
-      <w:proofErr w:type="spellStart"/>
-      <w:r>
-        <w:rPr>
-          <w:bCs/>
-          <w:sz w:val="28"/>
-          <w:szCs w:val="28"/>
-        </w:rPr>
-        <w:t>при</w:t>
-      </w:r>
-      <w:proofErr w:type="spellEnd"/>
-      <w:r>
-        <w:rPr>
-          <w:bCs/>
-          <w:sz w:val="28"/>
-          <w:szCs w:val="28"/>
-        </w:rPr>
-        <w:t xml:space="preserve"> </w:t>
-      </w:r>
-      <w:proofErr w:type="spellStart"/>
-      <w:r>
-        <w:rPr>
-          <w:bCs/>
-          <w:sz w:val="28"/>
-          <w:szCs w:val="28"/>
-        </w:rPr>
-        <w:t>вході</w:t>
-      </w:r>
-      <w:proofErr w:type="spellEnd"/>
+        <w:t xml:space="preserve"> створити користувача з початковим паролем і вимогою зміни при вході</w:t>
+      </w:r>
       <w:r>
         <w:rPr>
           <w:bCs/>
@@ -2471,196 +1376,14 @@
           <w:lang w:val="uk-UA"/>
         </w:rPr>
       </w:pPr>
-      <w:proofErr w:type="spellStart"/>
-      <w:r>
-        <w:rPr>
-          <w:bCs/>
-          <w:sz w:val="28"/>
-          <w:szCs w:val="28"/>
-        </w:rPr>
-        <w:t>Додати</w:t>
-      </w:r>
-      <w:proofErr w:type="spellEnd"/>
-      <w:r>
-        <w:rPr>
-          <w:bCs/>
-          <w:sz w:val="28"/>
-          <w:szCs w:val="28"/>
-        </w:rPr>
-        <w:t xml:space="preserve"> </w:t>
-      </w:r>
-      <w:proofErr w:type="spellStart"/>
-      <w:r>
-        <w:rPr>
-          <w:bCs/>
-          <w:sz w:val="28"/>
-          <w:szCs w:val="28"/>
-        </w:rPr>
-        <w:t>користувача</w:t>
-      </w:r>
-      <w:proofErr w:type="spellEnd"/>
-      <w:r>
-        <w:rPr>
-          <w:bCs/>
-          <w:sz w:val="28"/>
-          <w:szCs w:val="28"/>
-        </w:rPr>
-        <w:t xml:space="preserve"> до </w:t>
-      </w:r>
-      <w:proofErr w:type="spellStart"/>
-      <w:r>
-        <w:rPr>
-          <w:bCs/>
-          <w:sz w:val="28"/>
-          <w:szCs w:val="28"/>
-        </w:rPr>
-        <w:t>наявної</w:t>
-      </w:r>
-      <w:proofErr w:type="spellEnd"/>
-      <w:r>
-        <w:rPr>
-          <w:bCs/>
-          <w:sz w:val="28"/>
-          <w:szCs w:val="28"/>
-        </w:rPr>
-        <w:t xml:space="preserve"> </w:t>
-      </w:r>
-      <w:proofErr w:type="spellStart"/>
-      <w:r>
-        <w:rPr>
-          <w:bCs/>
-          <w:sz w:val="28"/>
-          <w:szCs w:val="28"/>
-        </w:rPr>
-        <w:t>групи</w:t>
-      </w:r>
-      <w:proofErr w:type="spellEnd"/>
-      <w:r>
-        <w:rPr>
-          <w:bCs/>
-          <w:sz w:val="28"/>
-          <w:szCs w:val="28"/>
-        </w:rPr>
-        <w:t xml:space="preserve">, </w:t>
-      </w:r>
-      <w:proofErr w:type="spellStart"/>
-      <w:r>
-        <w:rPr>
-          <w:bCs/>
-          <w:sz w:val="28"/>
-          <w:szCs w:val="28"/>
-        </w:rPr>
-        <w:t>створити</w:t>
-      </w:r>
-      <w:proofErr w:type="spellEnd"/>
-      <w:r>
-        <w:rPr>
-          <w:bCs/>
-          <w:sz w:val="28"/>
-          <w:szCs w:val="28"/>
-        </w:rPr>
-        <w:t xml:space="preserve"> </w:t>
-      </w:r>
-      <w:proofErr w:type="spellStart"/>
-      <w:r>
-        <w:rPr>
-          <w:bCs/>
-          <w:sz w:val="28"/>
-          <w:szCs w:val="28"/>
-        </w:rPr>
-        <w:t>нову</w:t>
-      </w:r>
-      <w:proofErr w:type="spellEnd"/>
-      <w:r>
-        <w:rPr>
-          <w:bCs/>
-          <w:sz w:val="28"/>
-          <w:szCs w:val="28"/>
-        </w:rPr>
-        <w:t xml:space="preserve"> </w:t>
-      </w:r>
-      <w:proofErr w:type="spellStart"/>
-      <w:r>
-        <w:rPr>
-          <w:bCs/>
-          <w:sz w:val="28"/>
-          <w:szCs w:val="28"/>
-        </w:rPr>
-        <w:t>групу</w:t>
-      </w:r>
-      <w:proofErr w:type="spellEnd"/>
-      <w:r>
-        <w:rPr>
-          <w:bCs/>
-          <w:sz w:val="28"/>
-          <w:szCs w:val="28"/>
-        </w:rPr>
-        <w:t xml:space="preserve"> та </w:t>
-      </w:r>
-      <w:proofErr w:type="spellStart"/>
-      <w:r>
-        <w:rPr>
-          <w:bCs/>
-          <w:sz w:val="28"/>
-          <w:szCs w:val="28"/>
-        </w:rPr>
-        <w:t>внести</w:t>
-      </w:r>
-      <w:proofErr w:type="spellEnd"/>
-      <w:r>
-        <w:rPr>
-          <w:bCs/>
-          <w:sz w:val="28"/>
-          <w:szCs w:val="28"/>
-        </w:rPr>
-        <w:t xml:space="preserve"> до </w:t>
-      </w:r>
-      <w:proofErr w:type="spellStart"/>
-      <w:r>
-        <w:rPr>
-          <w:bCs/>
-          <w:sz w:val="28"/>
-          <w:szCs w:val="28"/>
-        </w:rPr>
-        <w:t>неї</w:t>
-      </w:r>
-      <w:proofErr w:type="spellEnd"/>
-      <w:r>
-        <w:rPr>
-          <w:bCs/>
-          <w:sz w:val="28"/>
-          <w:szCs w:val="28"/>
-        </w:rPr>
-        <w:t xml:space="preserve"> </w:t>
-      </w:r>
-      <w:proofErr w:type="spellStart"/>
-      <w:r>
-        <w:rPr>
-          <w:bCs/>
-          <w:sz w:val="28"/>
-          <w:szCs w:val="28"/>
-        </w:rPr>
-        <w:t>цього</w:t>
-      </w:r>
-      <w:proofErr w:type="spellEnd"/>
-      <w:r>
-        <w:rPr>
-          <w:bCs/>
-          <w:sz w:val="28"/>
-          <w:szCs w:val="28"/>
-        </w:rPr>
-        <w:t xml:space="preserve"> </w:t>
-      </w:r>
-      <w:proofErr w:type="spellStart"/>
-      <w:r>
-        <w:rPr>
-          <w:bCs/>
-          <w:sz w:val="28"/>
-          <w:szCs w:val="28"/>
-        </w:rPr>
-        <w:t>користувача</w:t>
-      </w:r>
-      <w:proofErr w:type="spellEnd"/>
+      <w:r>
+        <w:rPr>
+          <w:bCs/>
+          <w:sz w:val="28"/>
+          <w:szCs w:val="28"/>
+        </w:rPr>
+        <w:t>Додати користувача до наявної групи, створити нову групу та внести до неї цього користувача</w:t>
+      </w:r>
       <w:r>
         <w:rPr>
           <w:bCs/>
@@ -2687,41 +1410,13 @@
           <w:lang w:val="uk-UA"/>
         </w:rPr>
       </w:pPr>
-      <w:proofErr w:type="spellStart"/>
-      <w:r>
-        <w:rPr>
-          <w:bCs/>
-          <w:sz w:val="28"/>
-          <w:szCs w:val="28"/>
-        </w:rPr>
-        <w:t>За</w:t>
-      </w:r>
-      <w:proofErr w:type="spellEnd"/>
-      <w:r>
-        <w:rPr>
-          <w:bCs/>
-          <w:sz w:val="28"/>
-          <w:szCs w:val="28"/>
-        </w:rPr>
-        <w:t xml:space="preserve"> </w:t>
-      </w:r>
-      <w:proofErr w:type="spellStart"/>
-      <w:r>
-        <w:rPr>
-          <w:bCs/>
-          <w:sz w:val="28"/>
-          <w:szCs w:val="28"/>
-        </w:rPr>
-        <w:t>допомогою</w:t>
-      </w:r>
-      <w:proofErr w:type="spellEnd"/>
-      <w:r>
-        <w:rPr>
-          <w:bCs/>
-          <w:sz w:val="28"/>
-          <w:szCs w:val="28"/>
-        </w:rPr>
-        <w:t xml:space="preserve"> </w:t>
+      <w:r>
+        <w:rPr>
+          <w:bCs/>
+          <w:sz w:val="28"/>
+          <w:szCs w:val="28"/>
+        </w:rPr>
+        <w:t xml:space="preserve">За допомогою </w:t>
       </w:r>
       <w:r>
         <w:rPr>
@@ -2739,234 +1434,8 @@
           <w:sz w:val="28"/>
           <w:szCs w:val="28"/>
         </w:rPr>
-        <w:t xml:space="preserve"> </w:t>
-      </w:r>
-      <w:proofErr w:type="spellStart"/>
-      <w:r>
-        <w:rPr>
-          <w:bCs/>
-          <w:sz w:val="28"/>
-          <w:szCs w:val="28"/>
-        </w:rPr>
-        <w:t>створити</w:t>
-      </w:r>
-      <w:proofErr w:type="spellEnd"/>
-      <w:r>
-        <w:rPr>
-          <w:bCs/>
-          <w:sz w:val="28"/>
-          <w:szCs w:val="28"/>
-        </w:rPr>
-        <w:t xml:space="preserve"> </w:t>
-      </w:r>
-      <w:proofErr w:type="spellStart"/>
-      <w:r>
-        <w:rPr>
-          <w:bCs/>
-          <w:sz w:val="28"/>
-          <w:szCs w:val="28"/>
-        </w:rPr>
-        <w:t>користувача</w:t>
-      </w:r>
-      <w:proofErr w:type="spellEnd"/>
-      <w:r>
-        <w:rPr>
-          <w:bCs/>
-          <w:sz w:val="28"/>
-          <w:szCs w:val="28"/>
-        </w:rPr>
-        <w:t xml:space="preserve"> з </w:t>
-      </w:r>
-      <w:proofErr w:type="spellStart"/>
-      <w:r>
-        <w:rPr>
-          <w:bCs/>
-          <w:sz w:val="28"/>
-          <w:szCs w:val="28"/>
-        </w:rPr>
-        <w:t>терміном</w:t>
-      </w:r>
-      <w:proofErr w:type="spellEnd"/>
-      <w:r>
-        <w:rPr>
-          <w:bCs/>
-          <w:sz w:val="28"/>
-          <w:szCs w:val="28"/>
-        </w:rPr>
-        <w:t xml:space="preserve"> дії 1 </w:t>
-      </w:r>
-      <w:proofErr w:type="spellStart"/>
-      <w:r>
-        <w:rPr>
-          <w:bCs/>
-          <w:sz w:val="28"/>
-          <w:szCs w:val="28"/>
-        </w:rPr>
-        <w:t>місяць</w:t>
-      </w:r>
-      <w:proofErr w:type="spellEnd"/>
-      <w:r>
-        <w:rPr>
-          <w:bCs/>
-          <w:sz w:val="28"/>
-          <w:szCs w:val="28"/>
-        </w:rPr>
-        <w:t xml:space="preserve"> і </w:t>
-      </w:r>
-      <w:proofErr w:type="spellStart"/>
-      <w:r>
-        <w:rPr>
-          <w:bCs/>
-          <w:sz w:val="28"/>
-          <w:szCs w:val="28"/>
-        </w:rPr>
-        <w:t>доступом</w:t>
-      </w:r>
-      <w:proofErr w:type="spellEnd"/>
-      <w:r>
-        <w:rPr>
-          <w:bCs/>
-          <w:sz w:val="28"/>
-          <w:szCs w:val="28"/>
-        </w:rPr>
-        <w:t xml:space="preserve"> лише у </w:t>
-      </w:r>
-      <w:proofErr w:type="spellStart"/>
-      <w:r>
-        <w:rPr>
-          <w:bCs/>
-          <w:sz w:val="28"/>
-          <w:szCs w:val="28"/>
-        </w:rPr>
-        <w:t>робочий</w:t>
-      </w:r>
-      <w:proofErr w:type="spellEnd"/>
-      <w:r>
-        <w:rPr>
-          <w:bCs/>
-          <w:sz w:val="28"/>
-          <w:szCs w:val="28"/>
-        </w:rPr>
-        <w:t xml:space="preserve"> </w:t>
-      </w:r>
-      <w:proofErr w:type="spellStart"/>
-      <w:r>
-        <w:rPr>
-          <w:bCs/>
-          <w:sz w:val="28"/>
-          <w:szCs w:val="28"/>
-        </w:rPr>
-        <w:t>час</w:t>
-      </w:r>
-      <w:proofErr w:type="spellEnd"/>
-      <w:r>
-        <w:rPr>
-          <w:bCs/>
-          <w:sz w:val="28"/>
-          <w:szCs w:val="28"/>
-        </w:rPr>
-        <w:t xml:space="preserve">, </w:t>
-      </w:r>
-      <w:proofErr w:type="spellStart"/>
-      <w:r>
-        <w:rPr>
-          <w:bCs/>
-          <w:sz w:val="28"/>
-          <w:szCs w:val="28"/>
-        </w:rPr>
-        <w:t>перевірити</w:t>
-      </w:r>
-      <w:proofErr w:type="spellEnd"/>
-      <w:r>
-        <w:rPr>
-          <w:bCs/>
-          <w:sz w:val="28"/>
-          <w:szCs w:val="28"/>
-        </w:rPr>
-        <w:t xml:space="preserve"> </w:t>
-      </w:r>
-      <w:proofErr w:type="spellStart"/>
-      <w:r>
-        <w:rPr>
-          <w:bCs/>
-          <w:sz w:val="28"/>
-          <w:szCs w:val="28"/>
-        </w:rPr>
-        <w:t>неможливість</w:t>
-      </w:r>
-      <w:proofErr w:type="spellEnd"/>
-      <w:r>
-        <w:rPr>
-          <w:bCs/>
-          <w:sz w:val="28"/>
-          <w:szCs w:val="28"/>
-        </w:rPr>
-        <w:t xml:space="preserve"> </w:t>
-      </w:r>
-      <w:proofErr w:type="spellStart"/>
-      <w:r>
-        <w:rPr>
-          <w:bCs/>
-          <w:sz w:val="28"/>
-          <w:szCs w:val="28"/>
-        </w:rPr>
-        <w:t>входу</w:t>
-      </w:r>
-      <w:proofErr w:type="spellEnd"/>
-      <w:r>
-        <w:rPr>
-          <w:bCs/>
-          <w:sz w:val="28"/>
-          <w:szCs w:val="28"/>
-        </w:rPr>
-        <w:t xml:space="preserve"> </w:t>
-      </w:r>
-      <w:proofErr w:type="spellStart"/>
-      <w:r>
-        <w:rPr>
-          <w:bCs/>
-          <w:sz w:val="28"/>
-          <w:szCs w:val="28"/>
-        </w:rPr>
-        <w:t>поза</w:t>
-      </w:r>
-      <w:proofErr w:type="spellEnd"/>
-      <w:r>
-        <w:rPr>
-          <w:bCs/>
-          <w:sz w:val="28"/>
-          <w:szCs w:val="28"/>
-        </w:rPr>
-        <w:t xml:space="preserve"> </w:t>
-      </w:r>
-      <w:proofErr w:type="spellStart"/>
-      <w:r>
-        <w:rPr>
-          <w:bCs/>
-          <w:sz w:val="28"/>
-          <w:szCs w:val="28"/>
-        </w:rPr>
-        <w:t>дозволеним</w:t>
-      </w:r>
-      <w:proofErr w:type="spellEnd"/>
-      <w:r>
-        <w:rPr>
-          <w:bCs/>
-          <w:sz w:val="28"/>
-          <w:szCs w:val="28"/>
-        </w:rPr>
-        <w:t xml:space="preserve"> </w:t>
-      </w:r>
-      <w:proofErr w:type="spellStart"/>
-      <w:r>
-        <w:rPr>
-          <w:bCs/>
-          <w:sz w:val="28"/>
-          <w:szCs w:val="28"/>
-        </w:rPr>
-        <w:t>періодом</w:t>
-      </w:r>
-      <w:proofErr w:type="spellEnd"/>
+        <w:t xml:space="preserve"> створити користувача з терміном дії 1 місяць і доступом лише у робочий час, перевірити неможливість входу поза дозволеним періодом</w:t>
+      </w:r>
       <w:r>
         <w:rPr>
           <w:bCs/>
@@ -2993,23 +1462,13 @@
           <w:lang w:val="uk-UA"/>
         </w:rPr>
       </w:pPr>
-      <w:proofErr w:type="spellStart"/>
-      <w:r>
-        <w:rPr>
-          <w:bCs/>
-          <w:sz w:val="28"/>
-          <w:szCs w:val="28"/>
-        </w:rPr>
-        <w:t>Утилітою</w:t>
-      </w:r>
-      <w:proofErr w:type="spellEnd"/>
-      <w:r>
-        <w:rPr>
-          <w:bCs/>
-          <w:sz w:val="28"/>
-          <w:szCs w:val="28"/>
-        </w:rPr>
-        <w:t xml:space="preserve"> </w:t>
+      <w:r>
+        <w:rPr>
+          <w:bCs/>
+          <w:sz w:val="28"/>
+          <w:szCs w:val="28"/>
+        </w:rPr>
+        <w:t xml:space="preserve">Утилітою </w:t>
       </w:r>
       <w:r>
         <w:rPr>
@@ -3019,207 +1478,15 @@
           <w:sz w:val="28"/>
           <w:szCs w:val="28"/>
         </w:rPr>
-        <w:t xml:space="preserve">net </w:t>
-      </w:r>
-      <w:proofErr w:type="spellStart"/>
-      <w:r>
-        <w:rPr>
-          <w:bCs/>
-          <w:i/>
-          <w:iCs/>
-          <w:sz w:val="28"/>
-          <w:szCs w:val="28"/>
-        </w:rPr>
-        <w:t>localgroup</w:t>
-      </w:r>
-      <w:proofErr w:type="spellEnd"/>
-      <w:r>
-        <w:rPr>
-          <w:bCs/>
-          <w:sz w:val="28"/>
-          <w:szCs w:val="28"/>
-        </w:rPr>
-        <w:t xml:space="preserve"> </w:t>
-      </w:r>
-      <w:proofErr w:type="spellStart"/>
-      <w:r>
-        <w:rPr>
-          <w:bCs/>
-          <w:sz w:val="28"/>
-          <w:szCs w:val="28"/>
-        </w:rPr>
-        <w:t>створити</w:t>
-      </w:r>
-      <w:proofErr w:type="spellEnd"/>
-      <w:r>
-        <w:rPr>
-          <w:bCs/>
-          <w:sz w:val="28"/>
-          <w:szCs w:val="28"/>
-        </w:rPr>
-        <w:t xml:space="preserve"> </w:t>
-      </w:r>
-      <w:proofErr w:type="spellStart"/>
-      <w:r>
-        <w:rPr>
-          <w:bCs/>
-          <w:sz w:val="28"/>
-          <w:szCs w:val="28"/>
-        </w:rPr>
-        <w:t>нову</w:t>
-      </w:r>
-      <w:proofErr w:type="spellEnd"/>
-      <w:r>
-        <w:rPr>
-          <w:bCs/>
-          <w:sz w:val="28"/>
-          <w:szCs w:val="28"/>
-        </w:rPr>
-        <w:t xml:space="preserve"> </w:t>
-      </w:r>
-      <w:proofErr w:type="spellStart"/>
-      <w:r>
-        <w:rPr>
-          <w:bCs/>
-          <w:sz w:val="28"/>
-          <w:szCs w:val="28"/>
-        </w:rPr>
-        <w:t>групу</w:t>
-      </w:r>
-      <w:proofErr w:type="spellEnd"/>
-      <w:r>
-        <w:rPr>
-          <w:bCs/>
-          <w:sz w:val="28"/>
-          <w:szCs w:val="28"/>
-        </w:rPr>
-        <w:t xml:space="preserve">, </w:t>
-      </w:r>
-      <w:proofErr w:type="spellStart"/>
-      <w:r>
-        <w:rPr>
-          <w:bCs/>
-          <w:sz w:val="28"/>
-          <w:szCs w:val="28"/>
-        </w:rPr>
-        <w:t>додати</w:t>
-      </w:r>
-      <w:proofErr w:type="spellEnd"/>
-      <w:r>
-        <w:rPr>
-          <w:bCs/>
-          <w:sz w:val="28"/>
-          <w:szCs w:val="28"/>
-        </w:rPr>
-        <w:t xml:space="preserve"> до </w:t>
-      </w:r>
-      <w:proofErr w:type="spellStart"/>
-      <w:r>
-        <w:rPr>
-          <w:bCs/>
-          <w:sz w:val="28"/>
-          <w:szCs w:val="28"/>
-        </w:rPr>
-        <w:t>неї</w:t>
-      </w:r>
-      <w:proofErr w:type="spellEnd"/>
-      <w:r>
-        <w:rPr>
-          <w:bCs/>
-          <w:sz w:val="28"/>
-          <w:szCs w:val="28"/>
-        </w:rPr>
-        <w:t xml:space="preserve"> </w:t>
-      </w:r>
-      <w:proofErr w:type="spellStart"/>
-      <w:r>
-        <w:rPr>
-          <w:bCs/>
-          <w:sz w:val="28"/>
-          <w:szCs w:val="28"/>
-        </w:rPr>
-        <w:t>користувача</w:t>
-      </w:r>
-      <w:proofErr w:type="spellEnd"/>
-      <w:r>
-        <w:rPr>
-          <w:bCs/>
-          <w:sz w:val="28"/>
-          <w:szCs w:val="28"/>
-        </w:rPr>
-        <w:t xml:space="preserve"> та </w:t>
-      </w:r>
-      <w:proofErr w:type="spellStart"/>
-      <w:r>
-        <w:rPr>
-          <w:bCs/>
-          <w:sz w:val="28"/>
-          <w:szCs w:val="28"/>
-        </w:rPr>
-        <w:t>переглянути</w:t>
-      </w:r>
-      <w:proofErr w:type="spellEnd"/>
-      <w:r>
-        <w:rPr>
-          <w:bCs/>
-          <w:sz w:val="28"/>
-          <w:szCs w:val="28"/>
-        </w:rPr>
-        <w:t xml:space="preserve"> </w:t>
-      </w:r>
-      <w:proofErr w:type="spellStart"/>
-      <w:r>
-        <w:rPr>
-          <w:bCs/>
-          <w:sz w:val="28"/>
-          <w:szCs w:val="28"/>
-        </w:rPr>
-        <w:t>відомості</w:t>
-      </w:r>
-      <w:proofErr w:type="spellEnd"/>
-      <w:r>
-        <w:rPr>
-          <w:bCs/>
-          <w:sz w:val="28"/>
-          <w:szCs w:val="28"/>
-        </w:rPr>
-        <w:t xml:space="preserve"> </w:t>
-      </w:r>
-      <w:proofErr w:type="spellStart"/>
-      <w:r>
-        <w:rPr>
-          <w:bCs/>
-          <w:sz w:val="28"/>
-          <w:szCs w:val="28"/>
-        </w:rPr>
-        <w:t>про</w:t>
-      </w:r>
-      <w:proofErr w:type="spellEnd"/>
-      <w:r>
-        <w:rPr>
-          <w:bCs/>
-          <w:sz w:val="28"/>
-          <w:szCs w:val="28"/>
-        </w:rPr>
-        <w:t xml:space="preserve"> </w:t>
-      </w:r>
-      <w:proofErr w:type="spellStart"/>
-      <w:r>
-        <w:rPr>
-          <w:bCs/>
-          <w:sz w:val="28"/>
-          <w:szCs w:val="28"/>
-        </w:rPr>
-        <w:t>групу</w:t>
-      </w:r>
-      <w:proofErr w:type="spellEnd"/>
-      <w:r>
-        <w:rPr>
-          <w:bCs/>
-          <w:sz w:val="28"/>
-          <w:szCs w:val="28"/>
-        </w:rPr>
-        <w:t>.</w:t>
+        <w:t>net localgroup</w:t>
+      </w:r>
+      <w:r>
+        <w:rPr>
+          <w:bCs/>
+          <w:sz w:val="28"/>
+          <w:szCs w:val="28"/>
+        </w:rPr>
+        <w:t xml:space="preserve"> створити нову групу, додати до неї користувача та переглянути відомості про групу.</w:t>
       </w:r>
     </w:p>
     <w:p>
@@ -3239,257 +1506,13 @@
           <w:lang w:val="uk-UA"/>
         </w:rPr>
       </w:pPr>
-      <w:proofErr w:type="spellStart"/>
-      <w:r>
-        <w:rPr>
-          <w:bCs/>
-          <w:sz w:val="28"/>
-          <w:szCs w:val="28"/>
-        </w:rPr>
-        <w:t>Створити</w:t>
-      </w:r>
-      <w:proofErr w:type="spellEnd"/>
-      <w:r>
-        <w:rPr>
-          <w:bCs/>
-          <w:sz w:val="28"/>
-          <w:szCs w:val="28"/>
-        </w:rPr>
-        <w:t xml:space="preserve"> </w:t>
-      </w:r>
-      <w:proofErr w:type="spellStart"/>
-      <w:r>
-        <w:rPr>
-          <w:bCs/>
-          <w:sz w:val="28"/>
-          <w:szCs w:val="28"/>
-        </w:rPr>
-        <w:t>переміщуваний</w:t>
-      </w:r>
-      <w:proofErr w:type="spellEnd"/>
-      <w:r>
-        <w:rPr>
-          <w:bCs/>
-          <w:sz w:val="28"/>
-          <w:szCs w:val="28"/>
-        </w:rPr>
-        <w:t xml:space="preserve"> </w:t>
-      </w:r>
-      <w:proofErr w:type="spellStart"/>
-      <w:r>
-        <w:rPr>
-          <w:bCs/>
-          <w:sz w:val="28"/>
-          <w:szCs w:val="28"/>
-        </w:rPr>
-        <w:t>профіль</w:t>
-      </w:r>
-      <w:proofErr w:type="spellEnd"/>
-      <w:r>
-        <w:rPr>
-          <w:bCs/>
-          <w:sz w:val="28"/>
-          <w:szCs w:val="28"/>
-        </w:rPr>
-        <w:t xml:space="preserve"> </w:t>
-      </w:r>
-      <w:proofErr w:type="spellStart"/>
-      <w:r>
-        <w:rPr>
-          <w:bCs/>
-          <w:sz w:val="28"/>
-          <w:szCs w:val="28"/>
-        </w:rPr>
-        <w:t>користувача</w:t>
-      </w:r>
-      <w:proofErr w:type="spellEnd"/>
-      <w:r>
-        <w:rPr>
-          <w:bCs/>
-          <w:sz w:val="28"/>
-          <w:szCs w:val="28"/>
-        </w:rPr>
-        <w:t xml:space="preserve">, </w:t>
-      </w:r>
-      <w:proofErr w:type="spellStart"/>
-      <w:r>
-        <w:rPr>
-          <w:bCs/>
-          <w:sz w:val="28"/>
-          <w:szCs w:val="28"/>
-        </w:rPr>
-        <w:t>скопіювати</w:t>
-      </w:r>
-      <w:proofErr w:type="spellEnd"/>
-      <w:r>
-        <w:rPr>
-          <w:bCs/>
-          <w:sz w:val="28"/>
-          <w:szCs w:val="28"/>
-        </w:rPr>
-        <w:t xml:space="preserve"> </w:t>
-      </w:r>
-      <w:proofErr w:type="spellStart"/>
-      <w:r>
-        <w:rPr>
-          <w:bCs/>
-          <w:sz w:val="28"/>
-          <w:szCs w:val="28"/>
-        </w:rPr>
-        <w:t>профіль</w:t>
-      </w:r>
-      <w:proofErr w:type="spellEnd"/>
-      <w:r>
-        <w:rPr>
-          <w:bCs/>
-          <w:sz w:val="28"/>
-          <w:szCs w:val="28"/>
-        </w:rPr>
-        <w:t xml:space="preserve"> </w:t>
-      </w:r>
-      <w:proofErr w:type="spellStart"/>
-      <w:r>
-        <w:rPr>
-          <w:bCs/>
-          <w:sz w:val="28"/>
-          <w:szCs w:val="28"/>
-        </w:rPr>
-        <w:t>за</w:t>
-      </w:r>
-      <w:proofErr w:type="spellEnd"/>
-      <w:r>
-        <w:rPr>
-          <w:bCs/>
-          <w:sz w:val="28"/>
-          <w:szCs w:val="28"/>
-        </w:rPr>
-        <w:t xml:space="preserve"> </w:t>
-      </w:r>
-      <w:proofErr w:type="spellStart"/>
-      <w:r>
-        <w:rPr>
-          <w:bCs/>
-          <w:sz w:val="28"/>
-          <w:szCs w:val="28"/>
-        </w:rPr>
-        <w:t>замовчуванням</w:t>
-      </w:r>
-      <w:proofErr w:type="spellEnd"/>
-      <w:r>
-        <w:rPr>
-          <w:bCs/>
-          <w:sz w:val="28"/>
-          <w:szCs w:val="28"/>
-        </w:rPr>
-        <w:t xml:space="preserve"> і </w:t>
-      </w:r>
-      <w:proofErr w:type="spellStart"/>
-      <w:r>
-        <w:rPr>
-          <w:bCs/>
-          <w:sz w:val="28"/>
-          <w:szCs w:val="28"/>
-        </w:rPr>
-        <w:t>задати</w:t>
-      </w:r>
-      <w:proofErr w:type="spellEnd"/>
-      <w:r>
-        <w:rPr>
-          <w:bCs/>
-          <w:sz w:val="28"/>
-          <w:szCs w:val="28"/>
-        </w:rPr>
-        <w:t xml:space="preserve"> </w:t>
-      </w:r>
-      <w:proofErr w:type="spellStart"/>
-      <w:r>
-        <w:rPr>
-          <w:bCs/>
-          <w:sz w:val="28"/>
-          <w:szCs w:val="28"/>
-        </w:rPr>
-        <w:t>шлях</w:t>
-      </w:r>
-      <w:proofErr w:type="spellEnd"/>
-      <w:r>
-        <w:rPr>
-          <w:bCs/>
-          <w:sz w:val="28"/>
-          <w:szCs w:val="28"/>
-        </w:rPr>
-        <w:t xml:space="preserve"> </w:t>
-      </w:r>
-      <w:proofErr w:type="spellStart"/>
-      <w:r>
-        <w:rPr>
-          <w:bCs/>
-          <w:sz w:val="28"/>
-          <w:szCs w:val="28"/>
-        </w:rPr>
-        <w:t>профілю</w:t>
-      </w:r>
-      <w:proofErr w:type="spellEnd"/>
-      <w:r>
-        <w:rPr>
-          <w:bCs/>
-          <w:sz w:val="28"/>
-          <w:szCs w:val="28"/>
-        </w:rPr>
-        <w:t xml:space="preserve"> у </w:t>
-      </w:r>
-      <w:proofErr w:type="spellStart"/>
-      <w:r>
-        <w:rPr>
-          <w:bCs/>
-          <w:sz w:val="28"/>
-          <w:szCs w:val="28"/>
-        </w:rPr>
-        <w:t>властивостях</w:t>
-      </w:r>
-      <w:proofErr w:type="spellEnd"/>
-      <w:r>
-        <w:rPr>
-          <w:bCs/>
-          <w:sz w:val="28"/>
-          <w:szCs w:val="28"/>
-        </w:rPr>
-        <w:t xml:space="preserve"> </w:t>
-      </w:r>
-      <w:proofErr w:type="spellStart"/>
-      <w:r>
-        <w:rPr>
-          <w:bCs/>
-          <w:sz w:val="28"/>
-          <w:szCs w:val="28"/>
-        </w:rPr>
-        <w:t>облікового</w:t>
-      </w:r>
-      <w:proofErr w:type="spellEnd"/>
-      <w:r>
-        <w:rPr>
-          <w:bCs/>
-          <w:sz w:val="28"/>
-          <w:szCs w:val="28"/>
-        </w:rPr>
-        <w:t xml:space="preserve"> </w:t>
-      </w:r>
-      <w:proofErr w:type="spellStart"/>
-      <w:r>
-        <w:rPr>
-          <w:bCs/>
-          <w:sz w:val="28"/>
-          <w:szCs w:val="28"/>
-        </w:rPr>
-        <w:t>запису</w:t>
-      </w:r>
-      <w:proofErr w:type="spellEnd"/>
-      <w:r>
-        <w:rPr>
-          <w:bCs/>
-          <w:sz w:val="28"/>
-          <w:szCs w:val="28"/>
-        </w:rPr>
-        <w:t>.</w:t>
+      <w:r>
+        <w:rPr>
+          <w:bCs/>
+          <w:sz w:val="28"/>
+          <w:szCs w:val="28"/>
+        </w:rPr>
+        <w:t>Створити переміщуваний профіль користувача, скопіювати профіль за замовчуванням і задати шлях профілю у властивостях облікового запису.</w:t>
       </w:r>
     </w:p>
     <w:p>
@@ -3565,7 +1588,6 @@
           <w:lang w:val="uk-UA"/>
         </w:rPr>
       </w:pPr>
-      <w:proofErr w:type="spellStart"/>
       <w:r>
         <w:rPr>
           <w:b/>
@@ -3575,7 +1597,6 @@
         </w:rPr>
         <w:t>Створи</w:t>
       </w:r>
-      <w:proofErr w:type="spellEnd"/>
       <w:r>
         <w:rPr>
           <w:b/>
@@ -3593,19 +1614,18 @@
           <w:sz w:val="28"/>
           <w:szCs w:val="28"/>
         </w:rPr>
-        <w:t xml:space="preserve"> </w:t>
-      </w:r>
-      <w:proofErr w:type="spellStart"/>
+        <w:t xml:space="preserve"> два облікові записи користувачів із різними рівнями прав, зміни</w:t>
+      </w:r>
       <w:r>
         <w:rPr>
           <w:b/>
           <w:bCs/>
           <w:sz w:val="28"/>
           <w:szCs w:val="28"/>
-        </w:rPr>
-        <w:t>два</w:t>
-      </w:r>
-      <w:proofErr w:type="spellEnd"/>
+          <w:lang w:val="uk-UA"/>
+        </w:rPr>
+        <w:t>в</w:t>
+      </w:r>
       <w:r>
         <w:rPr>
           <w:b/>
@@ -3613,19 +1633,18 @@
           <w:sz w:val="28"/>
           <w:szCs w:val="28"/>
         </w:rPr>
-        <w:t xml:space="preserve"> </w:t>
-      </w:r>
-      <w:proofErr w:type="spellStart"/>
+        <w:t xml:space="preserve"> їхні зображення та паролі, видали</w:t>
+      </w:r>
       <w:r>
         <w:rPr>
           <w:b/>
           <w:bCs/>
           <w:sz w:val="28"/>
           <w:szCs w:val="28"/>
-        </w:rPr>
-        <w:t>облікові</w:t>
-      </w:r>
-      <w:proofErr w:type="spellEnd"/>
+          <w:lang w:val="uk-UA"/>
+        </w:rPr>
+        <w:t>в</w:t>
+      </w:r>
       <w:r>
         <w:rPr>
           <w:b/>
@@ -3633,307 +1652,7 @@
           <w:sz w:val="28"/>
           <w:szCs w:val="28"/>
         </w:rPr>
-        <w:t xml:space="preserve"> </w:t>
-      </w:r>
-      <w:proofErr w:type="spellStart"/>
-      <w:r>
-        <w:rPr>
-          <w:b/>
-          <w:bCs/>
-          <w:sz w:val="28"/>
-          <w:szCs w:val="28"/>
-        </w:rPr>
-        <w:t>записи</w:t>
-      </w:r>
-      <w:proofErr w:type="spellEnd"/>
-      <w:r>
-        <w:rPr>
-          <w:b/>
-          <w:bCs/>
-          <w:sz w:val="28"/>
-          <w:szCs w:val="28"/>
-        </w:rPr>
-        <w:t xml:space="preserve"> </w:t>
-      </w:r>
-      <w:proofErr w:type="spellStart"/>
-      <w:r>
-        <w:rPr>
-          <w:b/>
-          <w:bCs/>
-          <w:sz w:val="28"/>
-          <w:szCs w:val="28"/>
-        </w:rPr>
-        <w:t>користувачів</w:t>
-      </w:r>
-      <w:proofErr w:type="spellEnd"/>
-      <w:r>
-        <w:rPr>
-          <w:b/>
-          <w:bCs/>
-          <w:sz w:val="28"/>
-          <w:szCs w:val="28"/>
-        </w:rPr>
-        <w:t xml:space="preserve"> </w:t>
-      </w:r>
-      <w:proofErr w:type="spellStart"/>
-      <w:r>
-        <w:rPr>
-          <w:b/>
-          <w:bCs/>
-          <w:sz w:val="28"/>
-          <w:szCs w:val="28"/>
-        </w:rPr>
-        <w:t>із</w:t>
-      </w:r>
-      <w:proofErr w:type="spellEnd"/>
-      <w:r>
-        <w:rPr>
-          <w:b/>
-          <w:bCs/>
-          <w:sz w:val="28"/>
-          <w:szCs w:val="28"/>
-        </w:rPr>
-        <w:t xml:space="preserve"> </w:t>
-      </w:r>
-      <w:proofErr w:type="spellStart"/>
-      <w:r>
-        <w:rPr>
-          <w:b/>
-          <w:bCs/>
-          <w:sz w:val="28"/>
-          <w:szCs w:val="28"/>
-        </w:rPr>
-        <w:t>різними</w:t>
-      </w:r>
-      <w:proofErr w:type="spellEnd"/>
-      <w:r>
-        <w:rPr>
-          <w:b/>
-          <w:bCs/>
-          <w:sz w:val="28"/>
-          <w:szCs w:val="28"/>
-        </w:rPr>
-        <w:t xml:space="preserve"> </w:t>
-      </w:r>
-      <w:proofErr w:type="spellStart"/>
-      <w:r>
-        <w:rPr>
-          <w:b/>
-          <w:bCs/>
-          <w:sz w:val="28"/>
-          <w:szCs w:val="28"/>
-        </w:rPr>
-        <w:t>рівнями</w:t>
-      </w:r>
-      <w:proofErr w:type="spellEnd"/>
-      <w:r>
-        <w:rPr>
-          <w:b/>
-          <w:bCs/>
-          <w:sz w:val="28"/>
-          <w:szCs w:val="28"/>
-        </w:rPr>
-        <w:t xml:space="preserve"> </w:t>
-      </w:r>
-      <w:proofErr w:type="spellStart"/>
-      <w:r>
-        <w:rPr>
-          <w:b/>
-          <w:bCs/>
-          <w:sz w:val="28"/>
-          <w:szCs w:val="28"/>
-        </w:rPr>
-        <w:t>прав</w:t>
-      </w:r>
-      <w:proofErr w:type="spellEnd"/>
-      <w:r>
-        <w:rPr>
-          <w:b/>
-          <w:bCs/>
-          <w:sz w:val="28"/>
-          <w:szCs w:val="28"/>
-        </w:rPr>
-        <w:t xml:space="preserve">, </w:t>
-      </w:r>
-      <w:proofErr w:type="spellStart"/>
-      <w:r>
-        <w:rPr>
-          <w:b/>
-          <w:bCs/>
-          <w:sz w:val="28"/>
-          <w:szCs w:val="28"/>
-        </w:rPr>
-        <w:t>зміни</w:t>
-      </w:r>
-      <w:proofErr w:type="spellEnd"/>
-      <w:r>
-        <w:rPr>
-          <w:b/>
-          <w:bCs/>
-          <w:sz w:val="28"/>
-          <w:szCs w:val="28"/>
-          <w:lang w:val="uk-UA"/>
-        </w:rPr>
-        <w:t>в</w:t>
-      </w:r>
-      <w:r>
-        <w:rPr>
-          <w:b/>
-          <w:bCs/>
-          <w:sz w:val="28"/>
-          <w:szCs w:val="28"/>
-        </w:rPr>
-        <w:t xml:space="preserve"> </w:t>
-      </w:r>
-      <w:proofErr w:type="spellStart"/>
-      <w:r>
-        <w:rPr>
-          <w:b/>
-          <w:bCs/>
-          <w:sz w:val="28"/>
-          <w:szCs w:val="28"/>
-        </w:rPr>
-        <w:t>їхні</w:t>
-      </w:r>
-      <w:proofErr w:type="spellEnd"/>
-      <w:r>
-        <w:rPr>
-          <w:b/>
-          <w:bCs/>
-          <w:sz w:val="28"/>
-          <w:szCs w:val="28"/>
-        </w:rPr>
-        <w:t xml:space="preserve"> </w:t>
-      </w:r>
-      <w:proofErr w:type="spellStart"/>
-      <w:r>
-        <w:rPr>
-          <w:b/>
-          <w:bCs/>
-          <w:sz w:val="28"/>
-          <w:szCs w:val="28"/>
-        </w:rPr>
-        <w:t>зображення</w:t>
-      </w:r>
-      <w:proofErr w:type="spellEnd"/>
-      <w:r>
-        <w:rPr>
-          <w:b/>
-          <w:bCs/>
-          <w:sz w:val="28"/>
-          <w:szCs w:val="28"/>
-        </w:rPr>
-        <w:t xml:space="preserve"> та </w:t>
-      </w:r>
-      <w:proofErr w:type="spellStart"/>
-      <w:r>
-        <w:rPr>
-          <w:b/>
-          <w:bCs/>
-          <w:sz w:val="28"/>
-          <w:szCs w:val="28"/>
-        </w:rPr>
-        <w:t>паролі</w:t>
-      </w:r>
-      <w:proofErr w:type="spellEnd"/>
-      <w:r>
-        <w:rPr>
-          <w:b/>
-          <w:bCs/>
-          <w:sz w:val="28"/>
-          <w:szCs w:val="28"/>
-        </w:rPr>
-        <w:t xml:space="preserve">, </w:t>
-      </w:r>
-      <w:proofErr w:type="spellStart"/>
-      <w:r>
-        <w:rPr>
-          <w:b/>
-          <w:bCs/>
-          <w:sz w:val="28"/>
-          <w:szCs w:val="28"/>
-        </w:rPr>
-        <w:t>видали</w:t>
-      </w:r>
-      <w:proofErr w:type="spellEnd"/>
-      <w:r>
-        <w:rPr>
-          <w:b/>
-          <w:bCs/>
-          <w:sz w:val="28"/>
-          <w:szCs w:val="28"/>
-          <w:lang w:val="uk-UA"/>
-        </w:rPr>
-        <w:t>в</w:t>
-      </w:r>
-      <w:r>
-        <w:rPr>
-          <w:b/>
-          <w:bCs/>
-          <w:sz w:val="28"/>
-          <w:szCs w:val="28"/>
-        </w:rPr>
-        <w:t xml:space="preserve"> </w:t>
-      </w:r>
-      <w:proofErr w:type="spellStart"/>
-      <w:r>
-        <w:rPr>
-          <w:b/>
-          <w:bCs/>
-          <w:sz w:val="28"/>
-          <w:szCs w:val="28"/>
-        </w:rPr>
-        <w:t>один</w:t>
-      </w:r>
-      <w:proofErr w:type="spellEnd"/>
-      <w:r>
-        <w:rPr>
-          <w:b/>
-          <w:bCs/>
-          <w:sz w:val="28"/>
-          <w:szCs w:val="28"/>
-        </w:rPr>
-        <w:t xml:space="preserve"> </w:t>
-      </w:r>
-      <w:proofErr w:type="spellStart"/>
-      <w:r>
-        <w:rPr>
-          <w:b/>
-          <w:bCs/>
-          <w:sz w:val="28"/>
-          <w:szCs w:val="28"/>
-        </w:rPr>
-        <w:t>обліковий</w:t>
-      </w:r>
-      <w:proofErr w:type="spellEnd"/>
-      <w:r>
-        <w:rPr>
-          <w:b/>
-          <w:bCs/>
-          <w:sz w:val="28"/>
-          <w:szCs w:val="28"/>
-        </w:rPr>
-        <w:t xml:space="preserve"> </w:t>
-      </w:r>
-      <w:proofErr w:type="spellStart"/>
-      <w:r>
-        <w:rPr>
-          <w:b/>
-          <w:bCs/>
-          <w:sz w:val="28"/>
-          <w:szCs w:val="28"/>
-        </w:rPr>
-        <w:t>запис</w:t>
-      </w:r>
-      <w:proofErr w:type="spellEnd"/>
-      <w:r>
-        <w:rPr>
-          <w:b/>
-          <w:bCs/>
-          <w:sz w:val="28"/>
-          <w:szCs w:val="28"/>
-        </w:rPr>
-        <w:t>.</w:t>
+        <w:t xml:space="preserve"> один обліковий запис.</w:t>
       </w:r>
     </w:p>
     <w:p>
@@ -4403,7 +2122,6 @@
         </w:rPr>
         <w:t xml:space="preserve">а </w:t>
       </w:r>
-      <w:proofErr w:type="spellStart"/>
       <w:r>
         <w:rPr>
           <w:rFonts w:ascii="Times New Roman" w:hAnsi="Times New Roman"/>
@@ -4412,40 +2130,7 @@
           <w:szCs w:val="28"/>
           <w:lang w:val="en-GB"/>
         </w:rPr>
-        <w:t>допомогою</w:t>
-      </w:r>
-      <w:proofErr w:type="spellEnd"/>
-      <w:r>
-        <w:rPr>
-          <w:rFonts w:ascii="Times New Roman" w:hAnsi="Times New Roman"/>
-          <w:b/>
-          <w:sz w:val="28"/>
-          <w:szCs w:val="28"/>
-          <w:lang w:val="en-GB"/>
-        </w:rPr>
-        <w:t xml:space="preserve"> </w:t>
-      </w:r>
-      <w:proofErr w:type="spellStart"/>
-      <w:r>
-        <w:rPr>
-          <w:rFonts w:ascii="Times New Roman" w:hAnsi="Times New Roman"/>
-          <w:b/>
-          <w:sz w:val="28"/>
-          <w:szCs w:val="28"/>
-          <w:lang w:val="en-GB"/>
-        </w:rPr>
-        <w:t>оснастки</w:t>
-      </w:r>
-      <w:proofErr w:type="spellEnd"/>
-      <w:r>
-        <w:rPr>
-          <w:rFonts w:ascii="Times New Roman" w:hAnsi="Times New Roman"/>
-          <w:b/>
-          <w:sz w:val="28"/>
-          <w:szCs w:val="28"/>
-          <w:lang w:val="en-GB"/>
-        </w:rPr>
-        <w:t xml:space="preserve"> </w:t>
+        <w:t xml:space="preserve">допомогою оснастки </w:t>
       </w:r>
       <w:r>
         <w:rPr>
@@ -4467,174 +2152,8 @@
           <w:szCs w:val="28"/>
           <w:lang w:val="en-GB"/>
         </w:rPr>
-        <w:t xml:space="preserve"> </w:t>
-      </w:r>
-      <w:proofErr w:type="spellStart"/>
-      <w:r>
-        <w:rPr>
-          <w:rFonts w:ascii="Times New Roman" w:hAnsi="Times New Roman"/>
-          <w:b/>
-          <w:sz w:val="28"/>
-          <w:szCs w:val="28"/>
-          <w:lang w:val="en-GB"/>
-        </w:rPr>
-        <w:t>створити</w:t>
-      </w:r>
-      <w:proofErr w:type="spellEnd"/>
-      <w:r>
-        <w:rPr>
-          <w:rFonts w:ascii="Times New Roman" w:hAnsi="Times New Roman"/>
-          <w:b/>
-          <w:sz w:val="28"/>
-          <w:szCs w:val="28"/>
-          <w:lang w:val="en-GB"/>
-        </w:rPr>
-        <w:t xml:space="preserve"> </w:t>
-      </w:r>
-      <w:proofErr w:type="spellStart"/>
-      <w:r>
-        <w:rPr>
-          <w:rFonts w:ascii="Times New Roman" w:hAnsi="Times New Roman"/>
-          <w:b/>
-          <w:sz w:val="28"/>
-          <w:szCs w:val="28"/>
-          <w:lang w:val="en-GB"/>
-        </w:rPr>
-        <w:t>користувача</w:t>
-      </w:r>
-      <w:proofErr w:type="spellEnd"/>
-      <w:r>
-        <w:rPr>
-          <w:rFonts w:ascii="Times New Roman" w:hAnsi="Times New Roman"/>
-          <w:b/>
-          <w:sz w:val="28"/>
-          <w:szCs w:val="28"/>
-          <w:lang w:val="en-GB"/>
-        </w:rPr>
-        <w:t xml:space="preserve"> з </w:t>
-      </w:r>
-      <w:proofErr w:type="spellStart"/>
-      <w:r>
-        <w:rPr>
-          <w:rFonts w:ascii="Times New Roman" w:hAnsi="Times New Roman"/>
-          <w:b/>
-          <w:sz w:val="28"/>
-          <w:szCs w:val="28"/>
-          <w:lang w:val="en-GB"/>
-        </w:rPr>
-        <w:t>початковим</w:t>
-      </w:r>
-      <w:proofErr w:type="spellEnd"/>
-      <w:r>
-        <w:rPr>
-          <w:rFonts w:ascii="Times New Roman" w:hAnsi="Times New Roman"/>
-          <w:b/>
-          <w:sz w:val="28"/>
-          <w:szCs w:val="28"/>
-          <w:lang w:val="en-GB"/>
-        </w:rPr>
-        <w:t xml:space="preserve"> </w:t>
-      </w:r>
-      <w:proofErr w:type="spellStart"/>
-      <w:r>
-        <w:rPr>
-          <w:rFonts w:ascii="Times New Roman" w:hAnsi="Times New Roman"/>
-          <w:b/>
-          <w:sz w:val="28"/>
-          <w:szCs w:val="28"/>
-          <w:lang w:val="en-GB"/>
-        </w:rPr>
-        <w:t>паролем</w:t>
-      </w:r>
-      <w:proofErr w:type="spellEnd"/>
-      <w:r>
-        <w:rPr>
-          <w:rFonts w:ascii="Times New Roman" w:hAnsi="Times New Roman"/>
-          <w:b/>
-          <w:sz w:val="28"/>
-          <w:szCs w:val="28"/>
-          <w:lang w:val="en-GB"/>
-        </w:rPr>
-        <w:t xml:space="preserve"> і </w:t>
-      </w:r>
-      <w:proofErr w:type="spellStart"/>
-      <w:r>
-        <w:rPr>
-          <w:rFonts w:ascii="Times New Roman" w:hAnsi="Times New Roman"/>
-          <w:b/>
-          <w:sz w:val="28"/>
-          <w:szCs w:val="28"/>
-          <w:lang w:val="en-GB"/>
-        </w:rPr>
-        <w:t>вимогою</w:t>
-      </w:r>
-      <w:proofErr w:type="spellEnd"/>
-      <w:r>
-        <w:rPr>
-          <w:rFonts w:ascii="Times New Roman" w:hAnsi="Times New Roman"/>
-          <w:b/>
-          <w:sz w:val="28"/>
-          <w:szCs w:val="28"/>
-          <w:lang w:val="en-GB"/>
-        </w:rPr>
-        <w:t xml:space="preserve"> </w:t>
-      </w:r>
-      <w:proofErr w:type="spellStart"/>
-      <w:r>
-        <w:rPr>
-          <w:rFonts w:ascii="Times New Roman" w:hAnsi="Times New Roman"/>
-          <w:b/>
-          <w:sz w:val="28"/>
-          <w:szCs w:val="28"/>
-          <w:lang w:val="en-GB"/>
-        </w:rPr>
-        <w:t>зміни</w:t>
-      </w:r>
-      <w:proofErr w:type="spellEnd"/>
-      <w:r>
-        <w:rPr>
-          <w:rFonts w:ascii="Times New Roman" w:hAnsi="Times New Roman"/>
-          <w:b/>
-          <w:sz w:val="28"/>
-          <w:szCs w:val="28"/>
-          <w:lang w:val="en-GB"/>
-        </w:rPr>
-        <w:t xml:space="preserve"> </w:t>
-      </w:r>
-      <w:proofErr w:type="spellStart"/>
-      <w:r>
-        <w:rPr>
-          <w:rFonts w:ascii="Times New Roman" w:hAnsi="Times New Roman"/>
-          <w:b/>
-          <w:sz w:val="28"/>
-          <w:szCs w:val="28"/>
-          <w:lang w:val="en-GB"/>
-        </w:rPr>
-        <w:t>при</w:t>
-      </w:r>
-      <w:proofErr w:type="spellEnd"/>
-      <w:r>
-        <w:rPr>
-          <w:rFonts w:ascii="Times New Roman" w:hAnsi="Times New Roman"/>
-          <w:b/>
-          <w:sz w:val="28"/>
-          <w:szCs w:val="28"/>
-          <w:lang w:val="en-GB"/>
-        </w:rPr>
-        <w:t xml:space="preserve"> </w:t>
-      </w:r>
-      <w:proofErr w:type="spellStart"/>
-      <w:r>
-        <w:rPr>
-          <w:rFonts w:ascii="Times New Roman" w:hAnsi="Times New Roman"/>
-          <w:b/>
-          <w:sz w:val="28"/>
-          <w:szCs w:val="28"/>
-          <w:lang w:val="en-GB"/>
-        </w:rPr>
-        <w:t>вході</w:t>
-      </w:r>
-      <w:proofErr w:type="spellEnd"/>
+        <w:t xml:space="preserve"> створити користувача з початковим паролем і вимогою зміни при вході</w:t>
+      </w:r>
       <w:r>
         <w:rPr>
           <w:rFonts w:ascii="Times New Roman" w:hAnsi="Times New Roman"/>
@@ -4722,7 +2241,25 @@
           <w:szCs w:val="28"/>
           <w:lang w:val="uk-UA"/>
         </w:rPr>
-        <w:t xml:space="preserve">Рис. . Створений користувач за допомогою </w:t>
+        <w:t xml:space="preserve">Рис. </w:t>
+      </w:r>
+      <w:r>
+        <w:rPr>
+          <w:bCs/>
+          <w:sz w:val="28"/>
+          <w:szCs w:val="28"/>
+          <w:lang w:val="en-US"/>
+        </w:rPr>
+        <w:t>5</w:t>
+      </w:r>
+      <w:r>
+        <w:rPr>
+          <w:bCs/>
+          <w:sz w:val="28"/>
+          <w:szCs w:val="28"/>
+          <w:lang w:val="uk-UA"/>
+        </w:rPr>
+        <w:t xml:space="preserve">. Створений користувач за допомогою </w:t>
       </w:r>
       <w:r>
         <w:rPr>
@@ -4790,7 +2327,7 @@
           <w:szCs w:val="28"/>
           <w:lang w:val="uk-UA"/>
         </w:rPr>
-        <w:t>Дода</w:t>
+        <w:t>Додав користувача до наявної групи, створи</w:t>
       </w:r>
       <w:r>
         <w:rPr>
@@ -4810,7 +2347,7 @@
           <w:szCs w:val="28"/>
           <w:lang w:val="uk-UA"/>
         </w:rPr>
-        <w:t xml:space="preserve"> користувача до наявної групи, створи</w:t>
+        <w:t xml:space="preserve"> нову групу та вн</w:t>
       </w:r>
       <w:r>
         <w:rPr>
@@ -4820,40 +2357,8 @@
           <w:szCs w:val="28"/>
           <w:lang w:val="uk-UA"/>
         </w:rPr>
-        <w:t>в</w:t>
-      </w:r>
-      <w:r>
-        <w:rPr>
-          <w:rFonts w:ascii="Times New Roman" w:hAnsi="Times New Roman"/>
-          <w:b/>
-          <w:sz w:val="28"/>
-          <w:szCs w:val="28"/>
-          <w:lang w:val="uk-UA"/>
-        </w:rPr>
-        <w:t xml:space="preserve"> нову групу та </w:t>
-      </w:r>
-      <w:proofErr w:type="spellStart"/>
-      <w:r>
-        <w:rPr>
-          <w:rFonts w:ascii="Times New Roman" w:hAnsi="Times New Roman"/>
-          <w:b/>
-          <w:sz w:val="28"/>
-          <w:szCs w:val="28"/>
-          <w:lang w:val="uk-UA"/>
-        </w:rPr>
-        <w:t>вн</w:t>
-      </w:r>
-      <w:r>
-        <w:rPr>
-          <w:rFonts w:ascii="Times New Roman" w:hAnsi="Times New Roman"/>
-          <w:b/>
-          <w:sz w:val="28"/>
-          <w:szCs w:val="28"/>
-          <w:lang w:val="uk-UA"/>
-        </w:rPr>
         <w:t>іс</w:t>
       </w:r>
-      <w:proofErr w:type="spellEnd"/>
       <w:r>
         <w:rPr>
           <w:rFonts w:ascii="Times New Roman" w:hAnsi="Times New Roman"/>
@@ -4942,25 +2447,33 @@
           <w:szCs w:val="28"/>
           <w:lang w:val="uk-UA"/>
         </w:rPr>
-        <w:t xml:space="preserve">Рис. . </w:t>
-      </w:r>
-      <w:proofErr w:type="spellStart"/>
-      <w:r>
-        <w:rPr>
-          <w:bCs/>
-          <w:sz w:val="28"/>
-          <w:szCs w:val="28"/>
-        </w:rPr>
-        <w:t>Створення</w:t>
-      </w:r>
-      <w:proofErr w:type="spellEnd"/>
-      <w:r>
-        <w:rPr>
-          <w:bCs/>
-          <w:sz w:val="28"/>
-          <w:szCs w:val="28"/>
-        </w:rPr>
-        <w:t xml:space="preserve"> </w:t>
+        <w:t xml:space="preserve">Рис. </w:t>
+      </w:r>
+      <w:r>
+        <w:rPr>
+          <w:bCs/>
+          <w:sz w:val="28"/>
+          <w:szCs w:val="28"/>
+          <w:lang w:val="en-US"/>
+        </w:rPr>
+        <w:t>6</w:t>
+      </w:r>
+      <w:r>
+        <w:rPr>
+          <w:bCs/>
+          <w:sz w:val="28"/>
+          <w:szCs w:val="28"/>
+          <w:lang w:val="uk-UA"/>
+        </w:rPr>
+        <w:t xml:space="preserve">. </w:t>
+      </w:r>
+      <w:r>
+        <w:rPr>
+          <w:bCs/>
+          <w:sz w:val="28"/>
+          <w:szCs w:val="28"/>
+        </w:rPr>
+        <w:t xml:space="preserve">Створення </w:t>
       </w:r>
       <w:r>
         <w:rPr>
@@ -5047,36 +2560,34 @@
           <w:szCs w:val="28"/>
           <w:lang w:val="uk-UA"/>
         </w:rPr>
-        <w:t xml:space="preserve">Рис. . </w:t>
-      </w:r>
-      <w:proofErr w:type="spellStart"/>
-      <w:r>
-        <w:rPr>
-          <w:bCs/>
-          <w:sz w:val="28"/>
-          <w:szCs w:val="28"/>
-        </w:rPr>
-        <w:t>Властивості</w:t>
-      </w:r>
-      <w:proofErr w:type="spellEnd"/>
-      <w:r>
-        <w:rPr>
-          <w:bCs/>
-          <w:sz w:val="28"/>
-          <w:szCs w:val="28"/>
-        </w:rPr>
-        <w:t xml:space="preserve"> </w:t>
-      </w:r>
-      <w:proofErr w:type="spellStart"/>
-      <w:r>
-        <w:rPr>
-          <w:bCs/>
-          <w:sz w:val="28"/>
-          <w:szCs w:val="28"/>
-        </w:rPr>
-        <w:t>користувача</w:t>
-      </w:r>
-      <w:proofErr w:type="spellEnd"/>
+        <w:t xml:space="preserve">Рис. </w:t>
+      </w:r>
+      <w:r>
+        <w:rPr>
+          <w:bCs/>
+          <w:sz w:val="28"/>
+          <w:szCs w:val="28"/>
+          <w:lang w:val="en-US"/>
+        </w:rPr>
+        <w:t>7</w:t>
+      </w:r>
+      <w:r>
+        <w:rPr>
+          <w:bCs/>
+          <w:sz w:val="28"/>
+          <w:szCs w:val="28"/>
+          <w:lang w:val="uk-UA"/>
+        </w:rPr>
+        <w:t xml:space="preserve">. </w:t>
+      </w:r>
+      <w:r>
+        <w:rPr>
+          <w:bCs/>
+          <w:sz w:val="28"/>
+          <w:szCs w:val="28"/>
+        </w:rPr>
+        <w:t>Властивості користувача</w:t>
+      </w:r>
     </w:p>
     <w:p>
       <w:pPr>
@@ -5110,7 +2621,6 @@
           <w:lang w:val="uk-UA"/>
         </w:rPr>
       </w:pPr>
-      <w:proofErr w:type="spellStart"/>
       <w:r>
         <w:rPr>
           <w:rFonts w:ascii="Times New Roman" w:hAnsi="Times New Roman"/>
@@ -5119,40 +2629,7 @@
           <w:szCs w:val="28"/>
           <w:lang w:val="en-GB"/>
         </w:rPr>
-        <w:t>За</w:t>
-      </w:r>
-      <w:proofErr w:type="spellEnd"/>
-      <w:r>
-        <w:rPr>
-          <w:rFonts w:ascii="Times New Roman" w:hAnsi="Times New Roman"/>
-          <w:b/>
-          <w:sz w:val="28"/>
-          <w:szCs w:val="28"/>
-          <w:lang w:val="en-GB"/>
-        </w:rPr>
-        <w:t xml:space="preserve"> </w:t>
-      </w:r>
-      <w:proofErr w:type="spellStart"/>
-      <w:r>
-        <w:rPr>
-          <w:rFonts w:ascii="Times New Roman" w:hAnsi="Times New Roman"/>
-          <w:b/>
-          <w:sz w:val="28"/>
-          <w:szCs w:val="28"/>
-          <w:lang w:val="en-GB"/>
-        </w:rPr>
-        <w:t>допомогою</w:t>
-      </w:r>
-      <w:proofErr w:type="spellEnd"/>
-      <w:r>
-        <w:rPr>
-          <w:rFonts w:ascii="Times New Roman" w:hAnsi="Times New Roman"/>
-          <w:b/>
-          <w:sz w:val="28"/>
-          <w:szCs w:val="28"/>
-          <w:lang w:val="en-GB"/>
-        </w:rPr>
-        <w:t xml:space="preserve"> </w:t>
+        <w:t xml:space="preserve">За допомогою </w:t>
       </w:r>
       <w:r>
         <w:rPr>
@@ -5174,29 +2651,27 @@
           <w:szCs w:val="28"/>
           <w:lang w:val="en-GB"/>
         </w:rPr>
-        <w:t xml:space="preserve"> </w:t>
-      </w:r>
-      <w:proofErr w:type="spellStart"/>
+        <w:t xml:space="preserve"> створи</w:t>
+      </w:r>
       <w:r>
         <w:rPr>
           <w:rFonts w:ascii="Times New Roman" w:hAnsi="Times New Roman"/>
           <w:b/>
           <w:sz w:val="28"/>
           <w:szCs w:val="28"/>
-          <w:lang w:val="en-GB"/>
-        </w:rPr>
-        <w:t>створи</w:t>
-      </w:r>
-      <w:proofErr w:type="spellEnd"/>
+          <w:lang w:val="uk-UA"/>
+        </w:rPr>
+        <w:t>в</w:t>
+      </w:r>
       <w:r>
         <w:rPr>
           <w:rFonts w:ascii="Times New Roman" w:hAnsi="Times New Roman"/>
           <w:b/>
           <w:sz w:val="28"/>
           <w:szCs w:val="28"/>
-          <w:lang w:val="uk-UA"/>
-        </w:rPr>
-        <w:t>в</w:t>
+          <w:lang w:val="en-GB"/>
+        </w:rPr>
+        <w:t xml:space="preserve"> користувача з терміном дії 1 місяць і доступом лише у робочий час, перевіри</w:t>
       </w:r>
       <w:r>
         <w:rPr>
@@ -5204,11 +2679,10 @@
           <w:b/>
           <w:sz w:val="28"/>
           <w:szCs w:val="28"/>
-          <w:lang w:val="en-GB"/>
-        </w:rPr>
-        <w:t xml:space="preserve"> </w:t>
-      </w:r>
-      <w:proofErr w:type="spellStart"/>
+          <w:lang w:val="uk-UA"/>
+        </w:rPr>
+        <w:t>в</w:t>
+      </w:r>
       <w:r>
         <w:rPr>
           <w:rFonts w:ascii="Times New Roman" w:hAnsi="Times New Roman"/>
@@ -5217,261 +2691,8 @@
           <w:szCs w:val="28"/>
           <w:lang w:val="en-GB"/>
         </w:rPr>
-        <w:t>користувача</w:t>
-      </w:r>
-      <w:proofErr w:type="spellEnd"/>
-      <w:r>
-        <w:rPr>
-          <w:rFonts w:ascii="Times New Roman" w:hAnsi="Times New Roman"/>
-          <w:b/>
-          <w:sz w:val="28"/>
-          <w:szCs w:val="28"/>
-          <w:lang w:val="en-GB"/>
-        </w:rPr>
-        <w:t xml:space="preserve"> з </w:t>
-      </w:r>
-      <w:proofErr w:type="spellStart"/>
-      <w:r>
-        <w:rPr>
-          <w:rFonts w:ascii="Times New Roman" w:hAnsi="Times New Roman"/>
-          <w:b/>
-          <w:sz w:val="28"/>
-          <w:szCs w:val="28"/>
-          <w:lang w:val="en-GB"/>
-        </w:rPr>
-        <w:t>терміном</w:t>
-      </w:r>
-      <w:proofErr w:type="spellEnd"/>
-      <w:r>
-        <w:rPr>
-          <w:rFonts w:ascii="Times New Roman" w:hAnsi="Times New Roman"/>
-          <w:b/>
-          <w:sz w:val="28"/>
-          <w:szCs w:val="28"/>
-          <w:lang w:val="en-GB"/>
-        </w:rPr>
-        <w:t xml:space="preserve"> дії 1 </w:t>
-      </w:r>
-      <w:proofErr w:type="spellStart"/>
-      <w:r>
-        <w:rPr>
-          <w:rFonts w:ascii="Times New Roman" w:hAnsi="Times New Roman"/>
-          <w:b/>
-          <w:sz w:val="28"/>
-          <w:szCs w:val="28"/>
-          <w:lang w:val="en-GB"/>
-        </w:rPr>
-        <w:t>місяць</w:t>
-      </w:r>
-      <w:proofErr w:type="spellEnd"/>
-      <w:r>
-        <w:rPr>
-          <w:rFonts w:ascii="Times New Roman" w:hAnsi="Times New Roman"/>
-          <w:b/>
-          <w:sz w:val="28"/>
-          <w:szCs w:val="28"/>
-          <w:lang w:val="en-GB"/>
-        </w:rPr>
-        <w:t xml:space="preserve"> і </w:t>
-      </w:r>
-      <w:proofErr w:type="spellStart"/>
-      <w:r>
-        <w:rPr>
-          <w:rFonts w:ascii="Times New Roman" w:hAnsi="Times New Roman"/>
-          <w:b/>
-          <w:sz w:val="28"/>
-          <w:szCs w:val="28"/>
-          <w:lang w:val="en-GB"/>
-        </w:rPr>
-        <w:t>доступом</w:t>
-      </w:r>
-      <w:proofErr w:type="spellEnd"/>
-      <w:r>
-        <w:rPr>
-          <w:rFonts w:ascii="Times New Roman" w:hAnsi="Times New Roman"/>
-          <w:b/>
-          <w:sz w:val="28"/>
-          <w:szCs w:val="28"/>
-          <w:lang w:val="en-GB"/>
-        </w:rPr>
-        <w:t xml:space="preserve"> лише у </w:t>
-      </w:r>
-      <w:proofErr w:type="spellStart"/>
-      <w:r>
-        <w:rPr>
-          <w:rFonts w:ascii="Times New Roman" w:hAnsi="Times New Roman"/>
-          <w:b/>
-          <w:sz w:val="28"/>
-          <w:szCs w:val="28"/>
-          <w:lang w:val="en-GB"/>
-        </w:rPr>
-        <w:t>робочий</w:t>
-      </w:r>
-      <w:proofErr w:type="spellEnd"/>
-      <w:r>
-        <w:rPr>
-          <w:rFonts w:ascii="Times New Roman" w:hAnsi="Times New Roman"/>
-          <w:b/>
-          <w:sz w:val="28"/>
-          <w:szCs w:val="28"/>
-          <w:lang w:val="en-GB"/>
-        </w:rPr>
-        <w:t xml:space="preserve"> </w:t>
-      </w:r>
-      <w:proofErr w:type="spellStart"/>
-      <w:r>
-        <w:rPr>
-          <w:rFonts w:ascii="Times New Roman" w:hAnsi="Times New Roman"/>
-          <w:b/>
-          <w:sz w:val="28"/>
-          <w:szCs w:val="28"/>
-          <w:lang w:val="en-GB"/>
-        </w:rPr>
-        <w:t>час</w:t>
-      </w:r>
-      <w:proofErr w:type="spellEnd"/>
-      <w:r>
-        <w:rPr>
-          <w:rFonts w:ascii="Times New Roman" w:hAnsi="Times New Roman"/>
-          <w:b/>
-          <w:sz w:val="28"/>
-          <w:szCs w:val="28"/>
-          <w:lang w:val="en-GB"/>
-        </w:rPr>
-        <w:t xml:space="preserve">, </w:t>
-      </w:r>
-      <w:proofErr w:type="spellStart"/>
-      <w:r>
-        <w:rPr>
-          <w:rFonts w:ascii="Times New Roman" w:hAnsi="Times New Roman"/>
-          <w:b/>
-          <w:sz w:val="28"/>
-          <w:szCs w:val="28"/>
-          <w:lang w:val="en-GB"/>
-        </w:rPr>
-        <w:t>перевіри</w:t>
-      </w:r>
-      <w:proofErr w:type="spellEnd"/>
-      <w:r>
-        <w:rPr>
-          <w:rFonts w:ascii="Times New Roman" w:hAnsi="Times New Roman"/>
-          <w:b/>
-          <w:sz w:val="28"/>
-          <w:szCs w:val="28"/>
-          <w:lang w:val="uk-UA"/>
-        </w:rPr>
-        <w:t>в</w:t>
-      </w:r>
-      <w:r>
-        <w:rPr>
-          <w:rFonts w:ascii="Times New Roman" w:hAnsi="Times New Roman"/>
-          <w:b/>
-          <w:sz w:val="28"/>
-          <w:szCs w:val="28"/>
-          <w:lang w:val="en-GB"/>
-        </w:rPr>
-        <w:t xml:space="preserve"> </w:t>
-      </w:r>
-      <w:proofErr w:type="spellStart"/>
-      <w:r>
-        <w:rPr>
-          <w:rFonts w:ascii="Times New Roman" w:hAnsi="Times New Roman"/>
-          <w:b/>
-          <w:sz w:val="28"/>
-          <w:szCs w:val="28"/>
-          <w:lang w:val="en-GB"/>
-        </w:rPr>
-        <w:t>неможливість</w:t>
-      </w:r>
-      <w:proofErr w:type="spellEnd"/>
-      <w:r>
-        <w:rPr>
-          <w:rFonts w:ascii="Times New Roman" w:hAnsi="Times New Roman"/>
-          <w:b/>
-          <w:sz w:val="28"/>
-          <w:szCs w:val="28"/>
-          <w:lang w:val="en-GB"/>
-        </w:rPr>
-        <w:t xml:space="preserve"> </w:t>
-      </w:r>
-      <w:proofErr w:type="spellStart"/>
-      <w:r>
-        <w:rPr>
-          <w:rFonts w:ascii="Times New Roman" w:hAnsi="Times New Roman"/>
-          <w:b/>
-          <w:sz w:val="28"/>
-          <w:szCs w:val="28"/>
-          <w:lang w:val="en-GB"/>
-        </w:rPr>
-        <w:t>входу</w:t>
-      </w:r>
-      <w:proofErr w:type="spellEnd"/>
-      <w:r>
-        <w:rPr>
-          <w:rFonts w:ascii="Times New Roman" w:hAnsi="Times New Roman"/>
-          <w:b/>
-          <w:sz w:val="28"/>
-          <w:szCs w:val="28"/>
-          <w:lang w:val="en-GB"/>
-        </w:rPr>
-        <w:t xml:space="preserve"> </w:t>
-      </w:r>
-      <w:proofErr w:type="spellStart"/>
-      <w:r>
-        <w:rPr>
-          <w:rFonts w:ascii="Times New Roman" w:hAnsi="Times New Roman"/>
-          <w:b/>
-          <w:sz w:val="28"/>
-          <w:szCs w:val="28"/>
-          <w:lang w:val="en-GB"/>
-        </w:rPr>
-        <w:t>поза</w:t>
-      </w:r>
-      <w:proofErr w:type="spellEnd"/>
-      <w:r>
-        <w:rPr>
-          <w:rFonts w:ascii="Times New Roman" w:hAnsi="Times New Roman"/>
-          <w:b/>
-          <w:sz w:val="28"/>
-          <w:szCs w:val="28"/>
-          <w:lang w:val="en-GB"/>
-        </w:rPr>
-        <w:t xml:space="preserve"> </w:t>
-      </w:r>
-      <w:proofErr w:type="spellStart"/>
-      <w:r>
-        <w:rPr>
-          <w:rFonts w:ascii="Times New Roman" w:hAnsi="Times New Roman"/>
-          <w:b/>
-          <w:sz w:val="28"/>
-          <w:szCs w:val="28"/>
-          <w:lang w:val="en-GB"/>
-        </w:rPr>
-        <w:t>дозволеним</w:t>
-      </w:r>
-      <w:proofErr w:type="spellEnd"/>
-      <w:r>
-        <w:rPr>
-          <w:rFonts w:ascii="Times New Roman" w:hAnsi="Times New Roman"/>
-          <w:b/>
-          <w:sz w:val="28"/>
-          <w:szCs w:val="28"/>
-          <w:lang w:val="en-GB"/>
-        </w:rPr>
-        <w:t xml:space="preserve"> </w:t>
-      </w:r>
-      <w:proofErr w:type="spellStart"/>
-      <w:r>
-        <w:rPr>
-          <w:rFonts w:ascii="Times New Roman" w:hAnsi="Times New Roman"/>
-          <w:b/>
-          <w:sz w:val="28"/>
-          <w:szCs w:val="28"/>
-          <w:lang w:val="en-GB"/>
-        </w:rPr>
-        <w:t>періодом</w:t>
-      </w:r>
-      <w:proofErr w:type="spellEnd"/>
+        <w:t xml:space="preserve"> неможливість входу поза дозволеним періодом</w:t>
+      </w:r>
       <w:r>
         <w:rPr>
           <w:rFonts w:ascii="Times New Roman" w:hAnsi="Times New Roman"/>
@@ -5575,130 +2796,38 @@
           <w:szCs w:val="28"/>
           <w:lang w:val="uk-UA"/>
         </w:rPr>
-        <w:t xml:space="preserve">Рис. . </w:t>
-      </w:r>
-      <w:proofErr w:type="spellStart"/>
+        <w:t xml:space="preserve">Рис. </w:t>
+      </w:r>
       <w:r>
         <w:rPr>
           <w:rFonts w:ascii="Times New Roman" w:hAnsi="Times New Roman"/>
           <w:bCs/>
           <w:sz w:val="28"/>
           <w:szCs w:val="28"/>
+          <w:lang w:val="en-US"/>
+        </w:rPr>
+        <w:t>8</w:t>
+      </w:r>
+      <w:r>
+        <w:rPr>
+          <w:rFonts w:ascii="Times New Roman" w:hAnsi="Times New Roman"/>
+          <w:bCs/>
+          <w:sz w:val="28"/>
+          <w:szCs w:val="28"/>
+          <w:lang w:val="uk-UA"/>
+        </w:rPr>
+        <w:t xml:space="preserve">. </w:t>
+      </w:r>
+      <w:r>
+        <w:rPr>
+          <w:rFonts w:ascii="Times New Roman" w:hAnsi="Times New Roman"/>
+          <w:bCs/>
+          <w:sz w:val="28"/>
+          <w:szCs w:val="28"/>
           <w:lang w:val="en-GB"/>
         </w:rPr>
-        <w:t>Управління</w:t>
-      </w:r>
-      <w:proofErr w:type="spellEnd"/>
-      <w:r>
-        <w:rPr>
-          <w:rFonts w:ascii="Times New Roman" w:hAnsi="Times New Roman"/>
-          <w:bCs/>
-          <w:sz w:val="28"/>
-          <w:szCs w:val="28"/>
-          <w:lang w:val="en-GB"/>
-        </w:rPr>
-        <w:t xml:space="preserve"> </w:t>
-      </w:r>
-      <w:proofErr w:type="spellStart"/>
-      <w:r>
-        <w:rPr>
-          <w:rFonts w:ascii="Times New Roman" w:hAnsi="Times New Roman"/>
-          <w:bCs/>
-          <w:sz w:val="28"/>
-          <w:szCs w:val="28"/>
-          <w:lang w:val="en-GB"/>
-        </w:rPr>
-        <w:t>користувачами</w:t>
-      </w:r>
-      <w:proofErr w:type="spellEnd"/>
-      <w:r>
-        <w:rPr>
-          <w:rFonts w:ascii="Times New Roman" w:hAnsi="Times New Roman"/>
-          <w:bCs/>
-          <w:sz w:val="28"/>
-          <w:szCs w:val="28"/>
-          <w:lang w:val="en-GB"/>
-        </w:rPr>
-        <w:t xml:space="preserve"> </w:t>
-      </w:r>
-      <w:proofErr w:type="spellStart"/>
-      <w:r>
-        <w:rPr>
-          <w:rFonts w:ascii="Times New Roman" w:hAnsi="Times New Roman"/>
-          <w:bCs/>
-          <w:sz w:val="28"/>
-          <w:szCs w:val="28"/>
-          <w:lang w:val="en-GB"/>
-        </w:rPr>
-        <w:t>за</w:t>
-      </w:r>
-      <w:proofErr w:type="spellEnd"/>
-      <w:r>
-        <w:rPr>
-          <w:rFonts w:ascii="Times New Roman" w:hAnsi="Times New Roman"/>
-          <w:bCs/>
-          <w:sz w:val="28"/>
-          <w:szCs w:val="28"/>
-          <w:lang w:val="en-GB"/>
-        </w:rPr>
-        <w:t xml:space="preserve"> </w:t>
-      </w:r>
-      <w:proofErr w:type="spellStart"/>
-      <w:r>
-        <w:rPr>
-          <w:rFonts w:ascii="Times New Roman" w:hAnsi="Times New Roman"/>
-          <w:bCs/>
-          <w:sz w:val="28"/>
-          <w:szCs w:val="28"/>
-          <w:lang w:val="en-GB"/>
-        </w:rPr>
-        <w:t>допомогою</w:t>
-      </w:r>
-      <w:proofErr w:type="spellEnd"/>
-      <w:r>
-        <w:rPr>
-          <w:rFonts w:ascii="Times New Roman" w:hAnsi="Times New Roman"/>
-          <w:bCs/>
-          <w:sz w:val="28"/>
-          <w:szCs w:val="28"/>
-          <w:lang w:val="en-GB"/>
-        </w:rPr>
-        <w:t xml:space="preserve"> </w:t>
-      </w:r>
-      <w:proofErr w:type="spellStart"/>
-      <w:r>
-        <w:rPr>
-          <w:rFonts w:ascii="Times New Roman" w:hAnsi="Times New Roman"/>
-          <w:bCs/>
-          <w:sz w:val="28"/>
-          <w:szCs w:val="28"/>
-          <w:lang w:val="en-GB"/>
-        </w:rPr>
-        <w:t>командного</w:t>
-      </w:r>
-      <w:proofErr w:type="spellEnd"/>
-      <w:r>
-        <w:rPr>
-          <w:rFonts w:ascii="Times New Roman" w:hAnsi="Times New Roman"/>
-          <w:bCs/>
-          <w:sz w:val="28"/>
-          <w:szCs w:val="28"/>
-          <w:lang w:val="en-GB"/>
-        </w:rPr>
-        <w:t xml:space="preserve"> </w:t>
-      </w:r>
-      <w:proofErr w:type="spellStart"/>
-      <w:r>
-        <w:rPr>
-          <w:rFonts w:ascii="Times New Roman" w:hAnsi="Times New Roman"/>
-          <w:bCs/>
-          <w:sz w:val="28"/>
-          <w:szCs w:val="28"/>
-          <w:lang w:val="en-GB"/>
-        </w:rPr>
-        <w:t>рядка</w:t>
-      </w:r>
-      <w:proofErr w:type="spellEnd"/>
+        <w:t>Управління користувачами за допомогою командного рядка</w:t>
+      </w:r>
     </w:p>
     <w:p>
       <w:pPr>
@@ -5763,162 +2892,34 @@
           <w:lang w:val="uk-UA"/>
         </w:rPr>
         <w:br/>
-        <w:t xml:space="preserve">Рис. . </w:t>
-      </w:r>
-      <w:proofErr w:type="spellStart"/>
-      <w:r>
-        <w:rPr>
-          <w:bCs/>
-          <w:sz w:val="28"/>
-          <w:szCs w:val="28"/>
-        </w:rPr>
-        <w:t>Вивід</w:t>
-      </w:r>
-      <w:proofErr w:type="spellEnd"/>
-      <w:r>
-        <w:rPr>
-          <w:bCs/>
-          <w:sz w:val="28"/>
-          <w:szCs w:val="28"/>
-        </w:rPr>
-        <w:t xml:space="preserve"> </w:t>
-      </w:r>
-      <w:proofErr w:type="spellStart"/>
-      <w:r>
-        <w:rPr>
-          <w:bCs/>
-          <w:sz w:val="28"/>
-          <w:szCs w:val="28"/>
-        </w:rPr>
-        <w:t>відомостей</w:t>
-      </w:r>
-      <w:proofErr w:type="spellEnd"/>
-      <w:r>
-        <w:rPr>
-          <w:bCs/>
-          <w:sz w:val="28"/>
-          <w:szCs w:val="28"/>
-        </w:rPr>
-        <w:t xml:space="preserve"> </w:t>
-      </w:r>
-      <w:proofErr w:type="spellStart"/>
-      <w:r>
-        <w:rPr>
-          <w:bCs/>
-          <w:sz w:val="28"/>
-          <w:szCs w:val="28"/>
-        </w:rPr>
-        <w:t>про</w:t>
-      </w:r>
-      <w:proofErr w:type="spellEnd"/>
-      <w:r>
-        <w:rPr>
-          <w:bCs/>
-          <w:sz w:val="28"/>
-          <w:szCs w:val="28"/>
-        </w:rPr>
-        <w:t xml:space="preserve"> </w:t>
-      </w:r>
-      <w:proofErr w:type="spellStart"/>
-      <w:r>
-        <w:rPr>
-          <w:bCs/>
-          <w:sz w:val="28"/>
-          <w:szCs w:val="28"/>
-        </w:rPr>
-        <w:t>обліковий</w:t>
-      </w:r>
-      <w:proofErr w:type="spellEnd"/>
-      <w:r>
-        <w:rPr>
-          <w:bCs/>
-          <w:sz w:val="28"/>
-          <w:szCs w:val="28"/>
-        </w:rPr>
-        <w:t xml:space="preserve"> </w:t>
-      </w:r>
-      <w:proofErr w:type="spellStart"/>
-      <w:r>
-        <w:rPr>
-          <w:bCs/>
-          <w:sz w:val="28"/>
-          <w:szCs w:val="28"/>
-        </w:rPr>
-        <w:t>запис</w:t>
-      </w:r>
-      <w:proofErr w:type="spellEnd"/>
-      <w:r>
-        <w:rPr>
-          <w:bCs/>
-          <w:sz w:val="28"/>
-          <w:szCs w:val="28"/>
-        </w:rPr>
-        <w:t xml:space="preserve"> </w:t>
-      </w:r>
-      <w:proofErr w:type="spellStart"/>
-      <w:r>
-        <w:rPr>
-          <w:bCs/>
-          <w:sz w:val="28"/>
-          <w:szCs w:val="28"/>
-        </w:rPr>
-        <w:t>за</w:t>
-      </w:r>
-      <w:proofErr w:type="spellEnd"/>
-      <w:r>
-        <w:rPr>
-          <w:bCs/>
-          <w:sz w:val="28"/>
-          <w:szCs w:val="28"/>
-        </w:rPr>
-        <w:t xml:space="preserve"> </w:t>
-      </w:r>
-      <w:proofErr w:type="spellStart"/>
-      <w:r>
-        <w:rPr>
-          <w:bCs/>
-          <w:sz w:val="28"/>
-          <w:szCs w:val="28"/>
-        </w:rPr>
-        <w:t>допомогою</w:t>
-      </w:r>
-      <w:proofErr w:type="spellEnd"/>
-      <w:r>
-        <w:rPr>
-          <w:bCs/>
-          <w:sz w:val="28"/>
-          <w:szCs w:val="28"/>
-        </w:rPr>
-        <w:t xml:space="preserve"> </w:t>
-      </w:r>
-      <w:proofErr w:type="spellStart"/>
-      <w:r>
-        <w:rPr>
-          <w:bCs/>
-          <w:sz w:val="28"/>
-          <w:szCs w:val="28"/>
-        </w:rPr>
-        <w:t>командного</w:t>
-      </w:r>
-      <w:proofErr w:type="spellEnd"/>
-      <w:r>
-        <w:rPr>
-          <w:bCs/>
-          <w:sz w:val="28"/>
-          <w:szCs w:val="28"/>
-        </w:rPr>
-        <w:t xml:space="preserve"> </w:t>
-      </w:r>
-      <w:proofErr w:type="spellStart"/>
-      <w:r>
-        <w:rPr>
-          <w:bCs/>
-          <w:sz w:val="28"/>
-          <w:szCs w:val="28"/>
-        </w:rPr>
-        <w:t>рядка</w:t>
-      </w:r>
-      <w:proofErr w:type="spellEnd"/>
+        <w:t xml:space="preserve">Рис. </w:t>
+      </w:r>
+      <w:r>
+        <w:rPr>
+          <w:bCs/>
+          <w:sz w:val="28"/>
+          <w:szCs w:val="28"/>
+          <w:lang w:val="en-US"/>
+        </w:rPr>
+        <w:t>9</w:t>
+      </w:r>
+      <w:r>
+        <w:rPr>
+          <w:bCs/>
+          <w:sz w:val="28"/>
+          <w:szCs w:val="28"/>
+          <w:lang w:val="uk-UA"/>
+        </w:rPr>
+        <w:t xml:space="preserve">. </w:t>
+      </w:r>
+      <w:r>
+        <w:rPr>
+          <w:bCs/>
+          <w:sz w:val="28"/>
+          <w:szCs w:val="28"/>
+        </w:rPr>
+        <w:t>Вивід відомостей про обліковий запис за допомогою командного рядка</w:t>
+      </w:r>
     </w:p>
     <w:p>
       <w:pPr>
@@ -5952,7 +2953,6 @@
           <w:lang w:val="uk-UA"/>
         </w:rPr>
       </w:pPr>
-      <w:proofErr w:type="spellStart"/>
       <w:r>
         <w:rPr>
           <w:rFonts w:ascii="Times New Roman" w:hAnsi="Times New Roman"/>
@@ -5961,18 +2961,7 @@
           <w:szCs w:val="28"/>
           <w:lang w:val="en-GB"/>
         </w:rPr>
-        <w:t>Утилітою</w:t>
-      </w:r>
-      <w:proofErr w:type="spellEnd"/>
-      <w:r>
-        <w:rPr>
-          <w:rFonts w:ascii="Times New Roman" w:hAnsi="Times New Roman"/>
-          <w:b/>
-          <w:sz w:val="28"/>
-          <w:szCs w:val="28"/>
-          <w:lang w:val="en-GB"/>
-        </w:rPr>
-        <w:t xml:space="preserve"> </w:t>
+        <w:t xml:space="preserve">Утилітою </w:t>
       </w:r>
       <w:r>
         <w:rPr>
@@ -5984,33 +2973,28 @@
           <w:szCs w:val="28"/>
           <w:lang w:val="en-GB"/>
         </w:rPr>
-        <w:t xml:space="preserve">net </w:t>
-      </w:r>
-      <w:proofErr w:type="spellStart"/>
+        <w:t>net localgroup</w:t>
+      </w:r>
       <w:r>
         <w:rPr>
           <w:rFonts w:ascii="Times New Roman" w:hAnsi="Times New Roman"/>
           <w:b/>
-          <w:i/>
-          <w:iCs/>
           <w:sz w:val="28"/>
           <w:szCs w:val="28"/>
           <w:lang w:val="en-GB"/>
         </w:rPr>
-        <w:t>localgroup</w:t>
-      </w:r>
-      <w:proofErr w:type="spellEnd"/>
+        <w:t xml:space="preserve"> створи</w:t>
+      </w:r>
       <w:r>
         <w:rPr>
           <w:rFonts w:ascii="Times New Roman" w:hAnsi="Times New Roman"/>
           <w:b/>
           <w:sz w:val="28"/>
           <w:szCs w:val="28"/>
-          <w:lang w:val="en-GB"/>
-        </w:rPr>
-        <w:t xml:space="preserve"> </w:t>
-      </w:r>
-      <w:proofErr w:type="spellStart"/>
+          <w:lang w:val="uk-UA"/>
+        </w:rPr>
+        <w:t>в</w:t>
+      </w:r>
       <w:r>
         <w:rPr>
           <w:rFonts w:ascii="Times New Roman" w:hAnsi="Times New Roman"/>
@@ -6019,9 +3003,8 @@
           <w:szCs w:val="28"/>
           <w:lang w:val="en-GB"/>
         </w:rPr>
-        <w:t>створи</w:t>
-      </w:r>
-      <w:proofErr w:type="spellEnd"/>
+        <w:t xml:space="preserve"> нову групу, додати до неї користувача та перегляну</w:t>
+      </w:r>
       <w:r>
         <w:rPr>
           <w:rFonts w:ascii="Times New Roman" w:hAnsi="Times New Roman"/>
@@ -6040,206 +3023,8 @@
           <w:szCs w:val="28"/>
           <w:lang w:val="en-GB"/>
         </w:rPr>
-        <w:t xml:space="preserve"> </w:t>
-      </w:r>
-      <w:proofErr w:type="spellStart"/>
-      <w:r>
-        <w:rPr>
-          <w:rFonts w:ascii="Times New Roman" w:hAnsi="Times New Roman"/>
-          <w:b/>
-          <w:sz w:val="28"/>
-          <w:szCs w:val="28"/>
-          <w:lang w:val="en-GB"/>
-        </w:rPr>
-        <w:t>нову</w:t>
-      </w:r>
-      <w:proofErr w:type="spellEnd"/>
-      <w:r>
-        <w:rPr>
-          <w:rFonts w:ascii="Times New Roman" w:hAnsi="Times New Roman"/>
-          <w:b/>
-          <w:sz w:val="28"/>
-          <w:szCs w:val="28"/>
-          <w:lang w:val="en-GB"/>
-        </w:rPr>
-        <w:t xml:space="preserve"> </w:t>
-      </w:r>
-      <w:proofErr w:type="spellStart"/>
-      <w:r>
-        <w:rPr>
-          <w:rFonts w:ascii="Times New Roman" w:hAnsi="Times New Roman"/>
-          <w:b/>
-          <w:sz w:val="28"/>
-          <w:szCs w:val="28"/>
-          <w:lang w:val="en-GB"/>
-        </w:rPr>
-        <w:t>групу</w:t>
-      </w:r>
-      <w:proofErr w:type="spellEnd"/>
-      <w:r>
-        <w:rPr>
-          <w:rFonts w:ascii="Times New Roman" w:hAnsi="Times New Roman"/>
-          <w:b/>
-          <w:sz w:val="28"/>
-          <w:szCs w:val="28"/>
-          <w:lang w:val="en-GB"/>
-        </w:rPr>
-        <w:t xml:space="preserve">, </w:t>
-      </w:r>
-      <w:proofErr w:type="spellStart"/>
-      <w:r>
-        <w:rPr>
-          <w:rFonts w:ascii="Times New Roman" w:hAnsi="Times New Roman"/>
-          <w:b/>
-          <w:sz w:val="28"/>
-          <w:szCs w:val="28"/>
-          <w:lang w:val="en-GB"/>
-        </w:rPr>
-        <w:t>додати</w:t>
-      </w:r>
-      <w:proofErr w:type="spellEnd"/>
-      <w:r>
-        <w:rPr>
-          <w:rFonts w:ascii="Times New Roman" w:hAnsi="Times New Roman"/>
-          <w:b/>
-          <w:sz w:val="28"/>
-          <w:szCs w:val="28"/>
-          <w:lang w:val="en-GB"/>
-        </w:rPr>
-        <w:t xml:space="preserve"> до </w:t>
-      </w:r>
-      <w:proofErr w:type="spellStart"/>
-      <w:r>
-        <w:rPr>
-          <w:rFonts w:ascii="Times New Roman" w:hAnsi="Times New Roman"/>
-          <w:b/>
-          <w:sz w:val="28"/>
-          <w:szCs w:val="28"/>
-          <w:lang w:val="en-GB"/>
-        </w:rPr>
-        <w:t>неї</w:t>
-      </w:r>
-      <w:proofErr w:type="spellEnd"/>
-      <w:r>
-        <w:rPr>
-          <w:rFonts w:ascii="Times New Roman" w:hAnsi="Times New Roman"/>
-          <w:b/>
-          <w:sz w:val="28"/>
-          <w:szCs w:val="28"/>
-          <w:lang w:val="en-GB"/>
-        </w:rPr>
-        <w:t xml:space="preserve"> </w:t>
-      </w:r>
-      <w:proofErr w:type="spellStart"/>
-      <w:r>
-        <w:rPr>
-          <w:rFonts w:ascii="Times New Roman" w:hAnsi="Times New Roman"/>
-          <w:b/>
-          <w:sz w:val="28"/>
-          <w:szCs w:val="28"/>
-          <w:lang w:val="en-GB"/>
-        </w:rPr>
-        <w:t>користувача</w:t>
-      </w:r>
-      <w:proofErr w:type="spellEnd"/>
-      <w:r>
-        <w:rPr>
-          <w:rFonts w:ascii="Times New Roman" w:hAnsi="Times New Roman"/>
-          <w:b/>
-          <w:sz w:val="28"/>
-          <w:szCs w:val="28"/>
-          <w:lang w:val="en-GB"/>
-        </w:rPr>
-        <w:t xml:space="preserve"> та </w:t>
-      </w:r>
-      <w:proofErr w:type="spellStart"/>
-      <w:r>
-        <w:rPr>
-          <w:rFonts w:ascii="Times New Roman" w:hAnsi="Times New Roman"/>
-          <w:b/>
-          <w:sz w:val="28"/>
-          <w:szCs w:val="28"/>
-          <w:lang w:val="en-GB"/>
-        </w:rPr>
-        <w:t>перегляну</w:t>
-      </w:r>
-      <w:proofErr w:type="spellEnd"/>
-      <w:r>
-        <w:rPr>
-          <w:rFonts w:ascii="Times New Roman" w:hAnsi="Times New Roman"/>
-          <w:b/>
-          <w:sz w:val="28"/>
-          <w:szCs w:val="28"/>
-          <w:lang w:val="uk-UA"/>
-        </w:rPr>
-        <w:t>в</w:t>
-      </w:r>
-      <w:r>
-        <w:rPr>
-          <w:rFonts w:ascii="Times New Roman" w:hAnsi="Times New Roman"/>
-          <w:b/>
-          <w:sz w:val="28"/>
-          <w:szCs w:val="28"/>
-          <w:lang w:val="en-GB"/>
-        </w:rPr>
-        <w:t xml:space="preserve"> </w:t>
-      </w:r>
-      <w:proofErr w:type="spellStart"/>
-      <w:r>
-        <w:rPr>
-          <w:rFonts w:ascii="Times New Roman" w:hAnsi="Times New Roman"/>
-          <w:b/>
-          <w:sz w:val="28"/>
-          <w:szCs w:val="28"/>
-          <w:lang w:val="en-GB"/>
-        </w:rPr>
-        <w:t>відомості</w:t>
-      </w:r>
-      <w:proofErr w:type="spellEnd"/>
-      <w:r>
-        <w:rPr>
-          <w:rFonts w:ascii="Times New Roman" w:hAnsi="Times New Roman"/>
-          <w:b/>
-          <w:sz w:val="28"/>
-          <w:szCs w:val="28"/>
-          <w:lang w:val="en-GB"/>
-        </w:rPr>
-        <w:t xml:space="preserve"> </w:t>
-      </w:r>
-      <w:proofErr w:type="spellStart"/>
-      <w:r>
-        <w:rPr>
-          <w:rFonts w:ascii="Times New Roman" w:hAnsi="Times New Roman"/>
-          <w:b/>
-          <w:sz w:val="28"/>
-          <w:szCs w:val="28"/>
-          <w:lang w:val="en-GB"/>
-        </w:rPr>
-        <w:t>про</w:t>
-      </w:r>
-      <w:proofErr w:type="spellEnd"/>
-      <w:r>
-        <w:rPr>
-          <w:rFonts w:ascii="Times New Roman" w:hAnsi="Times New Roman"/>
-          <w:b/>
-          <w:sz w:val="28"/>
-          <w:szCs w:val="28"/>
-          <w:lang w:val="en-GB"/>
-        </w:rPr>
-        <w:t xml:space="preserve"> </w:t>
-      </w:r>
-      <w:proofErr w:type="spellStart"/>
-      <w:r>
-        <w:rPr>
-          <w:rFonts w:ascii="Times New Roman" w:hAnsi="Times New Roman"/>
-          <w:b/>
-          <w:sz w:val="28"/>
-          <w:szCs w:val="28"/>
-          <w:lang w:val="en-GB"/>
-        </w:rPr>
-        <w:t>групу</w:t>
-      </w:r>
-      <w:proofErr w:type="spellEnd"/>
+        <w:t xml:space="preserve"> відомості про групу</w:t>
+      </w:r>
       <w:r>
         <w:rPr>
           <w:rFonts w:ascii="Times New Roman" w:hAnsi="Times New Roman"/>
@@ -6335,152 +3120,38 @@
           <w:szCs w:val="28"/>
           <w:lang w:val="uk-UA"/>
         </w:rPr>
-        <w:t xml:space="preserve">Рис. . </w:t>
-      </w:r>
-      <w:proofErr w:type="spellStart"/>
+        <w:t xml:space="preserve">Рис. </w:t>
+      </w:r>
       <w:r>
         <w:rPr>
           <w:rFonts w:ascii="Times New Roman" w:hAnsi="Times New Roman"/>
           <w:bCs/>
           <w:sz w:val="28"/>
           <w:szCs w:val="28"/>
+          <w:lang w:val="en-US"/>
+        </w:rPr>
+        <w:t>10</w:t>
+      </w:r>
+      <w:r>
+        <w:rPr>
+          <w:rFonts w:ascii="Times New Roman" w:hAnsi="Times New Roman"/>
+          <w:bCs/>
+          <w:sz w:val="28"/>
+          <w:szCs w:val="28"/>
+          <w:lang w:val="uk-UA"/>
+        </w:rPr>
+        <w:t xml:space="preserve">. </w:t>
+      </w:r>
+      <w:r>
+        <w:rPr>
+          <w:rFonts w:ascii="Times New Roman" w:hAnsi="Times New Roman"/>
+          <w:bCs/>
+          <w:sz w:val="28"/>
+          <w:szCs w:val="28"/>
           <w:lang w:val="en-GB"/>
         </w:rPr>
-        <w:t>Управління</w:t>
-      </w:r>
-      <w:proofErr w:type="spellEnd"/>
-      <w:r>
-        <w:rPr>
-          <w:rFonts w:ascii="Times New Roman" w:hAnsi="Times New Roman"/>
-          <w:bCs/>
-          <w:sz w:val="28"/>
-          <w:szCs w:val="28"/>
-          <w:lang w:val="en-GB"/>
-        </w:rPr>
-        <w:t xml:space="preserve"> </w:t>
-      </w:r>
-      <w:proofErr w:type="spellStart"/>
-      <w:r>
-        <w:rPr>
-          <w:rFonts w:ascii="Times New Roman" w:hAnsi="Times New Roman"/>
-          <w:bCs/>
-          <w:sz w:val="28"/>
-          <w:szCs w:val="28"/>
-          <w:lang w:val="en-GB"/>
-        </w:rPr>
-        <w:t>локальними</w:t>
-      </w:r>
-      <w:proofErr w:type="spellEnd"/>
-      <w:r>
-        <w:rPr>
-          <w:rFonts w:ascii="Times New Roman" w:hAnsi="Times New Roman"/>
-          <w:bCs/>
-          <w:sz w:val="28"/>
-          <w:szCs w:val="28"/>
-          <w:lang w:val="en-GB"/>
-        </w:rPr>
-        <w:t xml:space="preserve"> </w:t>
-      </w:r>
-      <w:proofErr w:type="spellStart"/>
-      <w:r>
-        <w:rPr>
-          <w:rFonts w:ascii="Times New Roman" w:hAnsi="Times New Roman"/>
-          <w:bCs/>
-          <w:sz w:val="28"/>
-          <w:szCs w:val="28"/>
-          <w:lang w:val="en-GB"/>
-        </w:rPr>
-        <w:t>групами</w:t>
-      </w:r>
-      <w:proofErr w:type="spellEnd"/>
-      <w:r>
-        <w:rPr>
-          <w:rFonts w:ascii="Times New Roman" w:hAnsi="Times New Roman"/>
-          <w:bCs/>
-          <w:sz w:val="28"/>
-          <w:szCs w:val="28"/>
-          <w:lang w:val="en-GB"/>
-        </w:rPr>
-        <w:t xml:space="preserve"> </w:t>
-      </w:r>
-      <w:proofErr w:type="spellStart"/>
-      <w:r>
-        <w:rPr>
-          <w:rFonts w:ascii="Times New Roman" w:hAnsi="Times New Roman"/>
-          <w:bCs/>
-          <w:sz w:val="28"/>
-          <w:szCs w:val="28"/>
-          <w:lang w:val="en-GB"/>
-        </w:rPr>
-        <w:t>за</w:t>
-      </w:r>
-      <w:proofErr w:type="spellEnd"/>
-      <w:r>
-        <w:rPr>
-          <w:rFonts w:ascii="Times New Roman" w:hAnsi="Times New Roman"/>
-          <w:bCs/>
-          <w:sz w:val="28"/>
-          <w:szCs w:val="28"/>
-          <w:lang w:val="en-GB"/>
-        </w:rPr>
-        <w:t xml:space="preserve"> </w:t>
-      </w:r>
-      <w:proofErr w:type="spellStart"/>
-      <w:r>
-        <w:rPr>
-          <w:rFonts w:ascii="Times New Roman" w:hAnsi="Times New Roman"/>
-          <w:bCs/>
-          <w:sz w:val="28"/>
-          <w:szCs w:val="28"/>
-          <w:lang w:val="en-GB"/>
-        </w:rPr>
-        <w:t>допомогою</w:t>
-      </w:r>
-      <w:proofErr w:type="spellEnd"/>
-      <w:r>
-        <w:rPr>
-          <w:rFonts w:ascii="Times New Roman" w:hAnsi="Times New Roman"/>
-          <w:bCs/>
-          <w:sz w:val="28"/>
-          <w:szCs w:val="28"/>
-          <w:lang w:val="en-GB"/>
-        </w:rPr>
-        <w:t xml:space="preserve"> </w:t>
-      </w:r>
-      <w:proofErr w:type="spellStart"/>
-      <w:r>
-        <w:rPr>
-          <w:rFonts w:ascii="Times New Roman" w:hAnsi="Times New Roman"/>
-          <w:bCs/>
-          <w:sz w:val="28"/>
-          <w:szCs w:val="28"/>
-          <w:lang w:val="en-GB"/>
-        </w:rPr>
-        <w:t>командного</w:t>
-      </w:r>
-      <w:proofErr w:type="spellEnd"/>
-      <w:r>
-        <w:rPr>
-          <w:rFonts w:ascii="Times New Roman" w:hAnsi="Times New Roman"/>
-          <w:bCs/>
-          <w:sz w:val="28"/>
-          <w:szCs w:val="28"/>
-          <w:lang w:val="en-GB"/>
-        </w:rPr>
-        <w:t xml:space="preserve"> </w:t>
-      </w:r>
-      <w:proofErr w:type="spellStart"/>
-      <w:r>
-        <w:rPr>
-          <w:rFonts w:ascii="Times New Roman" w:hAnsi="Times New Roman"/>
-          <w:bCs/>
-          <w:sz w:val="28"/>
-          <w:szCs w:val="28"/>
-          <w:lang w:val="en-GB"/>
-        </w:rPr>
-        <w:t>рядка</w:t>
-      </w:r>
-      <w:proofErr w:type="spellEnd"/>
+        <w:t>Управління локальними групами за допомогою командного рядка</w:t>
+      </w:r>
     </w:p>
     <w:p>
       <w:pPr>
@@ -6528,7 +3199,6 @@
         <w:lastRenderedPageBreak/>
         <w:t>С</w:t>
       </w:r>
-      <w:proofErr w:type="spellStart"/>
       <w:r>
         <w:rPr>
           <w:rFonts w:ascii="Times New Roman" w:hAnsi="Times New Roman"/>
@@ -6539,7 +3209,6 @@
         </w:rPr>
         <w:t>твори</w:t>
       </w:r>
-      <w:proofErr w:type="spellEnd"/>
       <w:r>
         <w:rPr>
           <w:rFonts w:ascii="Times New Roman" w:hAnsi="Times New Roman"/>
@@ -6558,20 +3227,18 @@
           <w:szCs w:val="28"/>
           <w:lang w:val="en-GB"/>
         </w:rPr>
-        <w:t xml:space="preserve"> </w:t>
-      </w:r>
-      <w:proofErr w:type="spellStart"/>
+        <w:t xml:space="preserve"> переміщуваний профіль користувача, скопіюва</w:t>
+      </w:r>
       <w:r>
         <w:rPr>
           <w:rFonts w:ascii="Times New Roman" w:hAnsi="Times New Roman"/>
           <w:b/>
           <w:sz w:val="28"/>
           <w:szCs w:val="28"/>
-          <w:lang w:val="en-GB"/>
-        </w:rPr>
-        <w:t>переміщуваний</w:t>
-      </w:r>
-      <w:proofErr w:type="spellEnd"/>
+          <w:lang w:val="uk-UA"/>
+        </w:rPr>
+        <w:t>в</w:t>
+      </w:r>
       <w:r>
         <w:rPr>
           <w:rFonts w:ascii="Times New Roman" w:hAnsi="Times New Roman"/>
@@ -6580,20 +3247,18 @@
           <w:szCs w:val="28"/>
           <w:lang w:val="en-GB"/>
         </w:rPr>
-        <w:t xml:space="preserve"> </w:t>
-      </w:r>
-      <w:proofErr w:type="spellStart"/>
+        <w:t xml:space="preserve"> профіль за замовчуванням і зада</w:t>
+      </w:r>
       <w:r>
         <w:rPr>
           <w:rFonts w:ascii="Times New Roman" w:hAnsi="Times New Roman"/>
           <w:b/>
           <w:sz w:val="28"/>
           <w:szCs w:val="28"/>
-          <w:lang w:val="en-GB"/>
-        </w:rPr>
-        <w:t>профіль</w:t>
-      </w:r>
-      <w:proofErr w:type="spellEnd"/>
+          <w:lang w:val="uk-UA"/>
+        </w:rPr>
+        <w:t>в</w:t>
+      </w:r>
       <w:r>
         <w:rPr>
           <w:rFonts w:ascii="Times New Roman" w:hAnsi="Times New Roman"/>
@@ -6602,269 +3267,7 @@
           <w:szCs w:val="28"/>
           <w:lang w:val="en-GB"/>
         </w:rPr>
-        <w:t xml:space="preserve"> </w:t>
-      </w:r>
-      <w:proofErr w:type="spellStart"/>
-      <w:r>
-        <w:rPr>
-          <w:rFonts w:ascii="Times New Roman" w:hAnsi="Times New Roman"/>
-          <w:b/>
-          <w:sz w:val="28"/>
-          <w:szCs w:val="28"/>
-          <w:lang w:val="en-GB"/>
-        </w:rPr>
-        <w:t>користувача</w:t>
-      </w:r>
-      <w:proofErr w:type="spellEnd"/>
-      <w:r>
-        <w:rPr>
-          <w:rFonts w:ascii="Times New Roman" w:hAnsi="Times New Roman"/>
-          <w:b/>
-          <w:sz w:val="28"/>
-          <w:szCs w:val="28"/>
-          <w:lang w:val="en-GB"/>
-        </w:rPr>
-        <w:t xml:space="preserve">, </w:t>
-      </w:r>
-      <w:proofErr w:type="spellStart"/>
-      <w:r>
-        <w:rPr>
-          <w:rFonts w:ascii="Times New Roman" w:hAnsi="Times New Roman"/>
-          <w:b/>
-          <w:sz w:val="28"/>
-          <w:szCs w:val="28"/>
-          <w:lang w:val="en-GB"/>
-        </w:rPr>
-        <w:t>скопіюва</w:t>
-      </w:r>
-      <w:proofErr w:type="spellEnd"/>
-      <w:r>
-        <w:rPr>
-          <w:rFonts w:ascii="Times New Roman" w:hAnsi="Times New Roman"/>
-          <w:b/>
-          <w:sz w:val="28"/>
-          <w:szCs w:val="28"/>
-          <w:lang w:val="uk-UA"/>
-        </w:rPr>
-        <w:t>в</w:t>
-      </w:r>
-      <w:r>
-        <w:rPr>
-          <w:rFonts w:ascii="Times New Roman" w:hAnsi="Times New Roman"/>
-          <w:b/>
-          <w:sz w:val="28"/>
-          <w:szCs w:val="28"/>
-          <w:lang w:val="en-GB"/>
-        </w:rPr>
-        <w:t xml:space="preserve"> </w:t>
-      </w:r>
-      <w:proofErr w:type="spellStart"/>
-      <w:r>
-        <w:rPr>
-          <w:rFonts w:ascii="Times New Roman" w:hAnsi="Times New Roman"/>
-          <w:b/>
-          <w:sz w:val="28"/>
-          <w:szCs w:val="28"/>
-          <w:lang w:val="en-GB"/>
-        </w:rPr>
-        <w:t>профіль</w:t>
-      </w:r>
-      <w:proofErr w:type="spellEnd"/>
-      <w:r>
-        <w:rPr>
-          <w:rFonts w:ascii="Times New Roman" w:hAnsi="Times New Roman"/>
-          <w:b/>
-          <w:sz w:val="28"/>
-          <w:szCs w:val="28"/>
-          <w:lang w:val="en-GB"/>
-        </w:rPr>
-        <w:t xml:space="preserve"> </w:t>
-      </w:r>
-      <w:proofErr w:type="spellStart"/>
-      <w:r>
-        <w:rPr>
-          <w:rFonts w:ascii="Times New Roman" w:hAnsi="Times New Roman"/>
-          <w:b/>
-          <w:sz w:val="28"/>
-          <w:szCs w:val="28"/>
-          <w:lang w:val="en-GB"/>
-        </w:rPr>
-        <w:t>за</w:t>
-      </w:r>
-      <w:proofErr w:type="spellEnd"/>
-      <w:r>
-        <w:rPr>
-          <w:rFonts w:ascii="Times New Roman" w:hAnsi="Times New Roman"/>
-          <w:b/>
-          <w:sz w:val="28"/>
-          <w:szCs w:val="28"/>
-          <w:lang w:val="en-GB"/>
-        </w:rPr>
-        <w:t xml:space="preserve"> </w:t>
-      </w:r>
-      <w:proofErr w:type="spellStart"/>
-      <w:r>
-        <w:rPr>
-          <w:rFonts w:ascii="Times New Roman" w:hAnsi="Times New Roman"/>
-          <w:b/>
-          <w:sz w:val="28"/>
-          <w:szCs w:val="28"/>
-          <w:lang w:val="en-GB"/>
-        </w:rPr>
-        <w:t>замовчуванням</w:t>
-      </w:r>
-      <w:proofErr w:type="spellEnd"/>
-      <w:r>
-        <w:rPr>
-          <w:rFonts w:ascii="Times New Roman" w:hAnsi="Times New Roman"/>
-          <w:b/>
-          <w:sz w:val="28"/>
-          <w:szCs w:val="28"/>
-          <w:lang w:val="en-GB"/>
-        </w:rPr>
-        <w:t xml:space="preserve"> і </w:t>
-      </w:r>
-      <w:proofErr w:type="spellStart"/>
-      <w:r>
-        <w:rPr>
-          <w:rFonts w:ascii="Times New Roman" w:hAnsi="Times New Roman"/>
-          <w:b/>
-          <w:sz w:val="28"/>
-          <w:szCs w:val="28"/>
-          <w:lang w:val="en-GB"/>
-        </w:rPr>
-        <w:t>зада</w:t>
-      </w:r>
-      <w:proofErr w:type="spellEnd"/>
-      <w:r>
-        <w:rPr>
-          <w:rFonts w:ascii="Times New Roman" w:hAnsi="Times New Roman"/>
-          <w:b/>
-          <w:sz w:val="28"/>
-          <w:szCs w:val="28"/>
-          <w:lang w:val="uk-UA"/>
-        </w:rPr>
-        <w:t>в</w:t>
-      </w:r>
-      <w:r>
-        <w:rPr>
-          <w:rFonts w:ascii="Times New Roman" w:hAnsi="Times New Roman"/>
-          <w:b/>
-          <w:sz w:val="28"/>
-          <w:szCs w:val="28"/>
-          <w:lang w:val="en-GB"/>
-        </w:rPr>
-        <w:t xml:space="preserve"> </w:t>
-      </w:r>
-      <w:proofErr w:type="spellStart"/>
-      <w:r>
-        <w:rPr>
-          <w:rFonts w:ascii="Times New Roman" w:hAnsi="Times New Roman"/>
-          <w:b/>
-          <w:sz w:val="28"/>
-          <w:szCs w:val="28"/>
-          <w:lang w:val="en-GB"/>
-        </w:rPr>
-        <w:t>шлях</w:t>
-      </w:r>
-      <w:proofErr w:type="spellEnd"/>
-      <w:r>
-        <w:rPr>
-          <w:rFonts w:ascii="Times New Roman" w:hAnsi="Times New Roman"/>
-          <w:b/>
-          <w:sz w:val="28"/>
-          <w:szCs w:val="28"/>
-          <w:lang w:val="en-GB"/>
-        </w:rPr>
-        <w:t xml:space="preserve"> </w:t>
-      </w:r>
-      <w:proofErr w:type="spellStart"/>
-      <w:r>
-        <w:rPr>
-          <w:rFonts w:ascii="Times New Roman" w:hAnsi="Times New Roman"/>
-          <w:b/>
-          <w:sz w:val="28"/>
-          <w:szCs w:val="28"/>
-          <w:lang w:val="en-GB"/>
-        </w:rPr>
-        <w:t>профілю</w:t>
-      </w:r>
-      <w:proofErr w:type="spellEnd"/>
-      <w:r>
-        <w:rPr>
-          <w:rFonts w:ascii="Times New Roman" w:hAnsi="Times New Roman"/>
-          <w:b/>
-          <w:sz w:val="28"/>
-          <w:szCs w:val="28"/>
-          <w:lang w:val="en-GB"/>
-        </w:rPr>
-        <w:t xml:space="preserve"> у </w:t>
-      </w:r>
-      <w:proofErr w:type="spellStart"/>
-      <w:r>
-        <w:rPr>
-          <w:rFonts w:ascii="Times New Roman" w:hAnsi="Times New Roman"/>
-          <w:b/>
-          <w:sz w:val="28"/>
-          <w:szCs w:val="28"/>
-          <w:lang w:val="en-GB"/>
-        </w:rPr>
-        <w:t>властивостях</w:t>
-      </w:r>
-      <w:proofErr w:type="spellEnd"/>
-      <w:r>
-        <w:rPr>
-          <w:rFonts w:ascii="Times New Roman" w:hAnsi="Times New Roman"/>
-          <w:b/>
-          <w:sz w:val="28"/>
-          <w:szCs w:val="28"/>
-          <w:lang w:val="en-GB"/>
-        </w:rPr>
-        <w:t xml:space="preserve"> </w:t>
-      </w:r>
-      <w:proofErr w:type="spellStart"/>
-      <w:r>
-        <w:rPr>
-          <w:rFonts w:ascii="Times New Roman" w:hAnsi="Times New Roman"/>
-          <w:b/>
-          <w:sz w:val="28"/>
-          <w:szCs w:val="28"/>
-          <w:lang w:val="en-GB"/>
-        </w:rPr>
-        <w:t>облікового</w:t>
-      </w:r>
-      <w:proofErr w:type="spellEnd"/>
-      <w:r>
-        <w:rPr>
-          <w:rFonts w:ascii="Times New Roman" w:hAnsi="Times New Roman"/>
-          <w:b/>
-          <w:sz w:val="28"/>
-          <w:szCs w:val="28"/>
-          <w:lang w:val="en-GB"/>
-        </w:rPr>
-        <w:t xml:space="preserve"> </w:t>
-      </w:r>
-      <w:proofErr w:type="spellStart"/>
-      <w:r>
-        <w:rPr>
-          <w:rFonts w:ascii="Times New Roman" w:hAnsi="Times New Roman"/>
-          <w:b/>
-          <w:sz w:val="28"/>
-          <w:szCs w:val="28"/>
-          <w:lang w:val="en-GB"/>
-        </w:rPr>
-        <w:t>запису</w:t>
-      </w:r>
-      <w:proofErr w:type="spellEnd"/>
-      <w:r>
-        <w:rPr>
-          <w:rFonts w:ascii="Times New Roman" w:hAnsi="Times New Roman"/>
-          <w:b/>
-          <w:sz w:val="28"/>
-          <w:szCs w:val="28"/>
-          <w:lang w:val="en-GB"/>
-        </w:rPr>
-        <w:t>.</w:t>
+        <w:t xml:space="preserve"> шлях профілю у властивостях облікового запису.</w:t>
       </w:r>
     </w:p>
     <w:p>
@@ -6937,49 +3340,31 @@
           <w:szCs w:val="28"/>
           <w:lang w:val="uk-UA"/>
         </w:rPr>
-        <w:t xml:space="preserve">Рис. . </w:t>
-      </w:r>
-      <w:proofErr w:type="spellStart"/>
-      <w:r>
-        <w:rPr>
-          <w:sz w:val="28"/>
-          <w:szCs w:val="28"/>
-        </w:rPr>
-        <w:t>Копіювання</w:t>
-      </w:r>
-      <w:proofErr w:type="spellEnd"/>
-      <w:r>
-        <w:rPr>
-          <w:sz w:val="28"/>
-          <w:szCs w:val="28"/>
-        </w:rPr>
-        <w:t xml:space="preserve"> </w:t>
-      </w:r>
-      <w:proofErr w:type="spellStart"/>
-      <w:r>
-        <w:rPr>
-          <w:sz w:val="28"/>
-          <w:szCs w:val="28"/>
-        </w:rPr>
-        <w:t>профілю</w:t>
-      </w:r>
-      <w:proofErr w:type="spellEnd"/>
-      <w:r>
-        <w:rPr>
-          <w:sz w:val="28"/>
-          <w:szCs w:val="28"/>
-        </w:rPr>
-        <w:t xml:space="preserve"> </w:t>
-      </w:r>
-      <w:proofErr w:type="spellStart"/>
-      <w:r>
-        <w:rPr>
-          <w:sz w:val="28"/>
-          <w:szCs w:val="28"/>
-        </w:rPr>
-        <w:t>користувача</w:t>
-      </w:r>
-      <w:proofErr w:type="spellEnd"/>
+        <w:t xml:space="preserve">Рис. </w:t>
+      </w:r>
+      <w:r>
+        <w:rPr>
+          <w:sz w:val="28"/>
+          <w:szCs w:val="28"/>
+          <w:lang w:val="en-US"/>
+        </w:rPr>
+        <w:t>11</w:t>
+      </w:r>
+      <w:r>
+        <w:rPr>
+          <w:sz w:val="28"/>
+          <w:szCs w:val="28"/>
+          <w:lang w:val="uk-UA"/>
+        </w:rPr>
+        <w:t xml:space="preserve">. </w:t>
+      </w:r>
+      <w:r>
+        <w:rPr>
+          <w:sz w:val="28"/>
+          <w:szCs w:val="28"/>
+        </w:rPr>
+        <w:t>Копіювання профілю користувача</w:t>
+      </w:r>
     </w:p>
     <w:p>
       <w:pPr>
@@ -7059,67 +3444,25 @@
         <w:rPr>
           <w:sz w:val="28"/>
           <w:szCs w:val="28"/>
+          <w:lang w:val="en-US"/>
+        </w:rPr>
+        <w:t>12</w:t>
+      </w:r>
+      <w:r>
+        <w:rPr>
+          <w:sz w:val="28"/>
+          <w:szCs w:val="28"/>
           <w:lang w:val="uk-UA"/>
         </w:rPr>
         <w:t xml:space="preserve">. </w:t>
       </w:r>
-      <w:proofErr w:type="spellStart"/>
-      <w:r>
-        <w:rPr>
-          <w:sz w:val="28"/>
-          <w:szCs w:val="28"/>
-        </w:rPr>
-        <w:t>Налаштування</w:t>
-      </w:r>
-      <w:proofErr w:type="spellEnd"/>
-      <w:r>
-        <w:rPr>
-          <w:sz w:val="28"/>
-          <w:szCs w:val="28"/>
-        </w:rPr>
-        <w:t xml:space="preserve"> </w:t>
-      </w:r>
-      <w:proofErr w:type="spellStart"/>
-      <w:r>
-        <w:rPr>
-          <w:sz w:val="28"/>
-          <w:szCs w:val="28"/>
-        </w:rPr>
-        <w:t>переміщуваного</w:t>
-      </w:r>
-      <w:proofErr w:type="spellEnd"/>
-      <w:r>
-        <w:rPr>
-          <w:sz w:val="28"/>
-          <w:szCs w:val="28"/>
-        </w:rPr>
-        <w:t xml:space="preserve"> </w:t>
-      </w:r>
-      <w:proofErr w:type="spellStart"/>
-      <w:r>
-        <w:rPr>
-          <w:sz w:val="28"/>
-          <w:szCs w:val="28"/>
-        </w:rPr>
-        <w:t>профілю</w:t>
-      </w:r>
-      <w:proofErr w:type="spellEnd"/>
-      <w:r>
-        <w:rPr>
-          <w:sz w:val="28"/>
-          <w:szCs w:val="28"/>
-        </w:rPr>
-        <w:t xml:space="preserve"> </w:t>
-      </w:r>
-      <w:proofErr w:type="spellStart"/>
-      <w:r>
-        <w:rPr>
-          <w:sz w:val="28"/>
-          <w:szCs w:val="28"/>
-        </w:rPr>
-        <w:t>користувача</w:t>
-      </w:r>
-      <w:proofErr w:type="spellEnd"/>
+      <w:r>
+        <w:rPr>
+          <w:sz w:val="28"/>
+          <w:szCs w:val="28"/>
+        </w:rPr>
+        <w:t>Налаштування переміщуваного профілю користувача</w:t>
+      </w:r>
     </w:p>
     <w:p>
       <w:pPr>
@@ -7201,27 +3544,32 @@
           <w:szCs w:val="28"/>
           <w:lang w:val="uk-UA"/>
         </w:rPr>
-        <w:t xml:space="preserve">Рис. . Зробив користувача </w:t>
-      </w:r>
-      <w:proofErr w:type="spellStart"/>
-      <w:r>
-        <w:rPr>
-          <w:sz w:val="28"/>
-          <w:szCs w:val="28"/>
-          <w:lang w:val="uk-UA"/>
-        </w:rPr>
-        <w:t>обов</w:t>
-      </w:r>
-      <w:proofErr w:type="spellEnd"/>
+        <w:t xml:space="preserve">Рис. </w:t>
+      </w:r>
       <w:r>
         <w:rPr>
           <w:sz w:val="28"/>
           <w:szCs w:val="28"/>
           <w:lang w:val="en-US"/>
         </w:rPr>
+        <w:t>13</w:t>
+      </w:r>
+      <w:r>
+        <w:rPr>
+          <w:sz w:val="28"/>
+          <w:szCs w:val="28"/>
+          <w:lang w:val="uk-UA"/>
+        </w:rPr>
+        <w:t>. Зробив користувача обов</w:t>
+      </w:r>
+      <w:r>
+        <w:rPr>
+          <w:sz w:val="28"/>
+          <w:szCs w:val="28"/>
+          <w:lang w:val="en-US"/>
+        </w:rPr>
         <w:t>’</w:t>
       </w:r>
-      <w:proofErr w:type="spellStart"/>
       <w:r>
         <w:rPr>
           <w:sz w:val="28"/>
@@ -7230,7 +3578,6 @@
         </w:rPr>
         <w:t>язковим</w:t>
       </w:r>
-      <w:proofErr w:type="spellEnd"/>
     </w:p>
     <w:p>
       <w:pPr>
@@ -7298,925 +3645,7 @@
           <w:sz w:val="28"/>
           <w:szCs w:val="28"/>
         </w:rPr>
-        <w:t xml:space="preserve">У </w:t>
-      </w:r>
-      <w:proofErr w:type="spellStart"/>
-      <w:r>
-        <w:rPr>
-          <w:bCs/>
-          <w:sz w:val="28"/>
-          <w:szCs w:val="28"/>
-        </w:rPr>
-        <w:t>ході</w:t>
-      </w:r>
-      <w:proofErr w:type="spellEnd"/>
-      <w:r>
-        <w:rPr>
-          <w:bCs/>
-          <w:sz w:val="28"/>
-          <w:szCs w:val="28"/>
-        </w:rPr>
-        <w:t xml:space="preserve"> </w:t>
-      </w:r>
-      <w:proofErr w:type="spellStart"/>
-      <w:r>
-        <w:rPr>
-          <w:bCs/>
-          <w:sz w:val="28"/>
-          <w:szCs w:val="28"/>
-        </w:rPr>
-        <w:t>виконання</w:t>
-      </w:r>
-      <w:proofErr w:type="spellEnd"/>
-      <w:r>
-        <w:rPr>
-          <w:bCs/>
-          <w:sz w:val="28"/>
-          <w:szCs w:val="28"/>
-        </w:rPr>
-        <w:t xml:space="preserve"> </w:t>
-      </w:r>
-      <w:proofErr w:type="spellStart"/>
-      <w:r>
-        <w:rPr>
-          <w:bCs/>
-          <w:sz w:val="28"/>
-          <w:szCs w:val="28"/>
-        </w:rPr>
-        <w:t>лабораторної</w:t>
-      </w:r>
-      <w:proofErr w:type="spellEnd"/>
-      <w:r>
-        <w:rPr>
-          <w:bCs/>
-          <w:sz w:val="28"/>
-          <w:szCs w:val="28"/>
-        </w:rPr>
-        <w:t xml:space="preserve"> </w:t>
-      </w:r>
-      <w:proofErr w:type="spellStart"/>
-      <w:r>
-        <w:rPr>
-          <w:bCs/>
-          <w:sz w:val="28"/>
-          <w:szCs w:val="28"/>
-        </w:rPr>
-        <w:t>роботи</w:t>
-      </w:r>
-      <w:proofErr w:type="spellEnd"/>
-      <w:r>
-        <w:rPr>
-          <w:bCs/>
-          <w:sz w:val="28"/>
-          <w:szCs w:val="28"/>
-        </w:rPr>
-        <w:t xml:space="preserve"> </w:t>
-      </w:r>
-      <w:proofErr w:type="spellStart"/>
-      <w:r>
-        <w:rPr>
-          <w:bCs/>
-          <w:sz w:val="28"/>
-          <w:szCs w:val="28"/>
-        </w:rPr>
-        <w:t>було</w:t>
-      </w:r>
-      <w:proofErr w:type="spellEnd"/>
-      <w:r>
-        <w:rPr>
-          <w:bCs/>
-          <w:sz w:val="28"/>
-          <w:szCs w:val="28"/>
-        </w:rPr>
-        <w:t xml:space="preserve"> </w:t>
-      </w:r>
-      <w:proofErr w:type="spellStart"/>
-      <w:r>
-        <w:rPr>
-          <w:bCs/>
-          <w:sz w:val="28"/>
-          <w:szCs w:val="28"/>
-        </w:rPr>
-        <w:t>вивчено</w:t>
-      </w:r>
-      <w:proofErr w:type="spellEnd"/>
-      <w:r>
-        <w:rPr>
-          <w:bCs/>
-          <w:sz w:val="28"/>
-          <w:szCs w:val="28"/>
-        </w:rPr>
-        <w:t xml:space="preserve"> </w:t>
-      </w:r>
-      <w:proofErr w:type="spellStart"/>
-      <w:r>
-        <w:rPr>
-          <w:bCs/>
-          <w:sz w:val="28"/>
-          <w:szCs w:val="28"/>
-        </w:rPr>
-        <w:t>способи</w:t>
-      </w:r>
-      <w:proofErr w:type="spellEnd"/>
-      <w:r>
-        <w:rPr>
-          <w:bCs/>
-          <w:sz w:val="28"/>
-          <w:szCs w:val="28"/>
-        </w:rPr>
-        <w:t xml:space="preserve"> </w:t>
-      </w:r>
-      <w:proofErr w:type="spellStart"/>
-      <w:r>
-        <w:rPr>
-          <w:bCs/>
-          <w:sz w:val="28"/>
-          <w:szCs w:val="28"/>
-        </w:rPr>
-        <w:t>керування</w:t>
-      </w:r>
-      <w:proofErr w:type="spellEnd"/>
-      <w:r>
-        <w:rPr>
-          <w:bCs/>
-          <w:sz w:val="28"/>
-          <w:szCs w:val="28"/>
-        </w:rPr>
-        <w:t xml:space="preserve"> </w:t>
-      </w:r>
-      <w:proofErr w:type="spellStart"/>
-      <w:r>
-        <w:rPr>
-          <w:bCs/>
-          <w:sz w:val="28"/>
-          <w:szCs w:val="28"/>
-        </w:rPr>
-        <w:t>користувачами</w:t>
-      </w:r>
-      <w:proofErr w:type="spellEnd"/>
-      <w:r>
-        <w:rPr>
-          <w:bCs/>
-          <w:sz w:val="28"/>
-          <w:szCs w:val="28"/>
-        </w:rPr>
-        <w:t xml:space="preserve"> та </w:t>
-      </w:r>
-      <w:proofErr w:type="spellStart"/>
-      <w:r>
-        <w:rPr>
-          <w:bCs/>
-          <w:sz w:val="28"/>
-          <w:szCs w:val="28"/>
-        </w:rPr>
-        <w:t>групами</w:t>
-      </w:r>
-      <w:proofErr w:type="spellEnd"/>
-      <w:r>
-        <w:rPr>
-          <w:bCs/>
-          <w:sz w:val="28"/>
-          <w:szCs w:val="28"/>
-        </w:rPr>
-        <w:t xml:space="preserve"> в ОС Windows 10. </w:t>
-      </w:r>
-      <w:proofErr w:type="spellStart"/>
-      <w:r>
-        <w:rPr>
-          <w:bCs/>
-          <w:sz w:val="28"/>
-          <w:szCs w:val="28"/>
-        </w:rPr>
-        <w:t>Створено</w:t>
-      </w:r>
-      <w:proofErr w:type="spellEnd"/>
-      <w:r>
-        <w:rPr>
-          <w:bCs/>
-          <w:sz w:val="28"/>
-          <w:szCs w:val="28"/>
-        </w:rPr>
-        <w:t xml:space="preserve"> </w:t>
-      </w:r>
-      <w:proofErr w:type="spellStart"/>
-      <w:r>
-        <w:rPr>
-          <w:bCs/>
-          <w:sz w:val="28"/>
-          <w:szCs w:val="28"/>
-        </w:rPr>
-        <w:t>облікові</w:t>
-      </w:r>
-      <w:proofErr w:type="spellEnd"/>
-      <w:r>
-        <w:rPr>
-          <w:bCs/>
-          <w:sz w:val="28"/>
-          <w:szCs w:val="28"/>
-        </w:rPr>
-        <w:t xml:space="preserve"> </w:t>
-      </w:r>
-      <w:proofErr w:type="spellStart"/>
-      <w:r>
-        <w:rPr>
-          <w:bCs/>
-          <w:sz w:val="28"/>
-          <w:szCs w:val="28"/>
-        </w:rPr>
-        <w:t>записи</w:t>
-      </w:r>
-      <w:proofErr w:type="spellEnd"/>
-      <w:r>
-        <w:rPr>
-          <w:bCs/>
-          <w:sz w:val="28"/>
-          <w:szCs w:val="28"/>
-        </w:rPr>
-        <w:t xml:space="preserve"> з </w:t>
-      </w:r>
-      <w:proofErr w:type="spellStart"/>
-      <w:r>
-        <w:rPr>
-          <w:bCs/>
-          <w:sz w:val="28"/>
-          <w:szCs w:val="28"/>
-        </w:rPr>
-        <w:t>різними</w:t>
-      </w:r>
-      <w:proofErr w:type="spellEnd"/>
-      <w:r>
-        <w:rPr>
-          <w:bCs/>
-          <w:sz w:val="28"/>
-          <w:szCs w:val="28"/>
-        </w:rPr>
-        <w:t xml:space="preserve"> </w:t>
-      </w:r>
-      <w:proofErr w:type="spellStart"/>
-      <w:r>
-        <w:rPr>
-          <w:bCs/>
-          <w:sz w:val="28"/>
-          <w:szCs w:val="28"/>
-        </w:rPr>
-        <w:t>рівнями</w:t>
-      </w:r>
-      <w:proofErr w:type="spellEnd"/>
-      <w:r>
-        <w:rPr>
-          <w:bCs/>
-          <w:sz w:val="28"/>
-          <w:szCs w:val="28"/>
-        </w:rPr>
-        <w:t xml:space="preserve"> </w:t>
-      </w:r>
-      <w:proofErr w:type="spellStart"/>
-      <w:r>
-        <w:rPr>
-          <w:bCs/>
-          <w:sz w:val="28"/>
-          <w:szCs w:val="28"/>
-        </w:rPr>
-        <w:t>доступу</w:t>
-      </w:r>
-      <w:proofErr w:type="spellEnd"/>
-      <w:r>
-        <w:rPr>
-          <w:bCs/>
-          <w:sz w:val="28"/>
-          <w:szCs w:val="28"/>
-        </w:rPr>
-        <w:t xml:space="preserve">, </w:t>
-      </w:r>
-      <w:proofErr w:type="spellStart"/>
-      <w:r>
-        <w:rPr>
-          <w:bCs/>
-          <w:sz w:val="28"/>
-          <w:szCs w:val="28"/>
-        </w:rPr>
-        <w:t>змінено</w:t>
-      </w:r>
-      <w:proofErr w:type="spellEnd"/>
-      <w:r>
-        <w:rPr>
-          <w:bCs/>
-          <w:sz w:val="28"/>
-          <w:szCs w:val="28"/>
-        </w:rPr>
-        <w:t xml:space="preserve"> </w:t>
-      </w:r>
-      <w:proofErr w:type="spellStart"/>
-      <w:r>
-        <w:rPr>
-          <w:bCs/>
-          <w:sz w:val="28"/>
-          <w:szCs w:val="28"/>
-        </w:rPr>
-        <w:t>паролі</w:t>
-      </w:r>
-      <w:proofErr w:type="spellEnd"/>
-      <w:r>
-        <w:rPr>
-          <w:bCs/>
-          <w:sz w:val="28"/>
-          <w:szCs w:val="28"/>
-        </w:rPr>
-        <w:t xml:space="preserve"> й </w:t>
-      </w:r>
-      <w:proofErr w:type="spellStart"/>
-      <w:r>
-        <w:rPr>
-          <w:bCs/>
-          <w:sz w:val="28"/>
-          <w:szCs w:val="28"/>
-        </w:rPr>
-        <w:t>перевірено</w:t>
-      </w:r>
-      <w:proofErr w:type="spellEnd"/>
-      <w:r>
-        <w:rPr>
-          <w:bCs/>
-          <w:sz w:val="28"/>
-          <w:szCs w:val="28"/>
-        </w:rPr>
-        <w:t xml:space="preserve"> </w:t>
-      </w:r>
-      <w:proofErr w:type="spellStart"/>
-      <w:r>
-        <w:rPr>
-          <w:bCs/>
-          <w:sz w:val="28"/>
-          <w:szCs w:val="28"/>
-        </w:rPr>
-        <w:t>роботу</w:t>
-      </w:r>
-      <w:proofErr w:type="spellEnd"/>
-      <w:r>
-        <w:rPr>
-          <w:bCs/>
-          <w:sz w:val="28"/>
-          <w:szCs w:val="28"/>
-        </w:rPr>
-        <w:t xml:space="preserve"> </w:t>
-      </w:r>
-      <w:proofErr w:type="spellStart"/>
-      <w:r>
-        <w:rPr>
-          <w:bCs/>
-          <w:sz w:val="28"/>
-          <w:szCs w:val="28"/>
-        </w:rPr>
-        <w:t>системних</w:t>
-      </w:r>
-      <w:proofErr w:type="spellEnd"/>
-      <w:r>
-        <w:rPr>
-          <w:bCs/>
-          <w:sz w:val="28"/>
-          <w:szCs w:val="28"/>
-        </w:rPr>
-        <w:t xml:space="preserve"> </w:t>
-      </w:r>
-      <w:proofErr w:type="spellStart"/>
-      <w:r>
-        <w:rPr>
-          <w:bCs/>
-          <w:sz w:val="28"/>
-          <w:szCs w:val="28"/>
-        </w:rPr>
-        <w:t>обмежень</w:t>
-      </w:r>
-      <w:proofErr w:type="spellEnd"/>
-      <w:r>
-        <w:rPr>
-          <w:bCs/>
-          <w:sz w:val="28"/>
-          <w:szCs w:val="28"/>
-        </w:rPr>
-        <w:t xml:space="preserve">. </w:t>
-      </w:r>
-      <w:proofErr w:type="spellStart"/>
-      <w:r>
-        <w:rPr>
-          <w:bCs/>
-          <w:sz w:val="28"/>
-          <w:szCs w:val="28"/>
-        </w:rPr>
-        <w:t>За</w:t>
-      </w:r>
-      <w:proofErr w:type="spellEnd"/>
-      <w:r>
-        <w:rPr>
-          <w:bCs/>
-          <w:sz w:val="28"/>
-          <w:szCs w:val="28"/>
-        </w:rPr>
-        <w:t xml:space="preserve"> </w:t>
-      </w:r>
-      <w:proofErr w:type="spellStart"/>
-      <w:r>
-        <w:rPr>
-          <w:bCs/>
-          <w:sz w:val="28"/>
-          <w:szCs w:val="28"/>
-        </w:rPr>
-        <w:t>допомогою</w:t>
-      </w:r>
-      <w:proofErr w:type="spellEnd"/>
-      <w:r>
-        <w:rPr>
-          <w:bCs/>
-          <w:sz w:val="28"/>
-          <w:szCs w:val="28"/>
-        </w:rPr>
-        <w:t xml:space="preserve"> </w:t>
-      </w:r>
-      <w:proofErr w:type="spellStart"/>
-      <w:r>
-        <w:rPr>
-          <w:bCs/>
-          <w:sz w:val="28"/>
-          <w:szCs w:val="28"/>
-        </w:rPr>
-        <w:t>оснасток</w:t>
-      </w:r>
-      <w:proofErr w:type="spellEnd"/>
-      <w:r>
-        <w:rPr>
-          <w:bCs/>
-          <w:sz w:val="28"/>
-          <w:szCs w:val="28"/>
-        </w:rPr>
-        <w:t xml:space="preserve"> MMC і </w:t>
-      </w:r>
-      <w:proofErr w:type="spellStart"/>
-      <w:r>
-        <w:rPr>
-          <w:bCs/>
-          <w:sz w:val="28"/>
-          <w:szCs w:val="28"/>
-        </w:rPr>
-        <w:t>командного</w:t>
-      </w:r>
-      <w:proofErr w:type="spellEnd"/>
-      <w:r>
-        <w:rPr>
-          <w:bCs/>
-          <w:sz w:val="28"/>
-          <w:szCs w:val="28"/>
-        </w:rPr>
-        <w:t xml:space="preserve"> </w:t>
-      </w:r>
-      <w:proofErr w:type="spellStart"/>
-      <w:r>
-        <w:rPr>
-          <w:bCs/>
-          <w:sz w:val="28"/>
-          <w:szCs w:val="28"/>
-        </w:rPr>
-        <w:t>рядка</w:t>
-      </w:r>
-      <w:proofErr w:type="spellEnd"/>
-      <w:r>
-        <w:rPr>
-          <w:bCs/>
-          <w:sz w:val="28"/>
-          <w:szCs w:val="28"/>
-        </w:rPr>
-        <w:t xml:space="preserve"> </w:t>
-      </w:r>
-      <w:proofErr w:type="spellStart"/>
-      <w:r>
-        <w:rPr>
-          <w:bCs/>
-          <w:sz w:val="28"/>
-          <w:szCs w:val="28"/>
-        </w:rPr>
-        <w:t>реалізовано</w:t>
-      </w:r>
-      <w:proofErr w:type="spellEnd"/>
-      <w:r>
-        <w:rPr>
-          <w:bCs/>
-          <w:sz w:val="28"/>
-          <w:szCs w:val="28"/>
-        </w:rPr>
-        <w:t xml:space="preserve"> </w:t>
-      </w:r>
-      <w:proofErr w:type="spellStart"/>
-      <w:r>
-        <w:rPr>
-          <w:bCs/>
-          <w:sz w:val="28"/>
-          <w:szCs w:val="28"/>
-        </w:rPr>
-        <w:t>керування</w:t>
-      </w:r>
-      <w:proofErr w:type="spellEnd"/>
-      <w:r>
-        <w:rPr>
-          <w:bCs/>
-          <w:sz w:val="28"/>
-          <w:szCs w:val="28"/>
-        </w:rPr>
-        <w:t xml:space="preserve"> </w:t>
-      </w:r>
-      <w:proofErr w:type="spellStart"/>
-      <w:r>
-        <w:rPr>
-          <w:bCs/>
-          <w:sz w:val="28"/>
-          <w:szCs w:val="28"/>
-        </w:rPr>
-        <w:t>групами</w:t>
-      </w:r>
-      <w:proofErr w:type="spellEnd"/>
-      <w:r>
-        <w:rPr>
-          <w:bCs/>
-          <w:sz w:val="28"/>
-          <w:szCs w:val="28"/>
-        </w:rPr>
-        <w:t xml:space="preserve">, </w:t>
-      </w:r>
-      <w:proofErr w:type="spellStart"/>
-      <w:r>
-        <w:rPr>
-          <w:bCs/>
-          <w:sz w:val="28"/>
-          <w:szCs w:val="28"/>
-        </w:rPr>
-        <w:t>термінами</w:t>
-      </w:r>
-      <w:proofErr w:type="spellEnd"/>
-      <w:r>
-        <w:rPr>
-          <w:bCs/>
-          <w:sz w:val="28"/>
-          <w:szCs w:val="28"/>
-        </w:rPr>
-        <w:t xml:space="preserve"> дії </w:t>
-      </w:r>
-      <w:proofErr w:type="spellStart"/>
-      <w:r>
-        <w:rPr>
-          <w:bCs/>
-          <w:sz w:val="28"/>
-          <w:szCs w:val="28"/>
-        </w:rPr>
-        <w:t>облікових</w:t>
-      </w:r>
-      <w:proofErr w:type="spellEnd"/>
-      <w:r>
-        <w:rPr>
-          <w:bCs/>
-          <w:sz w:val="28"/>
-          <w:szCs w:val="28"/>
-        </w:rPr>
-        <w:t xml:space="preserve"> </w:t>
-      </w:r>
-      <w:proofErr w:type="spellStart"/>
-      <w:r>
-        <w:rPr>
-          <w:bCs/>
-          <w:sz w:val="28"/>
-          <w:szCs w:val="28"/>
-        </w:rPr>
-        <w:t>записів</w:t>
-      </w:r>
-      <w:proofErr w:type="spellEnd"/>
-      <w:r>
-        <w:rPr>
-          <w:bCs/>
-          <w:sz w:val="28"/>
-          <w:szCs w:val="28"/>
-        </w:rPr>
-        <w:t xml:space="preserve"> і </w:t>
-      </w:r>
-      <w:proofErr w:type="spellStart"/>
-      <w:r>
-        <w:rPr>
-          <w:bCs/>
-          <w:sz w:val="28"/>
-          <w:szCs w:val="28"/>
-        </w:rPr>
-        <w:t>часовими</w:t>
-      </w:r>
-      <w:proofErr w:type="spellEnd"/>
-      <w:r>
-        <w:rPr>
-          <w:bCs/>
-          <w:sz w:val="28"/>
-          <w:szCs w:val="28"/>
-        </w:rPr>
-        <w:t xml:space="preserve"> </w:t>
-      </w:r>
-      <w:proofErr w:type="spellStart"/>
-      <w:r>
-        <w:rPr>
-          <w:bCs/>
-          <w:sz w:val="28"/>
-          <w:szCs w:val="28"/>
-        </w:rPr>
-        <w:t>обмеженнями</w:t>
-      </w:r>
-      <w:proofErr w:type="spellEnd"/>
-      <w:r>
-        <w:rPr>
-          <w:bCs/>
-          <w:sz w:val="28"/>
-          <w:szCs w:val="28"/>
-        </w:rPr>
-        <w:t xml:space="preserve"> </w:t>
-      </w:r>
-      <w:proofErr w:type="spellStart"/>
-      <w:r>
-        <w:rPr>
-          <w:bCs/>
-          <w:sz w:val="28"/>
-          <w:szCs w:val="28"/>
-        </w:rPr>
-        <w:t>входу</w:t>
-      </w:r>
-      <w:proofErr w:type="spellEnd"/>
-      <w:r>
-        <w:rPr>
-          <w:bCs/>
-          <w:sz w:val="28"/>
-          <w:szCs w:val="28"/>
-        </w:rPr>
-        <w:t xml:space="preserve">. </w:t>
-      </w:r>
-      <w:proofErr w:type="spellStart"/>
-      <w:r>
-        <w:rPr>
-          <w:bCs/>
-          <w:sz w:val="28"/>
-          <w:szCs w:val="28"/>
-        </w:rPr>
-        <w:t>Також</w:t>
-      </w:r>
-      <w:proofErr w:type="spellEnd"/>
-      <w:r>
-        <w:rPr>
-          <w:bCs/>
-          <w:sz w:val="28"/>
-          <w:szCs w:val="28"/>
-        </w:rPr>
-        <w:t xml:space="preserve"> </w:t>
-      </w:r>
-      <w:proofErr w:type="spellStart"/>
-      <w:r>
-        <w:rPr>
-          <w:bCs/>
-          <w:sz w:val="28"/>
-          <w:szCs w:val="28"/>
-        </w:rPr>
-        <w:t>створено</w:t>
-      </w:r>
-      <w:proofErr w:type="spellEnd"/>
-      <w:r>
-        <w:rPr>
-          <w:bCs/>
-          <w:sz w:val="28"/>
-          <w:szCs w:val="28"/>
-        </w:rPr>
-        <w:t xml:space="preserve"> </w:t>
-      </w:r>
-      <w:proofErr w:type="spellStart"/>
-      <w:r>
-        <w:rPr>
-          <w:bCs/>
-          <w:sz w:val="28"/>
-          <w:szCs w:val="28"/>
-        </w:rPr>
-        <w:t>переміщуваний</w:t>
-      </w:r>
-      <w:proofErr w:type="spellEnd"/>
-      <w:r>
-        <w:rPr>
-          <w:bCs/>
-          <w:sz w:val="28"/>
-          <w:szCs w:val="28"/>
-        </w:rPr>
-        <w:t xml:space="preserve"> </w:t>
-      </w:r>
-      <w:proofErr w:type="spellStart"/>
-      <w:r>
-        <w:rPr>
-          <w:bCs/>
-          <w:sz w:val="28"/>
-          <w:szCs w:val="28"/>
-        </w:rPr>
-        <w:t>профіль</w:t>
-      </w:r>
-      <w:proofErr w:type="spellEnd"/>
-      <w:r>
-        <w:rPr>
-          <w:bCs/>
-          <w:sz w:val="28"/>
-          <w:szCs w:val="28"/>
-        </w:rPr>
-        <w:t xml:space="preserve"> </w:t>
-      </w:r>
-      <w:proofErr w:type="spellStart"/>
-      <w:r>
-        <w:rPr>
-          <w:bCs/>
-          <w:sz w:val="28"/>
-          <w:szCs w:val="28"/>
-        </w:rPr>
-        <w:t>користувача</w:t>
-      </w:r>
-      <w:proofErr w:type="spellEnd"/>
-      <w:r>
-        <w:rPr>
-          <w:bCs/>
-          <w:sz w:val="28"/>
-          <w:szCs w:val="28"/>
-        </w:rPr>
-        <w:t xml:space="preserve"> та </w:t>
-      </w:r>
-      <w:proofErr w:type="spellStart"/>
-      <w:r>
-        <w:rPr>
-          <w:bCs/>
-          <w:sz w:val="28"/>
-          <w:szCs w:val="28"/>
-        </w:rPr>
-        <w:t>перевірено</w:t>
-      </w:r>
-      <w:proofErr w:type="spellEnd"/>
-      <w:r>
-        <w:rPr>
-          <w:bCs/>
-          <w:sz w:val="28"/>
-          <w:szCs w:val="28"/>
-        </w:rPr>
-        <w:t xml:space="preserve"> </w:t>
-      </w:r>
-      <w:proofErr w:type="spellStart"/>
-      <w:r>
-        <w:rPr>
-          <w:bCs/>
-          <w:sz w:val="28"/>
-          <w:szCs w:val="28"/>
-        </w:rPr>
-        <w:t>його</w:t>
-      </w:r>
-      <w:proofErr w:type="spellEnd"/>
-      <w:r>
-        <w:rPr>
-          <w:bCs/>
-          <w:sz w:val="28"/>
-          <w:szCs w:val="28"/>
-        </w:rPr>
-        <w:t xml:space="preserve"> </w:t>
-      </w:r>
-      <w:proofErr w:type="spellStart"/>
-      <w:r>
-        <w:rPr>
-          <w:bCs/>
-          <w:sz w:val="28"/>
-          <w:szCs w:val="28"/>
-        </w:rPr>
-        <w:t>роботу</w:t>
-      </w:r>
-      <w:proofErr w:type="spellEnd"/>
-      <w:r>
-        <w:rPr>
-          <w:bCs/>
-          <w:sz w:val="28"/>
-          <w:szCs w:val="28"/>
-        </w:rPr>
-        <w:t xml:space="preserve">. </w:t>
-      </w:r>
-      <w:proofErr w:type="spellStart"/>
-      <w:r>
-        <w:rPr>
-          <w:bCs/>
-          <w:sz w:val="28"/>
-          <w:szCs w:val="28"/>
-        </w:rPr>
-        <w:t>Отримані</w:t>
-      </w:r>
-      <w:proofErr w:type="spellEnd"/>
-      <w:r>
-        <w:rPr>
-          <w:bCs/>
-          <w:sz w:val="28"/>
-          <w:szCs w:val="28"/>
-        </w:rPr>
-        <w:t xml:space="preserve"> </w:t>
-      </w:r>
-      <w:proofErr w:type="spellStart"/>
-      <w:r>
-        <w:rPr>
-          <w:bCs/>
-          <w:sz w:val="28"/>
-          <w:szCs w:val="28"/>
-        </w:rPr>
-        <w:t>навички</w:t>
-      </w:r>
-      <w:proofErr w:type="spellEnd"/>
-      <w:r>
-        <w:rPr>
-          <w:bCs/>
-          <w:sz w:val="28"/>
-          <w:szCs w:val="28"/>
-        </w:rPr>
-        <w:t xml:space="preserve"> </w:t>
-      </w:r>
-      <w:proofErr w:type="spellStart"/>
-      <w:r>
-        <w:rPr>
-          <w:bCs/>
-          <w:sz w:val="28"/>
-          <w:szCs w:val="28"/>
-        </w:rPr>
-        <w:t>дозволяють</w:t>
-      </w:r>
-      <w:proofErr w:type="spellEnd"/>
-      <w:r>
-        <w:rPr>
-          <w:bCs/>
-          <w:sz w:val="28"/>
-          <w:szCs w:val="28"/>
-        </w:rPr>
-        <w:t xml:space="preserve"> </w:t>
-      </w:r>
-      <w:proofErr w:type="spellStart"/>
-      <w:r>
-        <w:rPr>
-          <w:bCs/>
-          <w:sz w:val="28"/>
-          <w:szCs w:val="28"/>
-        </w:rPr>
-        <w:t>ефективно</w:t>
-      </w:r>
-      <w:proofErr w:type="spellEnd"/>
-      <w:r>
-        <w:rPr>
-          <w:bCs/>
-          <w:sz w:val="28"/>
-          <w:szCs w:val="28"/>
-        </w:rPr>
-        <w:t xml:space="preserve"> </w:t>
-      </w:r>
-      <w:proofErr w:type="spellStart"/>
-      <w:r>
-        <w:rPr>
-          <w:bCs/>
-          <w:sz w:val="28"/>
-          <w:szCs w:val="28"/>
-        </w:rPr>
-        <w:t>адмініструвати</w:t>
-      </w:r>
-      <w:proofErr w:type="spellEnd"/>
-      <w:r>
-        <w:rPr>
-          <w:bCs/>
-          <w:sz w:val="28"/>
-          <w:szCs w:val="28"/>
-        </w:rPr>
-        <w:t xml:space="preserve"> </w:t>
-      </w:r>
-      <w:proofErr w:type="spellStart"/>
-      <w:r>
-        <w:rPr>
-          <w:bCs/>
-          <w:sz w:val="28"/>
-          <w:szCs w:val="28"/>
-        </w:rPr>
-        <w:t>багатокористувацьке</w:t>
-      </w:r>
-      <w:proofErr w:type="spellEnd"/>
-      <w:r>
-        <w:rPr>
-          <w:bCs/>
-          <w:sz w:val="28"/>
-          <w:szCs w:val="28"/>
-        </w:rPr>
-        <w:t xml:space="preserve"> </w:t>
-      </w:r>
-      <w:proofErr w:type="spellStart"/>
-      <w:r>
-        <w:rPr>
-          <w:bCs/>
-          <w:sz w:val="28"/>
-          <w:szCs w:val="28"/>
-        </w:rPr>
-        <w:t>середовище</w:t>
-      </w:r>
-      <w:proofErr w:type="spellEnd"/>
-      <w:r>
-        <w:rPr>
-          <w:bCs/>
-          <w:sz w:val="28"/>
-          <w:szCs w:val="28"/>
-        </w:rPr>
-        <w:t xml:space="preserve"> Windows.</w:t>
+        <w:t>У ході виконання лабораторної роботи було вивчено способи керування користувачами та групами в ОС Windows 10. Створено облікові записи з різними рівнями доступу, змінено паролі й перевірено роботу системних обмежень. За допомогою оснасток MMC і командного рядка реалізовано керування групами, термінами дії облікових записів і часовими обмеженнями входу. Також створено переміщуваний профіль користувача та перевірено його роботу. Отримані навички дозволяють ефективно адмініструвати багатокористувацьке середовище Windows.</w:t>
       </w:r>
     </w:p>
     <w:sectPr>
@@ -14129,6 +9558,7 @@
   <w:style w:type="character" w:default="1" w:styleId="a0">
     <w:name w:val="Default Paragraph Font"/>
     <w:uiPriority w:val="1"/>
+    <w:semiHidden/>
     <w:unhideWhenUsed/>
   </w:style>
   <w:style w:type="table" w:default="1" w:styleId="a1">
